--- a/sec_sem/life_cycle/Lab_4/Lab_4.docx
+++ b/sec_sem/life_cycle/Lab_4/Lab_4.docx
@@ -244,216 +244,3356 @@
         </w:rPr>
         <w:t>Kanban</w:t>
       </w:r>
+      <w:r>
+        <w:rPr>
+          <w:rFonts w:ascii="Times New Roman" w:hAnsi="Times New Roman" w:cs="Times New Roman"/>
+          <w:sz w:val="32"/>
+          <w:szCs w:val="32"/>
+        </w:rPr>
+        <w:t>”</w:t>
+      </w:r>
+    </w:p>
+    <w:p>
+      <w:pPr>
+        <w:rPr>
+          <w:rFonts w:ascii="Times New Roman" w:hAnsi="Times New Roman" w:cs="Times New Roman"/>
+          <w:sz w:val="32"/>
+          <w:szCs w:val="32"/>
+        </w:rPr>
+      </w:pPr>
+    </w:p>
+    <w:p>
+      <w:pPr>
+        <w:jc w:val="center"/>
+        <w:rPr>
+          <w:rFonts w:ascii="Times New Roman" w:hAnsi="Times New Roman" w:cs="Times New Roman"/>
+          <w:sz w:val="32"/>
+          <w:szCs w:val="32"/>
+        </w:rPr>
+      </w:pPr>
+    </w:p>
+    <w:p>
+      <w:pPr>
+        <w:jc w:val="right"/>
+        <w:rPr>
+          <w:rFonts w:ascii="Times New Roman" w:hAnsi="Times New Roman" w:cs="Times New Roman"/>
+          <w:sz w:val="32"/>
+          <w:szCs w:val="32"/>
+        </w:rPr>
+      </w:pPr>
+      <w:r>
+        <w:rPr>
+          <w:rFonts w:ascii="Times New Roman" w:hAnsi="Times New Roman" w:cs="Times New Roman"/>
+          <w:sz w:val="32"/>
+          <w:szCs w:val="32"/>
+        </w:rPr>
+        <w:t>Виконав:</w:t>
+      </w:r>
+    </w:p>
+    <w:p>
+      <w:pPr>
+        <w:jc w:val="right"/>
+        <w:rPr>
+          <w:rFonts w:ascii="Times New Roman" w:hAnsi="Times New Roman" w:cs="Times New Roman"/>
+          <w:sz w:val="32"/>
+          <w:szCs w:val="32"/>
+        </w:rPr>
+      </w:pPr>
+      <w:r>
+        <w:rPr>
+          <w:rFonts w:ascii="Times New Roman" w:hAnsi="Times New Roman" w:cs="Times New Roman"/>
+          <w:sz w:val="32"/>
+          <w:szCs w:val="32"/>
+        </w:rPr>
+        <w:t xml:space="preserve">Студент. гр. ФеП-41 </w:t>
+      </w:r>
+      <w:proofErr w:type="spellStart"/>
+      <w:r>
+        <w:rPr>
+          <w:rFonts w:ascii="Times New Roman" w:hAnsi="Times New Roman" w:cs="Times New Roman"/>
+          <w:sz w:val="32"/>
+          <w:szCs w:val="32"/>
+        </w:rPr>
+        <w:t>Фіняк</w:t>
+      </w:r>
+      <w:proofErr w:type="spellEnd"/>
+      <w:r>
+        <w:rPr>
+          <w:rFonts w:ascii="Times New Roman" w:hAnsi="Times New Roman" w:cs="Times New Roman"/>
+          <w:sz w:val="32"/>
+          <w:szCs w:val="32"/>
+        </w:rPr>
+        <w:t xml:space="preserve"> Олег</w:t>
+      </w:r>
+    </w:p>
+    <w:p>
+      <w:pPr>
+        <w:jc w:val="right"/>
+        <w:rPr>
+          <w:rFonts w:ascii="Times New Roman" w:hAnsi="Times New Roman" w:cs="Times New Roman"/>
+          <w:sz w:val="32"/>
+          <w:szCs w:val="32"/>
+        </w:rPr>
+      </w:pPr>
+      <w:r>
+        <w:rPr>
+          <w:rFonts w:ascii="Times New Roman" w:hAnsi="Times New Roman" w:cs="Times New Roman"/>
+          <w:sz w:val="32"/>
+          <w:szCs w:val="32"/>
+        </w:rPr>
+        <w:t xml:space="preserve">Перевірив: </w:t>
+      </w:r>
+    </w:p>
+    <w:p>
+      <w:pPr>
+        <w:jc w:val="right"/>
+        <w:rPr>
+          <w:rFonts w:ascii="Times New Roman" w:hAnsi="Times New Roman" w:cs="Times New Roman"/>
+          <w:sz w:val="32"/>
+          <w:szCs w:val="32"/>
+        </w:rPr>
+      </w:pPr>
+      <w:proofErr w:type="spellStart"/>
+      <w:r>
+        <w:rPr>
+          <w:rFonts w:ascii="Times New Roman" w:hAnsi="Times New Roman" w:cs="Times New Roman"/>
+          <w:sz w:val="32"/>
+          <w:szCs w:val="32"/>
+        </w:rPr>
+        <w:t>Франів</w:t>
+      </w:r>
+      <w:proofErr w:type="spellEnd"/>
+      <w:r>
+        <w:rPr>
+          <w:rFonts w:ascii="Times New Roman" w:hAnsi="Times New Roman" w:cs="Times New Roman"/>
+          <w:sz w:val="32"/>
+          <w:szCs w:val="32"/>
+        </w:rPr>
+        <w:t xml:space="preserve"> В.А</w:t>
+      </w:r>
+      <w:r>
+        <w:rPr>
+          <w:rFonts w:ascii="Times New Roman" w:hAnsi="Times New Roman" w:cs="Times New Roman"/>
+          <w:sz w:val="32"/>
+          <w:szCs w:val="32"/>
+        </w:rPr>
+        <w:t>.</w:t>
+      </w:r>
+    </w:p>
+    <w:p>
+      <w:pPr>
+        <w:jc w:val="center"/>
+        <w:rPr>
+          <w:rFonts w:ascii="Times New Roman" w:hAnsi="Times New Roman" w:cs="Times New Roman"/>
+          <w:sz w:val="32"/>
+          <w:szCs w:val="32"/>
+        </w:rPr>
+      </w:pPr>
+    </w:p>
+    <w:p>
+      <w:pPr>
+        <w:jc w:val="center"/>
+        <w:rPr>
+          <w:rFonts w:ascii="Times New Roman" w:hAnsi="Times New Roman" w:cs="Times New Roman"/>
+          <w:sz w:val="32"/>
+          <w:szCs w:val="32"/>
+        </w:rPr>
+      </w:pPr>
+    </w:p>
+    <w:p>
+      <w:pPr>
+        <w:rPr>
+          <w:rFonts w:ascii="Times New Roman" w:hAnsi="Times New Roman" w:cs="Times New Roman"/>
+          <w:sz w:val="32"/>
+          <w:szCs w:val="32"/>
+        </w:rPr>
+      </w:pPr>
+    </w:p>
+    <w:p>
+      <w:pPr>
+        <w:rPr>
+          <w:rFonts w:ascii="Times New Roman" w:hAnsi="Times New Roman" w:cs="Times New Roman"/>
+          <w:sz w:val="32"/>
+          <w:szCs w:val="32"/>
+        </w:rPr>
+      </w:pPr>
+    </w:p>
+    <w:p>
+      <w:pPr>
+        <w:rPr>
+          <w:rFonts w:ascii="Times New Roman" w:hAnsi="Times New Roman" w:cs="Times New Roman"/>
+          <w:sz w:val="32"/>
+          <w:szCs w:val="32"/>
+        </w:rPr>
+      </w:pPr>
+    </w:p>
+    <w:p>
+      <w:pPr>
+        <w:rPr>
+          <w:rFonts w:ascii="Times New Roman" w:hAnsi="Times New Roman" w:cs="Times New Roman"/>
+          <w:sz w:val="32"/>
+          <w:szCs w:val="32"/>
+        </w:rPr>
+      </w:pPr>
+    </w:p>
+    <w:p>
+      <w:pPr>
+        <w:jc w:val="center"/>
+        <w:rPr>
+          <w:rFonts w:ascii="Times New Roman" w:hAnsi="Times New Roman" w:cs="Times New Roman"/>
+          <w:sz w:val="32"/>
+          <w:szCs w:val="32"/>
+        </w:rPr>
+      </w:pPr>
+      <w:r>
+        <w:rPr>
+          <w:rFonts w:ascii="Times New Roman" w:hAnsi="Times New Roman" w:cs="Times New Roman"/>
+          <w:sz w:val="32"/>
+          <w:szCs w:val="32"/>
+        </w:rPr>
+        <w:t>Львів – 2026</w:t>
+      </w:r>
+    </w:p>
+    <w:p>
+      <w:pPr>
+        <w:jc w:val="center"/>
+        <w:rPr>
+          <w:rFonts w:ascii="Times New Roman" w:hAnsi="Times New Roman" w:cs="Times New Roman"/>
+          <w:sz w:val="32"/>
+          <w:szCs w:val="32"/>
+        </w:rPr>
+      </w:pPr>
+    </w:p>
+    <w:p>
+      <w:pPr>
+        <w:jc w:val="both"/>
+        <w:rPr>
+          <w:rFonts w:ascii="Times New Roman" w:hAnsi="Times New Roman" w:cs="Times New Roman"/>
+          <w:sz w:val="28"/>
+          <w:szCs w:val="28"/>
+        </w:rPr>
+      </w:pPr>
+      <w:r>
+        <w:rPr>
+          <w:rFonts w:ascii="Times New Roman" w:hAnsi="Times New Roman" w:cs="Times New Roman"/>
+          <w:b/>
+          <w:sz w:val="28"/>
+          <w:szCs w:val="28"/>
+        </w:rPr>
+        <w:lastRenderedPageBreak/>
+        <w:t>Мета роботи:</w:t>
+      </w:r>
+      <w:r>
+        <w:rPr>
+          <w:rFonts w:ascii="Times New Roman" w:hAnsi="Times New Roman" w:cs="Times New Roman"/>
+          <w:sz w:val="28"/>
+          <w:szCs w:val="28"/>
+        </w:rPr>
+        <w:t xml:space="preserve"> Ознайомлення з підходом до розробки програмного забезпечення </w:t>
+      </w:r>
+      <w:proofErr w:type="spellStart"/>
+      <w:r>
+        <w:rPr>
+          <w:rFonts w:ascii="Times New Roman" w:hAnsi="Times New Roman" w:cs="Times New Roman"/>
+          <w:sz w:val="28"/>
+          <w:szCs w:val="28"/>
+        </w:rPr>
+        <w:t>Agile</w:t>
+      </w:r>
+      <w:proofErr w:type="spellEnd"/>
+      <w:r>
+        <w:rPr>
+          <w:rFonts w:ascii="Times New Roman" w:hAnsi="Times New Roman" w:cs="Times New Roman"/>
+          <w:sz w:val="28"/>
+          <w:szCs w:val="28"/>
+        </w:rPr>
+        <w:t xml:space="preserve"> </w:t>
+      </w:r>
+      <w:proofErr w:type="spellStart"/>
+      <w:r>
+        <w:rPr>
+          <w:rFonts w:ascii="Times New Roman" w:hAnsi="Times New Roman" w:cs="Times New Roman"/>
+          <w:sz w:val="28"/>
+          <w:szCs w:val="28"/>
+        </w:rPr>
+        <w:t>Kanban</w:t>
+      </w:r>
+      <w:proofErr w:type="spellEnd"/>
+      <w:r>
+        <w:rPr>
+          <w:rFonts w:ascii="Times New Roman" w:hAnsi="Times New Roman" w:cs="Times New Roman"/>
+          <w:sz w:val="28"/>
+          <w:szCs w:val="28"/>
+        </w:rPr>
+        <w:t xml:space="preserve">, вивчення його основних принципів та етапів. Освоєння сильних та слабких сторін підходу до розробки програмного забезпечення </w:t>
+      </w:r>
+      <w:proofErr w:type="spellStart"/>
+      <w:r>
+        <w:rPr>
+          <w:rFonts w:ascii="Times New Roman" w:hAnsi="Times New Roman" w:cs="Times New Roman"/>
+          <w:sz w:val="28"/>
+          <w:szCs w:val="28"/>
+        </w:rPr>
+        <w:t>Kanban</w:t>
+      </w:r>
+      <w:proofErr w:type="spellEnd"/>
+      <w:r>
+        <w:rPr>
+          <w:rFonts w:ascii="Times New Roman" w:hAnsi="Times New Roman" w:cs="Times New Roman"/>
+          <w:sz w:val="28"/>
+          <w:szCs w:val="28"/>
+        </w:rPr>
+        <w:t xml:space="preserve">. Зіставлення двох дуже близьких підходів </w:t>
+      </w:r>
+      <w:proofErr w:type="spellStart"/>
+      <w:r>
+        <w:rPr>
+          <w:rFonts w:ascii="Times New Roman" w:hAnsi="Times New Roman" w:cs="Times New Roman"/>
+          <w:sz w:val="28"/>
+          <w:szCs w:val="28"/>
+        </w:rPr>
+        <w:t>Scrum</w:t>
+      </w:r>
+      <w:proofErr w:type="spellEnd"/>
+      <w:r>
+        <w:rPr>
+          <w:rFonts w:ascii="Times New Roman" w:hAnsi="Times New Roman" w:cs="Times New Roman"/>
+          <w:sz w:val="28"/>
+          <w:szCs w:val="28"/>
+        </w:rPr>
+        <w:t xml:space="preserve"> і </w:t>
+      </w:r>
+      <w:proofErr w:type="spellStart"/>
+      <w:r>
+        <w:rPr>
+          <w:rFonts w:ascii="Times New Roman" w:hAnsi="Times New Roman" w:cs="Times New Roman"/>
+          <w:sz w:val="28"/>
+          <w:szCs w:val="28"/>
+        </w:rPr>
+        <w:t>Kanban</w:t>
+      </w:r>
+      <w:proofErr w:type="spellEnd"/>
+    </w:p>
+    <w:p>
+      <w:pPr>
+        <w:jc w:val="both"/>
+        <w:rPr>
+          <w:rFonts w:ascii="Times New Roman" w:hAnsi="Times New Roman" w:cs="Times New Roman"/>
+          <w:sz w:val="28"/>
+          <w:szCs w:val="28"/>
+        </w:rPr>
+      </w:pPr>
+      <w:r>
+        <w:rPr>
+          <w:rFonts w:ascii="Times New Roman" w:hAnsi="Times New Roman" w:cs="Times New Roman"/>
+          <w:b/>
+          <w:sz w:val="28"/>
+          <w:szCs w:val="28"/>
+        </w:rPr>
+        <w:t>Вимоги до результатів виконання лабораторної роботи:</w:t>
+      </w:r>
+      <w:r>
+        <w:rPr>
+          <w:rFonts w:ascii="Times New Roman" w:hAnsi="Times New Roman" w:cs="Times New Roman"/>
+          <w:sz w:val="28"/>
+          <w:szCs w:val="28"/>
+        </w:rPr>
+        <w:t xml:space="preserve"> </w:t>
+      </w:r>
+    </w:p>
+    <w:p>
+      <w:pPr>
+        <w:jc w:val="both"/>
+        <w:rPr>
+          <w:rFonts w:ascii="Times New Roman" w:hAnsi="Times New Roman" w:cs="Times New Roman"/>
+          <w:sz w:val="28"/>
+          <w:szCs w:val="28"/>
+        </w:rPr>
+      </w:pPr>
+      <w:r>
+        <w:rPr>
+          <w:rFonts w:ascii="Times New Roman" w:hAnsi="Times New Roman" w:cs="Times New Roman"/>
+          <w:sz w:val="28"/>
+          <w:szCs w:val="28"/>
+        </w:rPr>
+        <w:t xml:space="preserve">1. Розробити проект використовуючи підхід </w:t>
+      </w:r>
+      <w:proofErr w:type="spellStart"/>
+      <w:r>
+        <w:rPr>
+          <w:rFonts w:ascii="Times New Roman" w:hAnsi="Times New Roman" w:cs="Times New Roman"/>
+          <w:sz w:val="28"/>
+          <w:szCs w:val="28"/>
+        </w:rPr>
+        <w:t>Kanban</w:t>
+      </w:r>
+      <w:proofErr w:type="spellEnd"/>
+      <w:r>
+        <w:rPr>
+          <w:rFonts w:ascii="Times New Roman" w:hAnsi="Times New Roman" w:cs="Times New Roman"/>
+          <w:sz w:val="28"/>
+          <w:szCs w:val="28"/>
+        </w:rPr>
+        <w:t xml:space="preserve">. Можна використати проект з лабораторної роботи №3. </w:t>
+      </w:r>
+    </w:p>
+    <w:p>
+      <w:pPr>
+        <w:jc w:val="both"/>
+        <w:rPr>
+          <w:rFonts w:ascii="Times New Roman" w:hAnsi="Times New Roman" w:cs="Times New Roman"/>
+          <w:sz w:val="28"/>
+          <w:szCs w:val="28"/>
+        </w:rPr>
+      </w:pPr>
+      <w:r>
+        <w:rPr>
+          <w:rFonts w:ascii="Times New Roman" w:hAnsi="Times New Roman" w:cs="Times New Roman"/>
+          <w:sz w:val="28"/>
+          <w:szCs w:val="28"/>
+        </w:rPr>
+        <w:t xml:space="preserve">2. Описати ключові стадії розробки проекту. </w:t>
+      </w:r>
+    </w:p>
+    <w:p>
+      <w:pPr>
+        <w:jc w:val="both"/>
+        <w:rPr>
+          <w:rFonts w:ascii="Times New Roman" w:hAnsi="Times New Roman" w:cs="Times New Roman"/>
+          <w:sz w:val="28"/>
+          <w:szCs w:val="28"/>
+        </w:rPr>
+      </w:pPr>
+      <w:r>
+        <w:rPr>
+          <w:rFonts w:ascii="Times New Roman" w:hAnsi="Times New Roman" w:cs="Times New Roman"/>
+          <w:sz w:val="28"/>
+          <w:szCs w:val="28"/>
+        </w:rPr>
+        <w:t>3. Проаналізувати плюси та мінуси підходу до розробки програмного забезпечення базуючись на отриманому досвіді. При наявності ідей для покращення роботи підходу навести ці ідеї.</w:t>
+      </w:r>
+    </w:p>
+    <w:p>
+      <w:pPr>
+        <w:jc w:val="both"/>
+        <w:rPr>
+          <w:rFonts w:ascii="Times New Roman" w:hAnsi="Times New Roman" w:cs="Times New Roman"/>
+          <w:sz w:val="28"/>
+          <w:szCs w:val="28"/>
+        </w:rPr>
+      </w:pPr>
+      <w:r>
+        <w:rPr>
+          <w:rFonts w:ascii="Times New Roman" w:hAnsi="Times New Roman" w:cs="Times New Roman"/>
+          <w:b/>
+          <w:sz w:val="28"/>
+          <w:szCs w:val="28"/>
+        </w:rPr>
+        <w:t>Порядок виконання роботи:</w:t>
+      </w:r>
+      <w:r>
+        <w:rPr>
+          <w:rFonts w:ascii="Times New Roman" w:hAnsi="Times New Roman" w:cs="Times New Roman"/>
+          <w:sz w:val="28"/>
+          <w:szCs w:val="28"/>
+        </w:rPr>
+        <w:t xml:space="preserve"> </w:t>
+      </w:r>
+    </w:p>
+    <w:p>
+      <w:pPr>
+        <w:jc w:val="both"/>
+        <w:rPr>
+          <w:rFonts w:ascii="Times New Roman" w:hAnsi="Times New Roman" w:cs="Times New Roman"/>
+          <w:sz w:val="28"/>
+          <w:szCs w:val="28"/>
+        </w:rPr>
+      </w:pPr>
+      <w:r>
+        <w:rPr>
+          <w:rFonts w:ascii="Times New Roman" w:hAnsi="Times New Roman" w:cs="Times New Roman"/>
+          <w:sz w:val="28"/>
+          <w:szCs w:val="28"/>
+        </w:rPr>
+        <w:t xml:space="preserve">1. Освоїти вище наведений теоретичний матеріал. </w:t>
+      </w:r>
+    </w:p>
+    <w:p>
+      <w:pPr>
+        <w:jc w:val="both"/>
+        <w:rPr>
+          <w:rFonts w:ascii="Times New Roman" w:hAnsi="Times New Roman" w:cs="Times New Roman"/>
+          <w:sz w:val="28"/>
+          <w:szCs w:val="28"/>
+        </w:rPr>
+      </w:pPr>
+      <w:r>
+        <w:rPr>
+          <w:rFonts w:ascii="Times New Roman" w:hAnsi="Times New Roman" w:cs="Times New Roman"/>
+          <w:sz w:val="28"/>
+          <w:szCs w:val="28"/>
+        </w:rPr>
+        <w:t xml:space="preserve">2. Розробити ІТ проект використовуючи підхід до розробки програмного забезпечення </w:t>
+      </w:r>
+      <w:proofErr w:type="spellStart"/>
+      <w:r>
+        <w:rPr>
+          <w:rFonts w:ascii="Times New Roman" w:hAnsi="Times New Roman" w:cs="Times New Roman"/>
+          <w:sz w:val="28"/>
+          <w:szCs w:val="28"/>
+        </w:rPr>
+        <w:t>Kanban</w:t>
+      </w:r>
+      <w:proofErr w:type="spellEnd"/>
+      <w:r>
+        <w:rPr>
+          <w:rFonts w:ascii="Times New Roman" w:hAnsi="Times New Roman" w:cs="Times New Roman"/>
+          <w:sz w:val="28"/>
+          <w:szCs w:val="28"/>
+        </w:rPr>
+        <w:t xml:space="preserve">. </w:t>
+      </w:r>
+    </w:p>
+    <w:p>
+      <w:pPr>
+        <w:jc w:val="both"/>
+        <w:rPr>
+          <w:rFonts w:ascii="Times New Roman" w:hAnsi="Times New Roman" w:cs="Times New Roman"/>
+          <w:sz w:val="28"/>
+          <w:szCs w:val="28"/>
+        </w:rPr>
+      </w:pPr>
+      <w:r>
+        <w:rPr>
+          <w:rFonts w:ascii="Times New Roman" w:hAnsi="Times New Roman" w:cs="Times New Roman"/>
+          <w:sz w:val="28"/>
+          <w:szCs w:val="28"/>
+        </w:rPr>
+        <w:t xml:space="preserve">3. Використовуючи будь-який (на кшталт www.atlassian.com ) відкритий сервіс для реалізації </w:t>
+      </w:r>
+      <w:proofErr w:type="spellStart"/>
+      <w:r>
+        <w:rPr>
+          <w:rFonts w:ascii="Times New Roman" w:hAnsi="Times New Roman" w:cs="Times New Roman"/>
+          <w:sz w:val="28"/>
+          <w:szCs w:val="28"/>
+        </w:rPr>
+        <w:t>Kanban</w:t>
+      </w:r>
+      <w:proofErr w:type="spellEnd"/>
+      <w:r>
+        <w:rPr>
+          <w:rFonts w:ascii="Times New Roman" w:hAnsi="Times New Roman" w:cs="Times New Roman"/>
+          <w:sz w:val="28"/>
+          <w:szCs w:val="28"/>
+        </w:rPr>
+        <w:t xml:space="preserve">, створити </w:t>
+      </w:r>
+      <w:proofErr w:type="spellStart"/>
+      <w:r>
+        <w:rPr>
+          <w:rFonts w:ascii="Times New Roman" w:hAnsi="Times New Roman" w:cs="Times New Roman"/>
+          <w:sz w:val="28"/>
+          <w:szCs w:val="28"/>
+        </w:rPr>
+        <w:t>product</w:t>
+      </w:r>
+      <w:proofErr w:type="spellEnd"/>
+      <w:r>
+        <w:rPr>
+          <w:rFonts w:ascii="Times New Roman" w:hAnsi="Times New Roman" w:cs="Times New Roman"/>
+          <w:sz w:val="28"/>
+          <w:szCs w:val="28"/>
+        </w:rPr>
+        <w:t xml:space="preserve"> </w:t>
+      </w:r>
+      <w:proofErr w:type="spellStart"/>
+      <w:r>
+        <w:rPr>
+          <w:rFonts w:ascii="Times New Roman" w:hAnsi="Times New Roman" w:cs="Times New Roman"/>
+          <w:sz w:val="28"/>
+          <w:szCs w:val="28"/>
+        </w:rPr>
+        <w:t>backlog</w:t>
+      </w:r>
+      <w:proofErr w:type="spellEnd"/>
+      <w:r>
+        <w:rPr>
+          <w:rFonts w:ascii="Times New Roman" w:hAnsi="Times New Roman" w:cs="Times New Roman"/>
+          <w:sz w:val="28"/>
+          <w:szCs w:val="28"/>
+        </w:rPr>
+        <w:t xml:space="preserve">. </w:t>
+      </w:r>
+    </w:p>
+    <w:p>
+      <w:pPr>
+        <w:jc w:val="both"/>
+        <w:rPr>
+          <w:rFonts w:ascii="Times New Roman" w:hAnsi="Times New Roman" w:cs="Times New Roman"/>
+          <w:sz w:val="28"/>
+          <w:szCs w:val="28"/>
+        </w:rPr>
+      </w:pPr>
+      <w:r>
+        <w:rPr>
+          <w:rFonts w:ascii="Times New Roman" w:hAnsi="Times New Roman" w:cs="Times New Roman"/>
+          <w:sz w:val="28"/>
+          <w:szCs w:val="28"/>
+        </w:rPr>
+        <w:t xml:space="preserve">4. Наповнити </w:t>
+      </w:r>
+      <w:proofErr w:type="spellStart"/>
+      <w:r>
+        <w:rPr>
+          <w:rFonts w:ascii="Times New Roman" w:hAnsi="Times New Roman" w:cs="Times New Roman"/>
+          <w:sz w:val="28"/>
+          <w:szCs w:val="28"/>
+        </w:rPr>
+        <w:t>product</w:t>
+      </w:r>
+      <w:proofErr w:type="spellEnd"/>
+      <w:r>
+        <w:rPr>
+          <w:rFonts w:ascii="Times New Roman" w:hAnsi="Times New Roman" w:cs="Times New Roman"/>
+          <w:sz w:val="28"/>
+          <w:szCs w:val="28"/>
+        </w:rPr>
+        <w:t xml:space="preserve"> </w:t>
+      </w:r>
+      <w:proofErr w:type="spellStart"/>
+      <w:r>
+        <w:rPr>
+          <w:rFonts w:ascii="Times New Roman" w:hAnsi="Times New Roman" w:cs="Times New Roman"/>
+          <w:sz w:val="28"/>
+          <w:szCs w:val="28"/>
+        </w:rPr>
+        <w:t>backlog</w:t>
+      </w:r>
+      <w:proofErr w:type="spellEnd"/>
+      <w:r>
+        <w:rPr>
+          <w:rFonts w:ascii="Times New Roman" w:hAnsi="Times New Roman" w:cs="Times New Roman"/>
+          <w:sz w:val="28"/>
+          <w:szCs w:val="28"/>
+        </w:rPr>
+        <w:t xml:space="preserve">. 1 </w:t>
+      </w:r>
+      <w:proofErr w:type="spellStart"/>
+      <w:r>
+        <w:rPr>
+          <w:rFonts w:ascii="Times New Roman" w:hAnsi="Times New Roman" w:cs="Times New Roman"/>
+          <w:sz w:val="28"/>
+          <w:szCs w:val="28"/>
+        </w:rPr>
+        <w:t>epic</w:t>
+      </w:r>
+      <w:proofErr w:type="spellEnd"/>
+      <w:r>
+        <w:rPr>
+          <w:rFonts w:ascii="Times New Roman" w:hAnsi="Times New Roman" w:cs="Times New Roman"/>
+          <w:sz w:val="28"/>
+          <w:szCs w:val="28"/>
+        </w:rPr>
+        <w:t xml:space="preserve">, 3 </w:t>
+      </w:r>
+      <w:proofErr w:type="spellStart"/>
+      <w:r>
+        <w:rPr>
+          <w:rFonts w:ascii="Times New Roman" w:hAnsi="Times New Roman" w:cs="Times New Roman"/>
+          <w:sz w:val="28"/>
+          <w:szCs w:val="28"/>
+        </w:rPr>
+        <w:t>user</w:t>
+      </w:r>
+      <w:proofErr w:type="spellEnd"/>
+      <w:r>
+        <w:rPr>
+          <w:rFonts w:ascii="Times New Roman" w:hAnsi="Times New Roman" w:cs="Times New Roman"/>
+          <w:sz w:val="28"/>
+          <w:szCs w:val="28"/>
+        </w:rPr>
+        <w:t xml:space="preserve"> </w:t>
+      </w:r>
+      <w:proofErr w:type="spellStart"/>
+      <w:r>
+        <w:rPr>
+          <w:rFonts w:ascii="Times New Roman" w:hAnsi="Times New Roman" w:cs="Times New Roman"/>
+          <w:sz w:val="28"/>
+          <w:szCs w:val="28"/>
+        </w:rPr>
+        <w:t>story</w:t>
+      </w:r>
+      <w:proofErr w:type="spellEnd"/>
+      <w:r>
+        <w:rPr>
+          <w:rFonts w:ascii="Times New Roman" w:hAnsi="Times New Roman" w:cs="Times New Roman"/>
+          <w:sz w:val="28"/>
+          <w:szCs w:val="28"/>
+        </w:rPr>
+        <w:t xml:space="preserve">, 2 </w:t>
+      </w:r>
+      <w:proofErr w:type="spellStart"/>
+      <w:r>
+        <w:rPr>
+          <w:rFonts w:ascii="Times New Roman" w:hAnsi="Times New Roman" w:cs="Times New Roman"/>
+          <w:sz w:val="28"/>
+          <w:szCs w:val="28"/>
+        </w:rPr>
+        <w:t>tasks</w:t>
+      </w:r>
+      <w:proofErr w:type="spellEnd"/>
+      <w:r>
+        <w:rPr>
+          <w:rFonts w:ascii="Times New Roman" w:hAnsi="Times New Roman" w:cs="Times New Roman"/>
+          <w:sz w:val="28"/>
+          <w:szCs w:val="28"/>
+        </w:rPr>
+        <w:t xml:space="preserve"> для кожної </w:t>
+      </w:r>
+      <w:proofErr w:type="spellStart"/>
+      <w:r>
+        <w:rPr>
+          <w:rFonts w:ascii="Times New Roman" w:hAnsi="Times New Roman" w:cs="Times New Roman"/>
+          <w:sz w:val="28"/>
+          <w:szCs w:val="28"/>
+        </w:rPr>
+        <w:t>user</w:t>
+      </w:r>
+      <w:proofErr w:type="spellEnd"/>
+      <w:r>
+        <w:rPr>
+          <w:rFonts w:ascii="Times New Roman" w:hAnsi="Times New Roman" w:cs="Times New Roman"/>
+          <w:sz w:val="28"/>
+          <w:szCs w:val="28"/>
+        </w:rPr>
+        <w:t xml:space="preserve"> </w:t>
+      </w:r>
+      <w:proofErr w:type="spellStart"/>
+      <w:r>
+        <w:rPr>
+          <w:rFonts w:ascii="Times New Roman" w:hAnsi="Times New Roman" w:cs="Times New Roman"/>
+          <w:sz w:val="28"/>
+          <w:szCs w:val="28"/>
+        </w:rPr>
+        <w:t>story</w:t>
+      </w:r>
+      <w:proofErr w:type="spellEnd"/>
+      <w:r>
+        <w:rPr>
+          <w:rFonts w:ascii="Times New Roman" w:hAnsi="Times New Roman" w:cs="Times New Roman"/>
+          <w:sz w:val="28"/>
+          <w:szCs w:val="28"/>
+        </w:rPr>
+        <w:t xml:space="preserve">, 2 </w:t>
+      </w:r>
+      <w:proofErr w:type="spellStart"/>
+      <w:r>
+        <w:rPr>
+          <w:rFonts w:ascii="Times New Roman" w:hAnsi="Times New Roman" w:cs="Times New Roman"/>
+          <w:sz w:val="28"/>
+          <w:szCs w:val="28"/>
+        </w:rPr>
+        <w:t>sub</w:t>
+      </w:r>
+      <w:proofErr w:type="spellEnd"/>
+      <w:r>
+        <w:rPr>
+          <w:rFonts w:ascii="Times New Roman" w:hAnsi="Times New Roman" w:cs="Times New Roman"/>
+          <w:sz w:val="28"/>
+          <w:szCs w:val="28"/>
+        </w:rPr>
+        <w:t xml:space="preserve"> </w:t>
+      </w:r>
+      <w:proofErr w:type="spellStart"/>
+      <w:r>
+        <w:rPr>
+          <w:rFonts w:ascii="Times New Roman" w:hAnsi="Times New Roman" w:cs="Times New Roman"/>
+          <w:sz w:val="28"/>
+          <w:szCs w:val="28"/>
+        </w:rPr>
+        <w:t>tasks</w:t>
+      </w:r>
+      <w:proofErr w:type="spellEnd"/>
+      <w:r>
+        <w:rPr>
+          <w:rFonts w:ascii="Times New Roman" w:hAnsi="Times New Roman" w:cs="Times New Roman"/>
+          <w:sz w:val="28"/>
+          <w:szCs w:val="28"/>
+        </w:rPr>
+        <w:t xml:space="preserve"> для кожної </w:t>
+      </w:r>
+      <w:proofErr w:type="spellStart"/>
+      <w:r>
+        <w:rPr>
+          <w:rFonts w:ascii="Times New Roman" w:hAnsi="Times New Roman" w:cs="Times New Roman"/>
+          <w:sz w:val="28"/>
+          <w:szCs w:val="28"/>
+        </w:rPr>
+        <w:t>task</w:t>
+      </w:r>
+      <w:proofErr w:type="spellEnd"/>
+      <w:r>
+        <w:rPr>
+          <w:rFonts w:ascii="Times New Roman" w:hAnsi="Times New Roman" w:cs="Times New Roman"/>
+          <w:sz w:val="28"/>
+          <w:szCs w:val="28"/>
+        </w:rPr>
+        <w:t xml:space="preserve"> (Можна використати уже існуючі з ЛР №3). </w:t>
+      </w:r>
+    </w:p>
+    <w:p>
+      <w:pPr>
+        <w:jc w:val="both"/>
+        <w:rPr>
+          <w:rFonts w:ascii="Times New Roman" w:hAnsi="Times New Roman" w:cs="Times New Roman"/>
+          <w:sz w:val="28"/>
+          <w:szCs w:val="28"/>
+        </w:rPr>
+      </w:pPr>
+      <w:r>
+        <w:rPr>
+          <w:rFonts w:ascii="Times New Roman" w:hAnsi="Times New Roman" w:cs="Times New Roman"/>
+          <w:sz w:val="28"/>
+          <w:szCs w:val="28"/>
+        </w:rPr>
+        <w:t xml:space="preserve">5. Добавити до </w:t>
+      </w:r>
+      <w:proofErr w:type="spellStart"/>
+      <w:r>
+        <w:rPr>
+          <w:rFonts w:ascii="Times New Roman" w:hAnsi="Times New Roman" w:cs="Times New Roman"/>
+          <w:sz w:val="28"/>
+          <w:szCs w:val="28"/>
+        </w:rPr>
+        <w:t>product</w:t>
+      </w:r>
+      <w:proofErr w:type="spellEnd"/>
+      <w:r>
+        <w:rPr>
+          <w:rFonts w:ascii="Times New Roman" w:hAnsi="Times New Roman" w:cs="Times New Roman"/>
+          <w:sz w:val="28"/>
+          <w:szCs w:val="28"/>
+        </w:rPr>
+        <w:t xml:space="preserve"> </w:t>
+      </w:r>
+      <w:proofErr w:type="spellStart"/>
+      <w:r>
+        <w:rPr>
+          <w:rFonts w:ascii="Times New Roman" w:hAnsi="Times New Roman" w:cs="Times New Roman"/>
+          <w:sz w:val="28"/>
+          <w:szCs w:val="28"/>
+        </w:rPr>
+        <w:t>backlog</w:t>
+      </w:r>
+      <w:proofErr w:type="spellEnd"/>
+      <w:r>
+        <w:rPr>
+          <w:rFonts w:ascii="Times New Roman" w:hAnsi="Times New Roman" w:cs="Times New Roman"/>
+          <w:sz w:val="28"/>
+          <w:szCs w:val="28"/>
+        </w:rPr>
+        <w:t xml:space="preserve"> 3 </w:t>
+      </w:r>
+      <w:proofErr w:type="spellStart"/>
+      <w:r>
+        <w:rPr>
+          <w:rFonts w:ascii="Times New Roman" w:hAnsi="Times New Roman" w:cs="Times New Roman"/>
+          <w:sz w:val="28"/>
+          <w:szCs w:val="28"/>
+        </w:rPr>
+        <w:t>bugs</w:t>
+      </w:r>
+      <w:proofErr w:type="spellEnd"/>
+      <w:r>
+        <w:rPr>
+          <w:rFonts w:ascii="Times New Roman" w:hAnsi="Times New Roman" w:cs="Times New Roman"/>
+          <w:sz w:val="28"/>
+          <w:szCs w:val="28"/>
+        </w:rPr>
+        <w:t xml:space="preserve"> (Можна використати уже існуючі з ЛР №3). </w:t>
+      </w:r>
+    </w:p>
+    <w:p>
+      <w:pPr>
+        <w:jc w:val="both"/>
+        <w:rPr>
+          <w:rFonts w:ascii="Times New Roman" w:hAnsi="Times New Roman" w:cs="Times New Roman"/>
+          <w:sz w:val="28"/>
+          <w:szCs w:val="28"/>
+        </w:rPr>
+      </w:pPr>
+      <w:r>
+        <w:rPr>
+          <w:rFonts w:ascii="Times New Roman" w:hAnsi="Times New Roman" w:cs="Times New Roman"/>
+          <w:sz w:val="28"/>
+          <w:szCs w:val="28"/>
+        </w:rPr>
+        <w:t xml:space="preserve">6. Створи </w:t>
+      </w:r>
+      <w:proofErr w:type="spellStart"/>
+      <w:r>
+        <w:rPr>
+          <w:rFonts w:ascii="Times New Roman" w:hAnsi="Times New Roman" w:cs="Times New Roman"/>
+          <w:sz w:val="28"/>
+          <w:szCs w:val="28"/>
+        </w:rPr>
+        <w:t>Kanban</w:t>
+      </w:r>
+      <w:proofErr w:type="spellEnd"/>
+      <w:r>
+        <w:rPr>
+          <w:rFonts w:ascii="Times New Roman" w:hAnsi="Times New Roman" w:cs="Times New Roman"/>
+          <w:sz w:val="28"/>
+          <w:szCs w:val="28"/>
+        </w:rPr>
+        <w:t xml:space="preserve"> </w:t>
+      </w:r>
+      <w:proofErr w:type="spellStart"/>
+      <w:r>
+        <w:rPr>
+          <w:rFonts w:ascii="Times New Roman" w:hAnsi="Times New Roman" w:cs="Times New Roman"/>
+          <w:sz w:val="28"/>
+          <w:szCs w:val="28"/>
+        </w:rPr>
+        <w:t>board</w:t>
+      </w:r>
+      <w:proofErr w:type="spellEnd"/>
+      <w:r>
+        <w:rPr>
+          <w:rFonts w:ascii="Times New Roman" w:hAnsi="Times New Roman" w:cs="Times New Roman"/>
+          <w:sz w:val="28"/>
+          <w:szCs w:val="28"/>
+        </w:rPr>
+        <w:t xml:space="preserve"> з етапами які будуть найбільш релевантними до вашого проекту. </w:t>
+      </w:r>
+    </w:p>
+    <w:p>
+      <w:pPr>
+        <w:jc w:val="both"/>
+        <w:rPr>
+          <w:rFonts w:ascii="Times New Roman" w:hAnsi="Times New Roman" w:cs="Times New Roman"/>
+          <w:sz w:val="28"/>
+          <w:szCs w:val="28"/>
+        </w:rPr>
+      </w:pPr>
+      <w:r>
+        <w:rPr>
+          <w:rFonts w:ascii="Times New Roman" w:hAnsi="Times New Roman" w:cs="Times New Roman"/>
+          <w:sz w:val="28"/>
+          <w:szCs w:val="28"/>
+        </w:rPr>
+        <w:t xml:space="preserve">7. Проаналізувати на практиці основні відмінності між підходом </w:t>
+      </w:r>
+      <w:proofErr w:type="spellStart"/>
+      <w:r>
+        <w:rPr>
+          <w:rFonts w:ascii="Times New Roman" w:hAnsi="Times New Roman" w:cs="Times New Roman"/>
+          <w:sz w:val="28"/>
+          <w:szCs w:val="28"/>
+        </w:rPr>
+        <w:t>Scrum</w:t>
+      </w:r>
+      <w:proofErr w:type="spellEnd"/>
+      <w:r>
+        <w:rPr>
+          <w:rFonts w:ascii="Times New Roman" w:hAnsi="Times New Roman" w:cs="Times New Roman"/>
+          <w:sz w:val="28"/>
+          <w:szCs w:val="28"/>
+        </w:rPr>
+        <w:t xml:space="preserve"> і </w:t>
+      </w:r>
+      <w:proofErr w:type="spellStart"/>
+      <w:r>
+        <w:rPr>
+          <w:rFonts w:ascii="Times New Roman" w:hAnsi="Times New Roman" w:cs="Times New Roman"/>
+          <w:sz w:val="28"/>
+          <w:szCs w:val="28"/>
+        </w:rPr>
+        <w:t>Kanban</w:t>
+      </w:r>
+      <w:proofErr w:type="spellEnd"/>
+      <w:r>
+        <w:rPr>
+          <w:rFonts w:ascii="Times New Roman" w:hAnsi="Times New Roman" w:cs="Times New Roman"/>
+          <w:sz w:val="28"/>
+          <w:szCs w:val="28"/>
+        </w:rPr>
+        <w:t xml:space="preserve"> </w:t>
+      </w:r>
+    </w:p>
+    <w:p>
+      <w:pPr>
+        <w:jc w:val="both"/>
+        <w:rPr>
+          <w:rFonts w:ascii="Times New Roman" w:hAnsi="Times New Roman" w:cs="Times New Roman"/>
+          <w:sz w:val="28"/>
+          <w:szCs w:val="28"/>
+        </w:rPr>
+      </w:pPr>
+      <w:r>
+        <w:rPr>
+          <w:rFonts w:ascii="Times New Roman" w:hAnsi="Times New Roman" w:cs="Times New Roman"/>
+          <w:sz w:val="28"/>
+          <w:szCs w:val="28"/>
+        </w:rPr>
+        <w:t>8. Підвести підсумки.</w:t>
+      </w:r>
+    </w:p>
+    <w:p>
+      <w:pPr>
+        <w:jc w:val="both"/>
+        <w:rPr>
+          <w:rFonts w:ascii="Times New Roman" w:hAnsi="Times New Roman" w:cs="Times New Roman"/>
+          <w:sz w:val="28"/>
+          <w:szCs w:val="28"/>
+        </w:rPr>
+      </w:pPr>
+      <w:r>
+        <w:rPr>
+          <w:rFonts w:ascii="Times New Roman" w:hAnsi="Times New Roman" w:cs="Times New Roman"/>
+          <w:noProof/>
+          <w:sz w:val="28"/>
+          <w:szCs w:val="28"/>
+          <w:lang w:eastAsia="uk-UA"/>
+        </w:rPr>
+        <w:drawing>
+          <wp:inline distT="0" distB="0" distL="0" distR="0" wp14:anchorId="7F3BA9A6" wp14:editId="097C18C7">
+            <wp:extent cx="6120765" cy="2729865"/>
+            <wp:effectExtent l="0" t="0" r="0" b="0"/>
+            <wp:docPr id="1" name="Рисунок 1"/>
+            <wp:cNvGraphicFramePr>
+              <a:graphicFrameLocks xmlns:a="http://schemas.openxmlformats.org/drawingml/2006/main" noChangeAspect="1"/>
+            </wp:cNvGraphicFramePr>
+            <a:graphic xmlns:a="http://schemas.openxmlformats.org/drawingml/2006/main">
+              <a:graphicData uri="http://schemas.openxmlformats.org/drawingml/2006/picture">
+                <pic:pic xmlns:pic="http://schemas.openxmlformats.org/drawingml/2006/picture">
+                  <pic:nvPicPr>
+                    <pic:cNvPr id="1" name=""/>
+                    <pic:cNvPicPr/>
+                  </pic:nvPicPr>
+                  <pic:blipFill>
+                    <a:blip r:embed="rId5"/>
+                    <a:stretch>
+                      <a:fillRect/>
+                    </a:stretch>
+                  </pic:blipFill>
+                  <pic:spPr>
+                    <a:xfrm>
+                      <a:off x="0" y="0"/>
+                      <a:ext cx="6120765" cy="2729865"/>
+                    </a:xfrm>
+                    <a:prstGeom prst="rect">
+                      <a:avLst/>
+                    </a:prstGeom>
+                  </pic:spPr>
+                </pic:pic>
+              </a:graphicData>
+            </a:graphic>
+          </wp:inline>
+        </w:drawing>
+      </w:r>
+    </w:p>
+    <w:p>
+      <w:pPr>
+        <w:pStyle w:val="a3"/>
+        <w:jc w:val="both"/>
+        <w:rPr>
+          <w:sz w:val="28"/>
+          <w:szCs w:val="28"/>
+        </w:rPr>
+      </w:pPr>
+      <w:r>
+        <w:rPr>
+          <w:sz w:val="28"/>
+          <w:szCs w:val="28"/>
+        </w:rPr>
+        <w:lastRenderedPageBreak/>
+        <w:t>Щоб уникнути перевантаження та "заторів", для колонки "</w:t>
+      </w:r>
+      <w:proofErr w:type="spellStart"/>
+      <w:r>
+        <w:rPr>
+          <w:sz w:val="28"/>
+          <w:szCs w:val="28"/>
+        </w:rPr>
+        <w:t>In</w:t>
+      </w:r>
+      <w:proofErr w:type="spellEnd"/>
+      <w:r>
+        <w:rPr>
+          <w:sz w:val="28"/>
+          <w:szCs w:val="28"/>
+        </w:rPr>
+        <w:t xml:space="preserve"> </w:t>
+      </w:r>
+      <w:proofErr w:type="spellStart"/>
+      <w:r>
+        <w:rPr>
+          <w:sz w:val="28"/>
+          <w:szCs w:val="28"/>
+        </w:rPr>
+        <w:t>Progress</w:t>
+      </w:r>
+      <w:proofErr w:type="spellEnd"/>
+      <w:r>
+        <w:rPr>
+          <w:sz w:val="28"/>
+          <w:szCs w:val="28"/>
+        </w:rPr>
+        <w:t>" було встановлено WIP-ліміт (максимум 2 завдання одночасно), а для "</w:t>
+      </w:r>
+      <w:proofErr w:type="spellStart"/>
+      <w:r>
+        <w:rPr>
+          <w:sz w:val="28"/>
+          <w:szCs w:val="28"/>
+        </w:rPr>
+        <w:t>Code</w:t>
+      </w:r>
+      <w:proofErr w:type="spellEnd"/>
+      <w:r>
+        <w:rPr>
+          <w:sz w:val="28"/>
+          <w:szCs w:val="28"/>
+        </w:rPr>
+        <w:t xml:space="preserve"> </w:t>
+      </w:r>
+      <w:proofErr w:type="spellStart"/>
+      <w:r>
+        <w:rPr>
+          <w:sz w:val="28"/>
+          <w:szCs w:val="28"/>
+        </w:rPr>
+        <w:t>Review</w:t>
+      </w:r>
+      <w:proofErr w:type="spellEnd"/>
+      <w:r>
+        <w:rPr>
+          <w:sz w:val="28"/>
+          <w:szCs w:val="28"/>
+        </w:rPr>
+        <w:t>" — WIP-ліміт 1.</w:t>
+      </w:r>
+    </w:p>
+    <w:p>
+      <w:pPr>
+        <w:pStyle w:val="a3"/>
+        <w:jc w:val="both"/>
+        <w:rPr>
+          <w:sz w:val="28"/>
+          <w:szCs w:val="28"/>
+        </w:rPr>
+      </w:pPr>
+      <w:proofErr w:type="spellStart"/>
+      <w:r>
+        <w:rPr>
+          <w:sz w:val="28"/>
+          <w:szCs w:val="28"/>
+        </w:rPr>
+        <w:t>Беклог</w:t>
+      </w:r>
+      <w:proofErr w:type="spellEnd"/>
+      <w:r>
+        <w:rPr>
+          <w:sz w:val="28"/>
+          <w:szCs w:val="28"/>
+        </w:rPr>
+        <w:t xml:space="preserve"> продукту (</w:t>
+      </w:r>
+      <w:proofErr w:type="spellStart"/>
+      <w:r>
+        <w:rPr>
+          <w:sz w:val="28"/>
+          <w:szCs w:val="28"/>
+        </w:rPr>
+        <w:t>Product</w:t>
+      </w:r>
+      <w:proofErr w:type="spellEnd"/>
+      <w:r>
+        <w:rPr>
+          <w:sz w:val="28"/>
+          <w:szCs w:val="28"/>
+        </w:rPr>
+        <w:t xml:space="preserve"> </w:t>
+      </w:r>
+      <w:proofErr w:type="spellStart"/>
+      <w:r>
+        <w:rPr>
+          <w:sz w:val="28"/>
+          <w:szCs w:val="28"/>
+        </w:rPr>
+        <w:t>Backlog</w:t>
+      </w:r>
+      <w:proofErr w:type="spellEnd"/>
+      <w:r>
+        <w:rPr>
+          <w:sz w:val="28"/>
+          <w:szCs w:val="28"/>
+        </w:rPr>
+        <w:t>) був наповнений завданнями, актуальними для створення класичної структурованої інформаційної системи</w:t>
+      </w:r>
+    </w:p>
+    <w:p>
+      <w:pPr>
+        <w:pStyle w:val="a3"/>
+      </w:pPr>
       <w:bookmarkStart w:id="0" w:name="_GoBack"/>
       <w:bookmarkEnd w:id="0"/>
       <w:r>
         <w:rPr>
-          <w:rFonts w:ascii="Times New Roman" w:hAnsi="Times New Roman" w:cs="Times New Roman"/>
-          <w:sz w:val="32"/>
-          <w:szCs w:val="32"/>
-        </w:rPr>
-        <w:t>”</w:t>
-      </w:r>
-    </w:p>
-    <w:p>
-      <w:pPr>
-        <w:rPr>
-          <w:rFonts w:ascii="Times New Roman" w:hAnsi="Times New Roman" w:cs="Times New Roman"/>
-          <w:sz w:val="32"/>
-          <w:szCs w:val="32"/>
-        </w:rPr>
-      </w:pPr>
-    </w:p>
-    <w:p>
-      <w:pPr>
-        <w:jc w:val="center"/>
-        <w:rPr>
-          <w:rFonts w:ascii="Times New Roman" w:hAnsi="Times New Roman" w:cs="Times New Roman"/>
-          <w:sz w:val="32"/>
-          <w:szCs w:val="32"/>
-        </w:rPr>
-      </w:pPr>
-    </w:p>
-    <w:p>
-      <w:pPr>
-        <w:jc w:val="right"/>
-        <w:rPr>
-          <w:rFonts w:ascii="Times New Roman" w:hAnsi="Times New Roman" w:cs="Times New Roman"/>
-          <w:sz w:val="32"/>
-          <w:szCs w:val="32"/>
-        </w:rPr>
-      </w:pPr>
-      <w:r>
-        <w:rPr>
-          <w:rFonts w:ascii="Times New Roman" w:hAnsi="Times New Roman" w:cs="Times New Roman"/>
-          <w:sz w:val="32"/>
-          <w:szCs w:val="32"/>
-        </w:rPr>
-        <w:t>Виконав:</w:t>
-      </w:r>
-    </w:p>
-    <w:p>
-      <w:pPr>
-        <w:jc w:val="right"/>
-        <w:rPr>
-          <w:rFonts w:ascii="Times New Roman" w:hAnsi="Times New Roman" w:cs="Times New Roman"/>
-          <w:sz w:val="32"/>
-          <w:szCs w:val="32"/>
-        </w:rPr>
-      </w:pPr>
-      <w:r>
-        <w:rPr>
-          <w:rFonts w:ascii="Times New Roman" w:hAnsi="Times New Roman" w:cs="Times New Roman"/>
-          <w:sz w:val="32"/>
-          <w:szCs w:val="32"/>
-        </w:rPr>
-        <w:t xml:space="preserve">Студент. гр. ФеП-41 </w:t>
-      </w:r>
-      <w:proofErr w:type="spellStart"/>
-      <w:r>
-        <w:rPr>
-          <w:rFonts w:ascii="Times New Roman" w:hAnsi="Times New Roman" w:cs="Times New Roman"/>
-          <w:sz w:val="32"/>
-          <w:szCs w:val="32"/>
-        </w:rPr>
-        <w:t>Фіняк</w:t>
-      </w:r>
-      <w:proofErr w:type="spellEnd"/>
-      <w:r>
-        <w:rPr>
-          <w:rFonts w:ascii="Times New Roman" w:hAnsi="Times New Roman" w:cs="Times New Roman"/>
-          <w:sz w:val="32"/>
-          <w:szCs w:val="32"/>
-        </w:rPr>
-        <w:t xml:space="preserve"> Олег</w:t>
-      </w:r>
-    </w:p>
-    <w:p>
-      <w:pPr>
-        <w:jc w:val="right"/>
-        <w:rPr>
-          <w:rFonts w:ascii="Times New Roman" w:hAnsi="Times New Roman" w:cs="Times New Roman"/>
-          <w:sz w:val="32"/>
-          <w:szCs w:val="32"/>
-        </w:rPr>
-      </w:pPr>
-      <w:r>
-        <w:rPr>
-          <w:rFonts w:ascii="Times New Roman" w:hAnsi="Times New Roman" w:cs="Times New Roman"/>
-          <w:sz w:val="32"/>
-          <w:szCs w:val="32"/>
-        </w:rPr>
-        <w:t xml:space="preserve">Перевірив: </w:t>
-      </w:r>
-    </w:p>
-    <w:p>
-      <w:pPr>
-        <w:jc w:val="right"/>
-        <w:rPr>
-          <w:rFonts w:ascii="Times New Roman" w:hAnsi="Times New Roman" w:cs="Times New Roman"/>
-          <w:sz w:val="32"/>
-          <w:szCs w:val="32"/>
-        </w:rPr>
-      </w:pPr>
-      <w:proofErr w:type="spellStart"/>
-      <w:r>
-        <w:rPr>
-          <w:rFonts w:ascii="Times New Roman" w:hAnsi="Times New Roman" w:cs="Times New Roman"/>
-          <w:sz w:val="32"/>
-          <w:szCs w:val="32"/>
-        </w:rPr>
-        <w:t>Франів</w:t>
-      </w:r>
-      <w:proofErr w:type="spellEnd"/>
-      <w:r>
-        <w:rPr>
-          <w:rFonts w:ascii="Times New Roman" w:hAnsi="Times New Roman" w:cs="Times New Roman"/>
-          <w:sz w:val="32"/>
-          <w:szCs w:val="32"/>
-        </w:rPr>
-        <w:t xml:space="preserve"> В.А</w:t>
-      </w:r>
-      <w:r>
-        <w:rPr>
-          <w:rFonts w:ascii="Times New Roman" w:hAnsi="Times New Roman" w:cs="Times New Roman"/>
-          <w:sz w:val="32"/>
-          <w:szCs w:val="32"/>
+          <w:noProof/>
+        </w:rPr>
+        <w:drawing>
+          <wp:inline distT="0" distB="0" distL="0" distR="0" wp14:anchorId="194FD2DC" wp14:editId="0F3F7C59">
+            <wp:extent cx="6120765" cy="2983230"/>
+            <wp:effectExtent l="0" t="0" r="0" b="7620"/>
+            <wp:docPr id="2" name="Рисунок 2"/>
+            <wp:cNvGraphicFramePr>
+              <a:graphicFrameLocks xmlns:a="http://schemas.openxmlformats.org/drawingml/2006/main" noChangeAspect="1"/>
+            </wp:cNvGraphicFramePr>
+            <a:graphic xmlns:a="http://schemas.openxmlformats.org/drawingml/2006/main">
+              <a:graphicData uri="http://schemas.openxmlformats.org/drawingml/2006/picture">
+                <pic:pic xmlns:pic="http://schemas.openxmlformats.org/drawingml/2006/picture">
+                  <pic:nvPicPr>
+                    <pic:cNvPr id="1" name=""/>
+                    <pic:cNvPicPr/>
+                  </pic:nvPicPr>
+                  <pic:blipFill>
+                    <a:blip r:embed="rId6"/>
+                    <a:stretch>
+                      <a:fillRect/>
+                    </a:stretch>
+                  </pic:blipFill>
+                  <pic:spPr>
+                    <a:xfrm>
+                      <a:off x="0" y="0"/>
+                      <a:ext cx="6120765" cy="2983230"/>
+                    </a:xfrm>
+                    <a:prstGeom prst="rect">
+                      <a:avLst/>
+                    </a:prstGeom>
+                  </pic:spPr>
+                </pic:pic>
+              </a:graphicData>
+            </a:graphic>
+          </wp:inline>
+        </w:drawing>
+      </w:r>
+    </w:p>
+    <w:p>
+      <w:pPr>
+        <w:spacing w:before="100" w:beforeAutospacing="1" w:after="100" w:afterAutospacing="1" w:line="240" w:lineRule="auto"/>
+        <w:ind w:left="360"/>
+        <w:jc w:val="both"/>
+        <w:rPr>
+          <w:rFonts w:ascii="Times New Roman" w:eastAsia="Times New Roman" w:hAnsi="Times New Roman" w:cs="Times New Roman"/>
+          <w:sz w:val="28"/>
+          <w:szCs w:val="28"/>
+          <w:lang w:eastAsia="uk-UA"/>
+        </w:rPr>
+      </w:pPr>
+      <w:r>
+        <w:rPr>
+          <w:rFonts w:ascii="Times New Roman" w:eastAsia="Times New Roman" w:hAnsi="Times New Roman" w:cs="Times New Roman"/>
+          <w:sz w:val="28"/>
+          <w:szCs w:val="28"/>
+          <w:lang w:eastAsia="uk-UA"/>
+        </w:rPr>
+        <w:t xml:space="preserve">Під час роботи з </w:t>
+      </w:r>
+      <w:proofErr w:type="spellStart"/>
+      <w:r>
+        <w:rPr>
+          <w:rFonts w:ascii="Times New Roman" w:eastAsia="Times New Roman" w:hAnsi="Times New Roman" w:cs="Times New Roman"/>
+          <w:sz w:val="28"/>
+          <w:szCs w:val="28"/>
+          <w:lang w:eastAsia="uk-UA"/>
+        </w:rPr>
+        <w:t>Канбан</w:t>
+      </w:r>
+      <w:proofErr w:type="spellEnd"/>
+      <w:r>
+        <w:rPr>
+          <w:rFonts w:ascii="Times New Roman" w:eastAsia="Times New Roman" w:hAnsi="Times New Roman" w:cs="Times New Roman"/>
+          <w:sz w:val="28"/>
+          <w:szCs w:val="28"/>
+          <w:lang w:eastAsia="uk-UA"/>
+        </w:rPr>
+        <w:t xml:space="preserve">-дошкою було помітно ключові відмінності від </w:t>
+      </w:r>
+      <w:proofErr w:type="spellStart"/>
+      <w:r>
+        <w:rPr>
+          <w:rFonts w:ascii="Times New Roman" w:eastAsia="Times New Roman" w:hAnsi="Times New Roman" w:cs="Times New Roman"/>
+          <w:sz w:val="28"/>
+          <w:szCs w:val="28"/>
+          <w:lang w:eastAsia="uk-UA"/>
+        </w:rPr>
+        <w:t>Скраму</w:t>
+      </w:r>
+      <w:proofErr w:type="spellEnd"/>
+      <w:r>
+        <w:rPr>
+          <w:rFonts w:ascii="Times New Roman" w:eastAsia="Times New Roman" w:hAnsi="Times New Roman" w:cs="Times New Roman"/>
+          <w:sz w:val="28"/>
+          <w:szCs w:val="28"/>
+          <w:lang w:eastAsia="uk-UA"/>
+        </w:rPr>
+        <w:t xml:space="preserve">. Замість фіксованих двотижневих </w:t>
+      </w:r>
+      <w:proofErr w:type="spellStart"/>
+      <w:r>
+        <w:rPr>
+          <w:rFonts w:ascii="Times New Roman" w:eastAsia="Times New Roman" w:hAnsi="Times New Roman" w:cs="Times New Roman"/>
+          <w:sz w:val="28"/>
+          <w:szCs w:val="28"/>
+          <w:lang w:eastAsia="uk-UA"/>
+        </w:rPr>
+        <w:t>спринтів</w:t>
+      </w:r>
+      <w:proofErr w:type="spellEnd"/>
+      <w:r>
+        <w:rPr>
+          <w:rFonts w:ascii="Times New Roman" w:eastAsia="Times New Roman" w:hAnsi="Times New Roman" w:cs="Times New Roman"/>
+          <w:sz w:val="28"/>
+          <w:szCs w:val="28"/>
+          <w:lang w:eastAsia="uk-UA"/>
+        </w:rPr>
+        <w:t xml:space="preserve"> (</w:t>
+      </w:r>
+      <w:proofErr w:type="spellStart"/>
+      <w:r>
+        <w:rPr>
+          <w:rFonts w:ascii="Times New Roman" w:eastAsia="Times New Roman" w:hAnsi="Times New Roman" w:cs="Times New Roman"/>
+          <w:sz w:val="28"/>
+          <w:szCs w:val="28"/>
+          <w:lang w:eastAsia="uk-UA"/>
+        </w:rPr>
+        <w:t>Scrum</w:t>
+      </w:r>
+      <w:proofErr w:type="spellEnd"/>
+      <w:r>
+        <w:rPr>
+          <w:rFonts w:ascii="Times New Roman" w:eastAsia="Times New Roman" w:hAnsi="Times New Roman" w:cs="Times New Roman"/>
+          <w:sz w:val="28"/>
+          <w:szCs w:val="28"/>
+          <w:lang w:eastAsia="uk-UA"/>
+        </w:rPr>
+        <w:t xml:space="preserve">), завдання бралися в роботу з верхівки </w:t>
+      </w:r>
+      <w:proofErr w:type="spellStart"/>
+      <w:r>
+        <w:rPr>
+          <w:rFonts w:ascii="Times New Roman" w:eastAsia="Times New Roman" w:hAnsi="Times New Roman" w:cs="Times New Roman"/>
+          <w:sz w:val="28"/>
+          <w:szCs w:val="28"/>
+          <w:lang w:eastAsia="uk-UA"/>
+        </w:rPr>
+        <w:t>беклогу</w:t>
+      </w:r>
+      <w:proofErr w:type="spellEnd"/>
+      <w:r>
+        <w:rPr>
+          <w:rFonts w:ascii="Times New Roman" w:eastAsia="Times New Roman" w:hAnsi="Times New Roman" w:cs="Times New Roman"/>
+          <w:sz w:val="28"/>
+          <w:szCs w:val="28"/>
+          <w:lang w:eastAsia="uk-UA"/>
+        </w:rPr>
+        <w:t xml:space="preserve"> безперервно (</w:t>
+      </w:r>
+      <w:proofErr w:type="spellStart"/>
+      <w:r>
+        <w:rPr>
+          <w:rFonts w:ascii="Times New Roman" w:eastAsia="Times New Roman" w:hAnsi="Times New Roman" w:cs="Times New Roman"/>
+          <w:sz w:val="28"/>
+          <w:szCs w:val="28"/>
+          <w:lang w:eastAsia="uk-UA"/>
+        </w:rPr>
+        <w:t>Kanban</w:t>
+      </w:r>
+      <w:proofErr w:type="spellEnd"/>
+      <w:r>
+        <w:rPr>
+          <w:rFonts w:ascii="Times New Roman" w:eastAsia="Times New Roman" w:hAnsi="Times New Roman" w:cs="Times New Roman"/>
+          <w:sz w:val="28"/>
+          <w:szCs w:val="28"/>
+          <w:lang w:eastAsia="uk-UA"/>
+        </w:rPr>
+        <w:t xml:space="preserve">). Ролі (наприклад, </w:t>
+      </w:r>
+      <w:proofErr w:type="spellStart"/>
+      <w:r>
+        <w:rPr>
+          <w:rFonts w:ascii="Times New Roman" w:eastAsia="Times New Roman" w:hAnsi="Times New Roman" w:cs="Times New Roman"/>
+          <w:sz w:val="28"/>
+          <w:szCs w:val="28"/>
+          <w:lang w:eastAsia="uk-UA"/>
+        </w:rPr>
+        <w:t>Scrum</w:t>
+      </w:r>
+      <w:proofErr w:type="spellEnd"/>
+      <w:r>
+        <w:rPr>
+          <w:rFonts w:ascii="Times New Roman" w:eastAsia="Times New Roman" w:hAnsi="Times New Roman" w:cs="Times New Roman"/>
+          <w:sz w:val="28"/>
+          <w:szCs w:val="28"/>
+          <w:lang w:eastAsia="uk-UA"/>
+        </w:rPr>
+        <w:t xml:space="preserve"> </w:t>
+      </w:r>
+      <w:proofErr w:type="spellStart"/>
+      <w:r>
+        <w:rPr>
+          <w:rFonts w:ascii="Times New Roman" w:eastAsia="Times New Roman" w:hAnsi="Times New Roman" w:cs="Times New Roman"/>
+          <w:sz w:val="28"/>
+          <w:szCs w:val="28"/>
+          <w:lang w:eastAsia="uk-UA"/>
+        </w:rPr>
+        <w:t>Master</w:t>
+      </w:r>
+      <w:proofErr w:type="spellEnd"/>
+      <w:r>
+        <w:rPr>
+          <w:rFonts w:ascii="Times New Roman" w:eastAsia="Times New Roman" w:hAnsi="Times New Roman" w:cs="Times New Roman"/>
+          <w:sz w:val="28"/>
+          <w:szCs w:val="28"/>
+          <w:lang w:eastAsia="uk-UA"/>
+        </w:rPr>
+        <w:t>) не були жорстко визначені, а фокус робився виключно на тому, щоб швидко провести кожну HTML/CSS чи JS-задачу від статусу "</w:t>
+      </w:r>
+      <w:proofErr w:type="spellStart"/>
+      <w:r>
+        <w:rPr>
+          <w:rFonts w:ascii="Times New Roman" w:eastAsia="Times New Roman" w:hAnsi="Times New Roman" w:cs="Times New Roman"/>
+          <w:sz w:val="28"/>
+          <w:szCs w:val="28"/>
+          <w:lang w:eastAsia="uk-UA"/>
+        </w:rPr>
+        <w:t>To</w:t>
+      </w:r>
+      <w:proofErr w:type="spellEnd"/>
+      <w:r>
+        <w:rPr>
+          <w:rFonts w:ascii="Times New Roman" w:eastAsia="Times New Roman" w:hAnsi="Times New Roman" w:cs="Times New Roman"/>
+          <w:sz w:val="28"/>
+          <w:szCs w:val="28"/>
+          <w:lang w:eastAsia="uk-UA"/>
+        </w:rPr>
+        <w:t xml:space="preserve"> </w:t>
+      </w:r>
+      <w:proofErr w:type="spellStart"/>
+      <w:r>
+        <w:rPr>
+          <w:rFonts w:ascii="Times New Roman" w:eastAsia="Times New Roman" w:hAnsi="Times New Roman" w:cs="Times New Roman"/>
+          <w:sz w:val="28"/>
+          <w:szCs w:val="28"/>
+          <w:lang w:eastAsia="uk-UA"/>
+        </w:rPr>
+        <w:t>Do</w:t>
+      </w:r>
+      <w:proofErr w:type="spellEnd"/>
+      <w:r>
+        <w:rPr>
+          <w:rFonts w:ascii="Times New Roman" w:eastAsia="Times New Roman" w:hAnsi="Times New Roman" w:cs="Times New Roman"/>
+          <w:sz w:val="28"/>
+          <w:szCs w:val="28"/>
+          <w:lang w:eastAsia="uk-UA"/>
+        </w:rPr>
+        <w:t>" до "</w:t>
+      </w:r>
+      <w:proofErr w:type="spellStart"/>
+      <w:r>
+        <w:rPr>
+          <w:rFonts w:ascii="Times New Roman" w:eastAsia="Times New Roman" w:hAnsi="Times New Roman" w:cs="Times New Roman"/>
+          <w:sz w:val="28"/>
+          <w:szCs w:val="28"/>
+          <w:lang w:eastAsia="uk-UA"/>
+        </w:rPr>
+        <w:t>Done</w:t>
+      </w:r>
+      <w:proofErr w:type="spellEnd"/>
+      <w:r>
+        <w:rPr>
+          <w:rFonts w:ascii="Times New Roman" w:eastAsia="Times New Roman" w:hAnsi="Times New Roman" w:cs="Times New Roman"/>
+          <w:sz w:val="28"/>
+          <w:szCs w:val="28"/>
+          <w:lang w:eastAsia="uk-UA"/>
+        </w:rPr>
+        <w:t xml:space="preserve">", не перевищуючи ліміти одночасної роботи (WIP). </w:t>
+      </w:r>
+    </w:p>
+    <w:p>
+      <w:pPr>
+        <w:spacing w:before="100" w:beforeAutospacing="1" w:after="100" w:afterAutospacing="1" w:line="240" w:lineRule="auto"/>
+        <w:ind w:left="360"/>
+        <w:jc w:val="both"/>
+        <w:rPr>
+          <w:rFonts w:ascii="Times New Roman" w:eastAsia="Times New Roman" w:hAnsi="Times New Roman" w:cs="Times New Roman"/>
+          <w:sz w:val="28"/>
+          <w:szCs w:val="28"/>
+          <w:lang w:eastAsia="uk-UA"/>
+        </w:rPr>
+      </w:pPr>
+      <w:r>
+        <w:rPr>
+          <w:rFonts w:ascii="Times New Roman" w:eastAsia="Times New Roman" w:hAnsi="Times New Roman" w:cs="Times New Roman"/>
+          <w:b/>
+          <w:bCs/>
+          <w:sz w:val="28"/>
+          <w:szCs w:val="28"/>
+          <w:lang w:eastAsia="uk-UA"/>
+        </w:rPr>
+        <w:t>4. Висновок:</w:t>
+      </w:r>
+    </w:p>
+    <w:p>
+      <w:pPr>
+        <w:spacing w:before="100" w:beforeAutospacing="1" w:after="100" w:afterAutospacing="1" w:line="240" w:lineRule="auto"/>
+        <w:ind w:left="360"/>
+        <w:jc w:val="both"/>
+        <w:rPr>
+          <w:rFonts w:ascii="Times New Roman" w:eastAsia="Times New Roman" w:hAnsi="Times New Roman" w:cs="Times New Roman"/>
+          <w:sz w:val="28"/>
+          <w:szCs w:val="28"/>
+          <w:lang w:eastAsia="uk-UA"/>
+        </w:rPr>
+      </w:pPr>
+      <w:r>
+        <w:rPr>
+          <w:rFonts w:ascii="Times New Roman" w:eastAsia="Times New Roman" w:hAnsi="Times New Roman" w:cs="Times New Roman"/>
+          <w:sz w:val="28"/>
+          <w:szCs w:val="28"/>
+          <w:lang w:eastAsia="uk-UA"/>
+        </w:rPr>
+        <w:t xml:space="preserve">На основі отриманого досвіду можна виділити наступні характеристики методології </w:t>
+      </w:r>
+      <w:proofErr w:type="spellStart"/>
+      <w:r>
+        <w:rPr>
+          <w:rFonts w:ascii="Times New Roman" w:eastAsia="Times New Roman" w:hAnsi="Times New Roman" w:cs="Times New Roman"/>
+          <w:sz w:val="28"/>
+          <w:szCs w:val="28"/>
+          <w:lang w:eastAsia="uk-UA"/>
+        </w:rPr>
+        <w:t>Kanban</w:t>
+      </w:r>
+      <w:proofErr w:type="spellEnd"/>
+      <w:r>
+        <w:rPr>
+          <w:rFonts w:ascii="Times New Roman" w:eastAsia="Times New Roman" w:hAnsi="Times New Roman" w:cs="Times New Roman"/>
+          <w:sz w:val="28"/>
+          <w:szCs w:val="28"/>
+          <w:lang w:eastAsia="uk-UA"/>
+        </w:rPr>
+        <w:t>:</w:t>
+      </w:r>
+    </w:p>
+    <w:p>
+      <w:pPr>
+        <w:spacing w:before="100" w:beforeAutospacing="1" w:after="100" w:afterAutospacing="1" w:line="240" w:lineRule="auto"/>
+        <w:ind w:left="360"/>
+        <w:jc w:val="both"/>
+        <w:rPr>
+          <w:rFonts w:ascii="Times New Roman" w:eastAsia="Times New Roman" w:hAnsi="Times New Roman" w:cs="Times New Roman"/>
+          <w:sz w:val="28"/>
+          <w:szCs w:val="28"/>
+          <w:lang w:eastAsia="uk-UA"/>
+        </w:rPr>
+      </w:pPr>
+      <w:r>
+        <w:rPr>
+          <w:rFonts w:ascii="Times New Roman" w:eastAsia="Times New Roman" w:hAnsi="Times New Roman" w:cs="Times New Roman"/>
+          <w:b/>
+          <w:bCs/>
+          <w:sz w:val="28"/>
+          <w:szCs w:val="28"/>
+          <w:lang w:eastAsia="uk-UA"/>
+        </w:rPr>
+        <w:t>Плюси:</w:t>
+      </w:r>
+      <w:r>
+        <w:rPr>
+          <w:rFonts w:ascii="Times New Roman" w:eastAsia="Times New Roman" w:hAnsi="Times New Roman" w:cs="Times New Roman"/>
+          <w:sz w:val="28"/>
+          <w:szCs w:val="28"/>
+          <w:lang w:eastAsia="uk-UA"/>
+        </w:rPr>
+        <w:t xml:space="preserve"> Максимальна гнучкість планування — нові завдання (наприклад, критичні </w:t>
+      </w:r>
+      <w:proofErr w:type="spellStart"/>
+      <w:r>
+        <w:rPr>
+          <w:rFonts w:ascii="Times New Roman" w:eastAsia="Times New Roman" w:hAnsi="Times New Roman" w:cs="Times New Roman"/>
+          <w:sz w:val="28"/>
+          <w:szCs w:val="28"/>
+          <w:lang w:eastAsia="uk-UA"/>
+        </w:rPr>
+        <w:t>баги</w:t>
+      </w:r>
+      <w:proofErr w:type="spellEnd"/>
+      <w:r>
+        <w:rPr>
+          <w:rFonts w:ascii="Times New Roman" w:eastAsia="Times New Roman" w:hAnsi="Times New Roman" w:cs="Times New Roman"/>
+          <w:sz w:val="28"/>
+          <w:szCs w:val="28"/>
+          <w:lang w:eastAsia="uk-UA"/>
+        </w:rPr>
+        <w:t xml:space="preserve"> верстки) можна додавати в </w:t>
+      </w:r>
+      <w:proofErr w:type="spellStart"/>
+      <w:r>
+        <w:rPr>
+          <w:rFonts w:ascii="Times New Roman" w:eastAsia="Times New Roman" w:hAnsi="Times New Roman" w:cs="Times New Roman"/>
+          <w:sz w:val="28"/>
+          <w:szCs w:val="28"/>
+          <w:lang w:eastAsia="uk-UA"/>
+        </w:rPr>
+        <w:t>беклог</w:t>
+      </w:r>
+      <w:proofErr w:type="spellEnd"/>
+      <w:r>
+        <w:rPr>
+          <w:rFonts w:ascii="Times New Roman" w:eastAsia="Times New Roman" w:hAnsi="Times New Roman" w:cs="Times New Roman"/>
+          <w:sz w:val="28"/>
+          <w:szCs w:val="28"/>
+          <w:lang w:eastAsia="uk-UA"/>
+        </w:rPr>
+        <w:t xml:space="preserve"> у будь-який момент, не чекаючи завершення спринту. Обмеження WIP ефективно запобігають розпорошенню уваги (</w:t>
+      </w:r>
+      <w:proofErr w:type="spellStart"/>
+      <w:r>
+        <w:rPr>
+          <w:rFonts w:ascii="Times New Roman" w:eastAsia="Times New Roman" w:hAnsi="Times New Roman" w:cs="Times New Roman"/>
+          <w:sz w:val="28"/>
+          <w:szCs w:val="28"/>
+          <w:lang w:eastAsia="uk-UA"/>
+        </w:rPr>
+        <w:t>багатозадачності</w:t>
+      </w:r>
+      <w:proofErr w:type="spellEnd"/>
+      <w:r>
+        <w:rPr>
+          <w:rFonts w:ascii="Times New Roman" w:eastAsia="Times New Roman" w:hAnsi="Times New Roman" w:cs="Times New Roman"/>
+          <w:sz w:val="28"/>
+          <w:szCs w:val="28"/>
+          <w:lang w:eastAsia="uk-UA"/>
+        </w:rPr>
+        <w:t xml:space="preserve">) і змушують доводити розпочатий код до кінця. Візуалізація на дошці дозволяє швидко знаходити "затори" (наприклад, на етапі </w:t>
+      </w:r>
+      <w:proofErr w:type="spellStart"/>
+      <w:r>
+        <w:rPr>
+          <w:rFonts w:ascii="Times New Roman" w:eastAsia="Times New Roman" w:hAnsi="Times New Roman" w:cs="Times New Roman"/>
+          <w:sz w:val="28"/>
+          <w:szCs w:val="28"/>
+          <w:lang w:eastAsia="uk-UA"/>
+        </w:rPr>
+        <w:t>Code</w:t>
+      </w:r>
+      <w:proofErr w:type="spellEnd"/>
+      <w:r>
+        <w:rPr>
+          <w:rFonts w:ascii="Times New Roman" w:eastAsia="Times New Roman" w:hAnsi="Times New Roman" w:cs="Times New Roman"/>
+          <w:sz w:val="28"/>
+          <w:szCs w:val="28"/>
+          <w:lang w:eastAsia="uk-UA"/>
+        </w:rPr>
+        <w:t xml:space="preserve"> </w:t>
+      </w:r>
+      <w:proofErr w:type="spellStart"/>
+      <w:r>
+        <w:rPr>
+          <w:rFonts w:ascii="Times New Roman" w:eastAsia="Times New Roman" w:hAnsi="Times New Roman" w:cs="Times New Roman"/>
+          <w:sz w:val="28"/>
+          <w:szCs w:val="28"/>
+          <w:lang w:eastAsia="uk-UA"/>
+        </w:rPr>
+        <w:t>Review</w:t>
+      </w:r>
+      <w:proofErr w:type="spellEnd"/>
+      <w:r>
+        <w:rPr>
+          <w:rFonts w:ascii="Times New Roman" w:eastAsia="Times New Roman" w:hAnsi="Times New Roman" w:cs="Times New Roman"/>
+          <w:sz w:val="28"/>
+          <w:szCs w:val="28"/>
+          <w:lang w:eastAsia="uk-UA"/>
+        </w:rPr>
+        <w:t xml:space="preserve">). </w:t>
+      </w:r>
+    </w:p>
+    <w:p>
+      <w:pPr>
+        <w:spacing w:before="100" w:beforeAutospacing="1" w:after="100" w:afterAutospacing="1" w:line="240" w:lineRule="auto"/>
+        <w:ind w:left="360"/>
+        <w:jc w:val="both"/>
+        <w:rPr>
+          <w:rFonts w:ascii="Times New Roman" w:eastAsia="Times New Roman" w:hAnsi="Times New Roman" w:cs="Times New Roman"/>
+          <w:sz w:val="28"/>
+          <w:szCs w:val="28"/>
+          <w:lang w:eastAsia="uk-UA"/>
+        </w:rPr>
+      </w:pPr>
+      <w:r>
+        <w:rPr>
+          <w:rFonts w:ascii="Times New Roman" w:eastAsia="Times New Roman" w:hAnsi="Times New Roman" w:cs="Times New Roman"/>
+          <w:b/>
+          <w:bCs/>
+          <w:sz w:val="28"/>
+          <w:szCs w:val="28"/>
+          <w:lang w:eastAsia="uk-UA"/>
+        </w:rPr>
+        <w:t>Мінуси:</w:t>
+      </w:r>
+      <w:r>
+        <w:rPr>
+          <w:rFonts w:ascii="Times New Roman" w:eastAsia="Times New Roman" w:hAnsi="Times New Roman" w:cs="Times New Roman"/>
+          <w:sz w:val="28"/>
+          <w:szCs w:val="28"/>
+          <w:lang w:eastAsia="uk-UA"/>
+        </w:rPr>
+        <w:t xml:space="preserve"> Відсутність фіксованих часових рамок (</w:t>
+      </w:r>
+      <w:proofErr w:type="spellStart"/>
+      <w:r>
+        <w:rPr>
+          <w:rFonts w:ascii="Times New Roman" w:eastAsia="Times New Roman" w:hAnsi="Times New Roman" w:cs="Times New Roman"/>
+          <w:sz w:val="28"/>
+          <w:szCs w:val="28"/>
+          <w:lang w:eastAsia="uk-UA"/>
+        </w:rPr>
+        <w:t>спринтів</w:t>
+      </w:r>
+      <w:proofErr w:type="spellEnd"/>
+      <w:r>
+        <w:rPr>
+          <w:rFonts w:ascii="Times New Roman" w:eastAsia="Times New Roman" w:hAnsi="Times New Roman" w:cs="Times New Roman"/>
+          <w:sz w:val="28"/>
+          <w:szCs w:val="28"/>
+          <w:lang w:eastAsia="uk-UA"/>
+        </w:rPr>
+        <w:t>) може призвести до зниження темпу роботи, якщо розробник не має достатньої самодисципліни. Також важче прогнозувати точні дати масштабних релізів.</w:t>
+      </w:r>
+    </w:p>
+    <w:p>
+      <w:pPr>
+        <w:spacing w:before="100" w:beforeAutospacing="1" w:after="100" w:afterAutospacing="1" w:line="240" w:lineRule="auto"/>
+        <w:ind w:left="360"/>
+        <w:jc w:val="both"/>
+        <w:rPr>
+          <w:rFonts w:ascii="Times New Roman" w:eastAsia="Times New Roman" w:hAnsi="Times New Roman" w:cs="Times New Roman"/>
+          <w:sz w:val="28"/>
+          <w:szCs w:val="28"/>
+          <w:lang w:eastAsia="uk-UA"/>
+        </w:rPr>
+      </w:pPr>
+      <w:r>
+        <w:rPr>
+          <w:rFonts w:ascii="Times New Roman" w:eastAsia="Times New Roman" w:hAnsi="Times New Roman" w:cs="Times New Roman"/>
+          <w:b/>
+          <w:bCs/>
+          <w:sz w:val="28"/>
+          <w:szCs w:val="28"/>
+          <w:lang w:eastAsia="uk-UA"/>
+        </w:rPr>
+        <w:t>Ідеї для покращення:</w:t>
+      </w:r>
+      <w:r>
+        <w:rPr>
+          <w:rFonts w:ascii="Times New Roman" w:eastAsia="Times New Roman" w:hAnsi="Times New Roman" w:cs="Times New Roman"/>
+          <w:sz w:val="28"/>
+          <w:szCs w:val="28"/>
+          <w:lang w:eastAsia="uk-UA"/>
+        </w:rPr>
+        <w:t xml:space="preserve"> </w:t>
+      </w:r>
+      <w:proofErr w:type="spellStart"/>
+      <w:r>
+        <w:rPr>
+          <w:rFonts w:ascii="Times New Roman" w:eastAsia="Times New Roman" w:hAnsi="Times New Roman" w:cs="Times New Roman"/>
+          <w:sz w:val="28"/>
+          <w:szCs w:val="28"/>
+          <w:lang w:eastAsia="uk-UA"/>
+        </w:rPr>
+        <w:t>Kanban</w:t>
+      </w:r>
+      <w:proofErr w:type="spellEnd"/>
+      <w:r>
+        <w:rPr>
+          <w:rFonts w:ascii="Times New Roman" w:eastAsia="Times New Roman" w:hAnsi="Times New Roman" w:cs="Times New Roman"/>
+          <w:sz w:val="28"/>
+          <w:szCs w:val="28"/>
+          <w:lang w:eastAsia="uk-UA"/>
+        </w:rPr>
+        <w:t xml:space="preserve"> ідеально підходить для розробки </w:t>
+      </w:r>
+      <w:proofErr w:type="spellStart"/>
+      <w:r>
+        <w:rPr>
+          <w:rFonts w:ascii="Times New Roman" w:eastAsia="Times New Roman" w:hAnsi="Times New Roman" w:cs="Times New Roman"/>
+          <w:sz w:val="28"/>
+          <w:szCs w:val="28"/>
+          <w:lang w:eastAsia="uk-UA"/>
+        </w:rPr>
+        <w:t>фронтенду</w:t>
+      </w:r>
+      <w:proofErr w:type="spellEnd"/>
+      <w:r>
+        <w:rPr>
+          <w:rFonts w:ascii="Times New Roman" w:eastAsia="Times New Roman" w:hAnsi="Times New Roman" w:cs="Times New Roman"/>
+          <w:sz w:val="28"/>
+          <w:szCs w:val="28"/>
+          <w:lang w:eastAsia="uk-UA"/>
+        </w:rPr>
+        <w:t xml:space="preserve"> на етапі постійної підтримки, виправлення </w:t>
+      </w:r>
+      <w:proofErr w:type="spellStart"/>
+      <w:r>
+        <w:rPr>
+          <w:rFonts w:ascii="Times New Roman" w:eastAsia="Times New Roman" w:hAnsi="Times New Roman" w:cs="Times New Roman"/>
+          <w:sz w:val="28"/>
+          <w:szCs w:val="28"/>
+          <w:lang w:eastAsia="uk-UA"/>
+        </w:rPr>
+        <w:t>багів</w:t>
+      </w:r>
+      <w:proofErr w:type="spellEnd"/>
+      <w:r>
+        <w:rPr>
+          <w:rFonts w:ascii="Times New Roman" w:eastAsia="Times New Roman" w:hAnsi="Times New Roman" w:cs="Times New Roman"/>
+          <w:sz w:val="28"/>
+          <w:szCs w:val="28"/>
+          <w:lang w:eastAsia="uk-UA"/>
+        </w:rPr>
+        <w:t xml:space="preserve"> або додавання дрібних </w:t>
+      </w:r>
+      <w:proofErr w:type="spellStart"/>
+      <w:r>
+        <w:rPr>
+          <w:rFonts w:ascii="Times New Roman" w:eastAsia="Times New Roman" w:hAnsi="Times New Roman" w:cs="Times New Roman"/>
+          <w:sz w:val="28"/>
+          <w:szCs w:val="28"/>
+          <w:lang w:eastAsia="uk-UA"/>
+        </w:rPr>
+        <w:t>фіч</w:t>
+      </w:r>
+      <w:proofErr w:type="spellEnd"/>
+      <w:r>
+        <w:rPr>
+          <w:rFonts w:ascii="Times New Roman" w:eastAsia="Times New Roman" w:hAnsi="Times New Roman" w:cs="Times New Roman"/>
+          <w:sz w:val="28"/>
+          <w:szCs w:val="28"/>
+          <w:lang w:eastAsia="uk-UA"/>
+        </w:rPr>
+        <w:t xml:space="preserve"> </w:t>
+      </w:r>
+      <w:r>
+        <w:rPr>
+          <w:rFonts w:ascii="Times New Roman" w:eastAsia="Times New Roman" w:hAnsi="Times New Roman" w:cs="Times New Roman"/>
+          <w:sz w:val="28"/>
+          <w:szCs w:val="28"/>
+          <w:lang w:eastAsia="uk-UA"/>
+        </w:rPr>
+        <w:lastRenderedPageBreak/>
+        <w:t xml:space="preserve">(користувацьких покращень). Проте для початкової розробки платформи з нуля, можливо, варто використовувати гібридний підхід </w:t>
+      </w:r>
+      <w:proofErr w:type="spellStart"/>
+      <w:r>
+        <w:rPr>
+          <w:rFonts w:ascii="Times New Roman" w:eastAsia="Times New Roman" w:hAnsi="Times New Roman" w:cs="Times New Roman"/>
+          <w:b/>
+          <w:bCs/>
+          <w:sz w:val="28"/>
+          <w:szCs w:val="28"/>
+          <w:lang w:eastAsia="uk-UA"/>
+        </w:rPr>
+        <w:t>Scrumban</w:t>
+      </w:r>
+      <w:proofErr w:type="spellEnd"/>
+      <w:r>
+        <w:rPr>
+          <w:rFonts w:ascii="Times New Roman" w:eastAsia="Times New Roman" w:hAnsi="Times New Roman" w:cs="Times New Roman"/>
+          <w:sz w:val="28"/>
+          <w:szCs w:val="28"/>
+          <w:lang w:eastAsia="uk-UA"/>
+        </w:rPr>
+        <w:t xml:space="preserve">, який поєднує гнучкість потоку </w:t>
+      </w:r>
+      <w:proofErr w:type="spellStart"/>
+      <w:r>
+        <w:rPr>
+          <w:rFonts w:ascii="Times New Roman" w:eastAsia="Times New Roman" w:hAnsi="Times New Roman" w:cs="Times New Roman"/>
+          <w:sz w:val="28"/>
+          <w:szCs w:val="28"/>
+          <w:lang w:eastAsia="uk-UA"/>
+        </w:rPr>
+        <w:t>Канбан</w:t>
+      </w:r>
+      <w:proofErr w:type="spellEnd"/>
+      <w:r>
+        <w:rPr>
+          <w:rFonts w:ascii="Times New Roman" w:eastAsia="Times New Roman" w:hAnsi="Times New Roman" w:cs="Times New Roman"/>
+          <w:sz w:val="28"/>
+          <w:szCs w:val="28"/>
+          <w:lang w:eastAsia="uk-UA"/>
+        </w:rPr>
+        <w:t xml:space="preserve"> із дисциплінуючими ітераціями </w:t>
+      </w:r>
+      <w:proofErr w:type="spellStart"/>
+      <w:r>
+        <w:rPr>
+          <w:rFonts w:ascii="Times New Roman" w:eastAsia="Times New Roman" w:hAnsi="Times New Roman" w:cs="Times New Roman"/>
+          <w:sz w:val="28"/>
+          <w:szCs w:val="28"/>
+          <w:lang w:eastAsia="uk-UA"/>
+        </w:rPr>
+        <w:t>Скраму</w:t>
+      </w:r>
+      <w:proofErr w:type="spellEnd"/>
+      <w:r>
+        <w:rPr>
+          <w:rFonts w:ascii="Times New Roman" w:eastAsia="Times New Roman" w:hAnsi="Times New Roman" w:cs="Times New Roman"/>
+          <w:sz w:val="28"/>
+          <w:szCs w:val="28"/>
+          <w:lang w:eastAsia="uk-UA"/>
         </w:rPr>
         <w:t>.</w:t>
       </w:r>
     </w:p>
     <w:p>
       <w:pPr>
-        <w:jc w:val="center"/>
-        <w:rPr>
-          <w:rFonts w:ascii="Times New Roman" w:hAnsi="Times New Roman" w:cs="Times New Roman"/>
-          <w:sz w:val="32"/>
-          <w:szCs w:val="32"/>
-        </w:rPr>
-      </w:pPr>
-    </w:p>
-    <w:p>
-      <w:pPr>
-        <w:jc w:val="center"/>
-        <w:rPr>
-          <w:rFonts w:ascii="Times New Roman" w:hAnsi="Times New Roman" w:cs="Times New Roman"/>
-          <w:sz w:val="32"/>
-          <w:szCs w:val="32"/>
-        </w:rPr>
-      </w:pPr>
-    </w:p>
-    <w:p>
-      <w:pPr>
-        <w:rPr>
-          <w:rFonts w:ascii="Times New Roman" w:hAnsi="Times New Roman" w:cs="Times New Roman"/>
-          <w:sz w:val="32"/>
-          <w:szCs w:val="32"/>
-        </w:rPr>
-      </w:pPr>
-    </w:p>
-    <w:p>
-      <w:pPr>
-        <w:rPr>
-          <w:rFonts w:ascii="Times New Roman" w:hAnsi="Times New Roman" w:cs="Times New Roman"/>
-          <w:sz w:val="32"/>
-          <w:szCs w:val="32"/>
-        </w:rPr>
-      </w:pPr>
-    </w:p>
-    <w:p>
-      <w:pPr>
-        <w:rPr>
-          <w:rFonts w:ascii="Times New Roman" w:hAnsi="Times New Roman" w:cs="Times New Roman"/>
-          <w:sz w:val="32"/>
-          <w:szCs w:val="32"/>
-        </w:rPr>
-      </w:pPr>
-    </w:p>
-    <w:p>
-      <w:pPr>
-        <w:rPr>
-          <w:rFonts w:ascii="Times New Roman" w:hAnsi="Times New Roman" w:cs="Times New Roman"/>
-          <w:sz w:val="32"/>
-          <w:szCs w:val="32"/>
-        </w:rPr>
-      </w:pPr>
-    </w:p>
-    <w:p>
-      <w:pPr>
-        <w:jc w:val="center"/>
-        <w:rPr>
-          <w:rFonts w:ascii="Times New Roman" w:hAnsi="Times New Roman" w:cs="Times New Roman"/>
-          <w:sz w:val="32"/>
-          <w:szCs w:val="32"/>
-        </w:rPr>
-      </w:pPr>
-      <w:r>
-        <w:rPr>
-          <w:rFonts w:ascii="Times New Roman" w:hAnsi="Times New Roman" w:cs="Times New Roman"/>
-          <w:sz w:val="32"/>
-          <w:szCs w:val="32"/>
-        </w:rPr>
-        <w:t>Львів – 2026</w:t>
+        <w:pStyle w:val="a3"/>
+      </w:pPr>
+    </w:p>
+    <w:p>
+      <w:pPr>
+        <w:jc w:val="both"/>
+        <w:rPr>
+          <w:rFonts w:ascii="Times New Roman" w:hAnsi="Times New Roman" w:cs="Times New Roman"/>
+          <w:sz w:val="28"/>
+          <w:szCs w:val="28"/>
+        </w:rPr>
+      </w:pPr>
+      <w:r>
+        <w:rPr>
+          <w:rFonts w:ascii="Times New Roman" w:hAnsi="Times New Roman" w:cs="Times New Roman"/>
+          <w:b/>
+          <w:sz w:val="28"/>
+          <w:szCs w:val="28"/>
+        </w:rPr>
+        <w:t>Література:</w:t>
+      </w:r>
+      <w:r>
+        <w:rPr>
+          <w:rFonts w:ascii="Times New Roman" w:hAnsi="Times New Roman" w:cs="Times New Roman"/>
+          <w:sz w:val="28"/>
+          <w:szCs w:val="28"/>
+        </w:rPr>
+        <w:t xml:space="preserve"> </w:t>
+      </w:r>
+    </w:p>
+    <w:p>
+      <w:pPr>
+        <w:jc w:val="both"/>
+        <w:rPr>
+          <w:rFonts w:ascii="Times New Roman" w:hAnsi="Times New Roman" w:cs="Times New Roman"/>
+          <w:sz w:val="28"/>
+          <w:szCs w:val="28"/>
+        </w:rPr>
+      </w:pPr>
+      <w:r>
+        <w:rPr>
+          <w:rFonts w:ascii="Times New Roman" w:hAnsi="Times New Roman" w:cs="Times New Roman"/>
+          <w:sz w:val="28"/>
+          <w:szCs w:val="28"/>
+        </w:rPr>
+        <w:t xml:space="preserve">1. </w:t>
+      </w:r>
+      <w:proofErr w:type="spellStart"/>
+      <w:r>
+        <w:rPr>
+          <w:rFonts w:ascii="Times New Roman" w:hAnsi="Times New Roman" w:cs="Times New Roman"/>
+          <w:sz w:val="28"/>
+          <w:szCs w:val="28"/>
+        </w:rPr>
+        <w:t>David</w:t>
+      </w:r>
+      <w:proofErr w:type="spellEnd"/>
+      <w:r>
+        <w:rPr>
+          <w:rFonts w:ascii="Times New Roman" w:hAnsi="Times New Roman" w:cs="Times New Roman"/>
+          <w:sz w:val="28"/>
+          <w:szCs w:val="28"/>
+        </w:rPr>
+        <w:t xml:space="preserve"> J. </w:t>
+      </w:r>
+      <w:proofErr w:type="spellStart"/>
+      <w:r>
+        <w:rPr>
+          <w:rFonts w:ascii="Times New Roman" w:hAnsi="Times New Roman" w:cs="Times New Roman"/>
+          <w:sz w:val="28"/>
+          <w:szCs w:val="28"/>
+        </w:rPr>
+        <w:t>Anderson</w:t>
+      </w:r>
+      <w:proofErr w:type="spellEnd"/>
+      <w:r>
+        <w:rPr>
+          <w:rFonts w:ascii="Times New Roman" w:hAnsi="Times New Roman" w:cs="Times New Roman"/>
+          <w:sz w:val="28"/>
+          <w:szCs w:val="28"/>
+        </w:rPr>
+        <w:t xml:space="preserve">, </w:t>
+      </w:r>
+      <w:proofErr w:type="spellStart"/>
+      <w:r>
+        <w:rPr>
+          <w:rFonts w:ascii="Times New Roman" w:hAnsi="Times New Roman" w:cs="Times New Roman"/>
+          <w:sz w:val="28"/>
+          <w:szCs w:val="28"/>
+        </w:rPr>
+        <w:t>Kanban</w:t>
+      </w:r>
+      <w:proofErr w:type="spellEnd"/>
+      <w:r>
+        <w:rPr>
+          <w:rFonts w:ascii="Times New Roman" w:hAnsi="Times New Roman" w:cs="Times New Roman"/>
+          <w:sz w:val="28"/>
+          <w:szCs w:val="28"/>
+        </w:rPr>
+        <w:t xml:space="preserve">: </w:t>
+      </w:r>
+      <w:proofErr w:type="spellStart"/>
+      <w:r>
+        <w:rPr>
+          <w:rFonts w:ascii="Times New Roman" w:hAnsi="Times New Roman" w:cs="Times New Roman"/>
+          <w:sz w:val="28"/>
+          <w:szCs w:val="28"/>
+        </w:rPr>
+        <w:t>Successful</w:t>
+      </w:r>
+      <w:proofErr w:type="spellEnd"/>
+      <w:r>
+        <w:rPr>
+          <w:rFonts w:ascii="Times New Roman" w:hAnsi="Times New Roman" w:cs="Times New Roman"/>
+          <w:sz w:val="28"/>
+          <w:szCs w:val="28"/>
+        </w:rPr>
+        <w:t xml:space="preserve"> </w:t>
+      </w:r>
+      <w:proofErr w:type="spellStart"/>
+      <w:r>
+        <w:rPr>
+          <w:rFonts w:ascii="Times New Roman" w:hAnsi="Times New Roman" w:cs="Times New Roman"/>
+          <w:sz w:val="28"/>
+          <w:szCs w:val="28"/>
+        </w:rPr>
+        <w:t>Evolutionary</w:t>
+      </w:r>
+      <w:proofErr w:type="spellEnd"/>
+      <w:r>
+        <w:rPr>
+          <w:rFonts w:ascii="Times New Roman" w:hAnsi="Times New Roman" w:cs="Times New Roman"/>
+          <w:sz w:val="28"/>
+          <w:szCs w:val="28"/>
+        </w:rPr>
+        <w:t xml:space="preserve"> </w:t>
+      </w:r>
+      <w:proofErr w:type="spellStart"/>
+      <w:r>
+        <w:rPr>
+          <w:rFonts w:ascii="Times New Roman" w:hAnsi="Times New Roman" w:cs="Times New Roman"/>
+          <w:sz w:val="28"/>
+          <w:szCs w:val="28"/>
+        </w:rPr>
+        <w:t>Change</w:t>
+      </w:r>
+      <w:proofErr w:type="spellEnd"/>
+      <w:r>
+        <w:rPr>
+          <w:rFonts w:ascii="Times New Roman" w:hAnsi="Times New Roman" w:cs="Times New Roman"/>
+          <w:sz w:val="28"/>
+          <w:szCs w:val="28"/>
+        </w:rPr>
+        <w:t xml:space="preserve"> </w:t>
+      </w:r>
+      <w:proofErr w:type="spellStart"/>
+      <w:r>
+        <w:rPr>
+          <w:rFonts w:ascii="Times New Roman" w:hAnsi="Times New Roman" w:cs="Times New Roman"/>
+          <w:sz w:val="28"/>
+          <w:szCs w:val="28"/>
+        </w:rPr>
+        <w:t>for</w:t>
+      </w:r>
+      <w:proofErr w:type="spellEnd"/>
+      <w:r>
+        <w:rPr>
+          <w:rFonts w:ascii="Times New Roman" w:hAnsi="Times New Roman" w:cs="Times New Roman"/>
+          <w:sz w:val="28"/>
+          <w:szCs w:val="28"/>
+        </w:rPr>
+        <w:t xml:space="preserve"> </w:t>
+      </w:r>
+      <w:proofErr w:type="spellStart"/>
+      <w:r>
+        <w:rPr>
+          <w:rFonts w:ascii="Times New Roman" w:hAnsi="Times New Roman" w:cs="Times New Roman"/>
+          <w:sz w:val="28"/>
+          <w:szCs w:val="28"/>
+        </w:rPr>
+        <w:t>Your</w:t>
+      </w:r>
+      <w:proofErr w:type="spellEnd"/>
+      <w:r>
+        <w:rPr>
+          <w:rFonts w:ascii="Times New Roman" w:hAnsi="Times New Roman" w:cs="Times New Roman"/>
+          <w:sz w:val="28"/>
+          <w:szCs w:val="28"/>
+        </w:rPr>
+        <w:t xml:space="preserve"> </w:t>
+      </w:r>
+      <w:proofErr w:type="spellStart"/>
+      <w:r>
+        <w:rPr>
+          <w:rFonts w:ascii="Times New Roman" w:hAnsi="Times New Roman" w:cs="Times New Roman"/>
+          <w:sz w:val="28"/>
+          <w:szCs w:val="28"/>
+        </w:rPr>
+        <w:t>Technology</w:t>
+      </w:r>
+      <w:proofErr w:type="spellEnd"/>
+      <w:r>
+        <w:rPr>
+          <w:rFonts w:ascii="Times New Roman" w:hAnsi="Times New Roman" w:cs="Times New Roman"/>
+          <w:sz w:val="28"/>
+          <w:szCs w:val="28"/>
+        </w:rPr>
+        <w:t xml:space="preserve"> </w:t>
+      </w:r>
+      <w:proofErr w:type="spellStart"/>
+      <w:r>
+        <w:rPr>
+          <w:rFonts w:ascii="Times New Roman" w:hAnsi="Times New Roman" w:cs="Times New Roman"/>
+          <w:sz w:val="28"/>
+          <w:szCs w:val="28"/>
+        </w:rPr>
+        <w:t>Business</w:t>
+      </w:r>
+      <w:proofErr w:type="spellEnd"/>
+      <w:r>
+        <w:rPr>
+          <w:rFonts w:ascii="Times New Roman" w:hAnsi="Times New Roman" w:cs="Times New Roman"/>
+          <w:sz w:val="28"/>
+          <w:szCs w:val="28"/>
+        </w:rPr>
+        <w:t xml:space="preserve">, </w:t>
+      </w:r>
+      <w:proofErr w:type="spellStart"/>
+      <w:r>
+        <w:rPr>
+          <w:rFonts w:ascii="Times New Roman" w:hAnsi="Times New Roman" w:cs="Times New Roman"/>
+          <w:sz w:val="28"/>
+          <w:szCs w:val="28"/>
+        </w:rPr>
+        <w:t>Blue</w:t>
+      </w:r>
+      <w:proofErr w:type="spellEnd"/>
+      <w:r>
+        <w:rPr>
+          <w:rFonts w:ascii="Times New Roman" w:hAnsi="Times New Roman" w:cs="Times New Roman"/>
+          <w:sz w:val="28"/>
+          <w:szCs w:val="28"/>
+        </w:rPr>
+        <w:t xml:space="preserve"> </w:t>
+      </w:r>
+      <w:proofErr w:type="spellStart"/>
+      <w:r>
+        <w:rPr>
+          <w:rFonts w:ascii="Times New Roman" w:hAnsi="Times New Roman" w:cs="Times New Roman"/>
+          <w:sz w:val="28"/>
+          <w:szCs w:val="28"/>
+        </w:rPr>
+        <w:t>Hole</w:t>
+      </w:r>
+      <w:proofErr w:type="spellEnd"/>
+      <w:r>
+        <w:rPr>
+          <w:rFonts w:ascii="Times New Roman" w:hAnsi="Times New Roman" w:cs="Times New Roman"/>
+          <w:sz w:val="28"/>
+          <w:szCs w:val="28"/>
+        </w:rPr>
+        <w:t xml:space="preserve"> </w:t>
+      </w:r>
+      <w:proofErr w:type="spellStart"/>
+      <w:r>
+        <w:rPr>
+          <w:rFonts w:ascii="Times New Roman" w:hAnsi="Times New Roman" w:cs="Times New Roman"/>
+          <w:sz w:val="28"/>
+          <w:szCs w:val="28"/>
+        </w:rPr>
+        <w:t>Press</w:t>
+      </w:r>
+      <w:proofErr w:type="spellEnd"/>
+      <w:r>
+        <w:rPr>
+          <w:rFonts w:ascii="Times New Roman" w:hAnsi="Times New Roman" w:cs="Times New Roman"/>
+          <w:sz w:val="28"/>
+          <w:szCs w:val="28"/>
+        </w:rPr>
+        <w:t xml:space="preserve">, 2010. 368 p. </w:t>
+      </w:r>
+    </w:p>
+    <w:p>
+      <w:pPr>
+        <w:jc w:val="both"/>
+        <w:rPr>
+          <w:rFonts w:ascii="Times New Roman" w:hAnsi="Times New Roman" w:cs="Times New Roman"/>
+          <w:sz w:val="28"/>
+          <w:szCs w:val="28"/>
+        </w:rPr>
+      </w:pPr>
+      <w:r>
+        <w:rPr>
+          <w:rFonts w:ascii="Times New Roman" w:hAnsi="Times New Roman" w:cs="Times New Roman"/>
+          <w:sz w:val="28"/>
+          <w:szCs w:val="28"/>
+        </w:rPr>
+        <w:t xml:space="preserve">2. </w:t>
+      </w:r>
+      <w:proofErr w:type="spellStart"/>
+      <w:r>
+        <w:rPr>
+          <w:rFonts w:ascii="Times New Roman" w:hAnsi="Times New Roman" w:cs="Times New Roman"/>
+          <w:sz w:val="28"/>
+          <w:szCs w:val="28"/>
+        </w:rPr>
+        <w:t>Jim</w:t>
+      </w:r>
+      <w:proofErr w:type="spellEnd"/>
+      <w:r>
+        <w:rPr>
+          <w:rFonts w:ascii="Times New Roman" w:hAnsi="Times New Roman" w:cs="Times New Roman"/>
+          <w:sz w:val="28"/>
+          <w:szCs w:val="28"/>
+        </w:rPr>
+        <w:t xml:space="preserve"> </w:t>
+      </w:r>
+      <w:proofErr w:type="spellStart"/>
+      <w:r>
+        <w:rPr>
+          <w:rFonts w:ascii="Times New Roman" w:hAnsi="Times New Roman" w:cs="Times New Roman"/>
+          <w:sz w:val="28"/>
+          <w:szCs w:val="28"/>
+        </w:rPr>
+        <w:t>Benson</w:t>
+      </w:r>
+      <w:proofErr w:type="spellEnd"/>
+      <w:r>
+        <w:rPr>
+          <w:rFonts w:ascii="Times New Roman" w:hAnsi="Times New Roman" w:cs="Times New Roman"/>
+          <w:sz w:val="28"/>
+          <w:szCs w:val="28"/>
+        </w:rPr>
+        <w:t xml:space="preserve"> </w:t>
+      </w:r>
+      <w:proofErr w:type="spellStart"/>
+      <w:r>
+        <w:rPr>
+          <w:rFonts w:ascii="Times New Roman" w:hAnsi="Times New Roman" w:cs="Times New Roman"/>
+          <w:sz w:val="28"/>
+          <w:szCs w:val="28"/>
+        </w:rPr>
+        <w:t>and</w:t>
+      </w:r>
+      <w:proofErr w:type="spellEnd"/>
+      <w:r>
+        <w:rPr>
+          <w:rFonts w:ascii="Times New Roman" w:hAnsi="Times New Roman" w:cs="Times New Roman"/>
+          <w:sz w:val="28"/>
+          <w:szCs w:val="28"/>
+        </w:rPr>
+        <w:t xml:space="preserve"> </w:t>
+      </w:r>
+      <w:proofErr w:type="spellStart"/>
+      <w:r>
+        <w:rPr>
+          <w:rFonts w:ascii="Times New Roman" w:hAnsi="Times New Roman" w:cs="Times New Roman"/>
+          <w:sz w:val="28"/>
+          <w:szCs w:val="28"/>
+        </w:rPr>
+        <w:t>Tonianne</w:t>
+      </w:r>
+      <w:proofErr w:type="spellEnd"/>
+      <w:r>
+        <w:rPr>
+          <w:rFonts w:ascii="Times New Roman" w:hAnsi="Times New Roman" w:cs="Times New Roman"/>
+          <w:sz w:val="28"/>
+          <w:szCs w:val="28"/>
+        </w:rPr>
+        <w:t xml:space="preserve"> </w:t>
+      </w:r>
+      <w:proofErr w:type="spellStart"/>
+      <w:r>
+        <w:rPr>
+          <w:rFonts w:ascii="Times New Roman" w:hAnsi="Times New Roman" w:cs="Times New Roman"/>
+          <w:sz w:val="28"/>
+          <w:szCs w:val="28"/>
+        </w:rPr>
+        <w:t>DeMaria</w:t>
+      </w:r>
+      <w:proofErr w:type="spellEnd"/>
+      <w:r>
+        <w:rPr>
+          <w:rFonts w:ascii="Times New Roman" w:hAnsi="Times New Roman" w:cs="Times New Roman"/>
+          <w:sz w:val="28"/>
+          <w:szCs w:val="28"/>
+        </w:rPr>
+        <w:t xml:space="preserve"> </w:t>
+      </w:r>
+      <w:proofErr w:type="spellStart"/>
+      <w:r>
+        <w:rPr>
+          <w:rFonts w:ascii="Times New Roman" w:hAnsi="Times New Roman" w:cs="Times New Roman"/>
+          <w:sz w:val="28"/>
+          <w:szCs w:val="28"/>
+        </w:rPr>
+        <w:t>Barry</w:t>
+      </w:r>
+      <w:proofErr w:type="spellEnd"/>
+      <w:r>
+        <w:rPr>
+          <w:rFonts w:ascii="Times New Roman" w:hAnsi="Times New Roman" w:cs="Times New Roman"/>
+          <w:sz w:val="28"/>
+          <w:szCs w:val="28"/>
+        </w:rPr>
+        <w:t xml:space="preserve">, </w:t>
+      </w:r>
+      <w:proofErr w:type="spellStart"/>
+      <w:r>
+        <w:rPr>
+          <w:rFonts w:ascii="Times New Roman" w:hAnsi="Times New Roman" w:cs="Times New Roman"/>
+          <w:sz w:val="28"/>
+          <w:szCs w:val="28"/>
+        </w:rPr>
+        <w:t>Personal</w:t>
+      </w:r>
+      <w:proofErr w:type="spellEnd"/>
+      <w:r>
+        <w:rPr>
+          <w:rFonts w:ascii="Times New Roman" w:hAnsi="Times New Roman" w:cs="Times New Roman"/>
+          <w:sz w:val="28"/>
+          <w:szCs w:val="28"/>
+        </w:rPr>
+        <w:t xml:space="preserve"> </w:t>
+      </w:r>
+      <w:proofErr w:type="spellStart"/>
+      <w:r>
+        <w:rPr>
+          <w:rFonts w:ascii="Times New Roman" w:hAnsi="Times New Roman" w:cs="Times New Roman"/>
+          <w:sz w:val="28"/>
+          <w:szCs w:val="28"/>
+        </w:rPr>
+        <w:t>Kanban</w:t>
+      </w:r>
+      <w:proofErr w:type="spellEnd"/>
+      <w:r>
+        <w:rPr>
+          <w:rFonts w:ascii="Times New Roman" w:hAnsi="Times New Roman" w:cs="Times New Roman"/>
+          <w:sz w:val="28"/>
+          <w:szCs w:val="28"/>
+        </w:rPr>
+        <w:t xml:space="preserve">: </w:t>
+      </w:r>
+      <w:proofErr w:type="spellStart"/>
+      <w:r>
+        <w:rPr>
+          <w:rFonts w:ascii="Times New Roman" w:hAnsi="Times New Roman" w:cs="Times New Roman"/>
+          <w:sz w:val="28"/>
+          <w:szCs w:val="28"/>
+        </w:rPr>
+        <w:t>Mapping</w:t>
+      </w:r>
+      <w:proofErr w:type="spellEnd"/>
+      <w:r>
+        <w:rPr>
+          <w:rFonts w:ascii="Times New Roman" w:hAnsi="Times New Roman" w:cs="Times New Roman"/>
+          <w:sz w:val="28"/>
+          <w:szCs w:val="28"/>
+        </w:rPr>
+        <w:t xml:space="preserve"> </w:t>
+      </w:r>
+      <w:proofErr w:type="spellStart"/>
+      <w:r>
+        <w:rPr>
+          <w:rFonts w:ascii="Times New Roman" w:hAnsi="Times New Roman" w:cs="Times New Roman"/>
+          <w:sz w:val="28"/>
+          <w:szCs w:val="28"/>
+        </w:rPr>
+        <w:t>Work</w:t>
+      </w:r>
+      <w:proofErr w:type="spellEnd"/>
+      <w:r>
+        <w:rPr>
+          <w:rFonts w:ascii="Times New Roman" w:hAnsi="Times New Roman" w:cs="Times New Roman"/>
+          <w:sz w:val="28"/>
+          <w:szCs w:val="28"/>
+        </w:rPr>
+        <w:t xml:space="preserve"> | </w:t>
+      </w:r>
+      <w:proofErr w:type="spellStart"/>
+      <w:r>
+        <w:rPr>
+          <w:rFonts w:ascii="Times New Roman" w:hAnsi="Times New Roman" w:cs="Times New Roman"/>
+          <w:sz w:val="28"/>
+          <w:szCs w:val="28"/>
+        </w:rPr>
+        <w:t>Navigating</w:t>
+      </w:r>
+      <w:proofErr w:type="spellEnd"/>
+      <w:r>
+        <w:rPr>
+          <w:rFonts w:ascii="Times New Roman" w:hAnsi="Times New Roman" w:cs="Times New Roman"/>
+          <w:sz w:val="28"/>
+          <w:szCs w:val="28"/>
+        </w:rPr>
+        <w:t xml:space="preserve"> </w:t>
+      </w:r>
+      <w:proofErr w:type="spellStart"/>
+      <w:r>
+        <w:rPr>
+          <w:rFonts w:ascii="Times New Roman" w:hAnsi="Times New Roman" w:cs="Times New Roman"/>
+          <w:sz w:val="28"/>
+          <w:szCs w:val="28"/>
+        </w:rPr>
+        <w:t>Life</w:t>
+      </w:r>
+      <w:proofErr w:type="spellEnd"/>
+      <w:r>
+        <w:rPr>
+          <w:rFonts w:ascii="Times New Roman" w:hAnsi="Times New Roman" w:cs="Times New Roman"/>
+          <w:sz w:val="28"/>
+          <w:szCs w:val="28"/>
+        </w:rPr>
+        <w:t xml:space="preserve">, </w:t>
+      </w:r>
+      <w:proofErr w:type="spellStart"/>
+      <w:r>
+        <w:rPr>
+          <w:rFonts w:ascii="Times New Roman" w:hAnsi="Times New Roman" w:cs="Times New Roman"/>
+          <w:sz w:val="28"/>
+          <w:szCs w:val="28"/>
+        </w:rPr>
+        <w:t>Modus</w:t>
+      </w:r>
+      <w:proofErr w:type="spellEnd"/>
+      <w:r>
+        <w:rPr>
+          <w:rFonts w:ascii="Times New Roman" w:hAnsi="Times New Roman" w:cs="Times New Roman"/>
+          <w:sz w:val="28"/>
+          <w:szCs w:val="28"/>
+        </w:rPr>
+        <w:t xml:space="preserve"> </w:t>
+      </w:r>
+      <w:proofErr w:type="spellStart"/>
+      <w:r>
+        <w:rPr>
+          <w:rFonts w:ascii="Times New Roman" w:hAnsi="Times New Roman" w:cs="Times New Roman"/>
+          <w:sz w:val="28"/>
+          <w:szCs w:val="28"/>
+        </w:rPr>
+        <w:t>Cooperandi</w:t>
+      </w:r>
+      <w:proofErr w:type="spellEnd"/>
+      <w:r>
+        <w:rPr>
+          <w:rFonts w:ascii="Times New Roman" w:hAnsi="Times New Roman" w:cs="Times New Roman"/>
+          <w:sz w:val="28"/>
+          <w:szCs w:val="28"/>
+        </w:rPr>
+        <w:t xml:space="preserve"> </w:t>
+      </w:r>
+      <w:proofErr w:type="spellStart"/>
+      <w:r>
+        <w:rPr>
+          <w:rFonts w:ascii="Times New Roman" w:hAnsi="Times New Roman" w:cs="Times New Roman"/>
+          <w:sz w:val="28"/>
+          <w:szCs w:val="28"/>
+        </w:rPr>
+        <w:t>Press</w:t>
+      </w:r>
+      <w:proofErr w:type="spellEnd"/>
+      <w:r>
+        <w:rPr>
+          <w:rFonts w:ascii="Times New Roman" w:hAnsi="Times New Roman" w:cs="Times New Roman"/>
+          <w:sz w:val="28"/>
+          <w:szCs w:val="28"/>
+        </w:rPr>
+        <w:t xml:space="preserve">, 2011. 208 p. </w:t>
+      </w:r>
+    </w:p>
+    <w:p>
+      <w:pPr>
+        <w:jc w:val="both"/>
+        <w:rPr>
+          <w:rFonts w:ascii="Times New Roman" w:hAnsi="Times New Roman" w:cs="Times New Roman"/>
+          <w:sz w:val="28"/>
+          <w:szCs w:val="28"/>
+        </w:rPr>
+      </w:pPr>
+      <w:r>
+        <w:rPr>
+          <w:rFonts w:ascii="Times New Roman" w:hAnsi="Times New Roman" w:cs="Times New Roman"/>
+          <w:sz w:val="28"/>
+          <w:szCs w:val="28"/>
+        </w:rPr>
+        <w:t xml:space="preserve">3. </w:t>
+      </w:r>
+      <w:proofErr w:type="spellStart"/>
+      <w:r>
+        <w:rPr>
+          <w:rFonts w:ascii="Times New Roman" w:hAnsi="Times New Roman" w:cs="Times New Roman"/>
+          <w:sz w:val="28"/>
+          <w:szCs w:val="28"/>
+        </w:rPr>
+        <w:t>Mary</w:t>
+      </w:r>
+      <w:proofErr w:type="spellEnd"/>
+      <w:r>
+        <w:rPr>
+          <w:rFonts w:ascii="Times New Roman" w:hAnsi="Times New Roman" w:cs="Times New Roman"/>
+          <w:sz w:val="28"/>
+          <w:szCs w:val="28"/>
+        </w:rPr>
+        <w:t xml:space="preserve"> </w:t>
+      </w:r>
+      <w:proofErr w:type="spellStart"/>
+      <w:r>
+        <w:rPr>
+          <w:rFonts w:ascii="Times New Roman" w:hAnsi="Times New Roman" w:cs="Times New Roman"/>
+          <w:sz w:val="28"/>
+          <w:szCs w:val="28"/>
+        </w:rPr>
+        <w:t>Poppendieck</w:t>
+      </w:r>
+      <w:proofErr w:type="spellEnd"/>
+      <w:r>
+        <w:rPr>
+          <w:rFonts w:ascii="Times New Roman" w:hAnsi="Times New Roman" w:cs="Times New Roman"/>
+          <w:sz w:val="28"/>
+          <w:szCs w:val="28"/>
+        </w:rPr>
+        <w:t xml:space="preserve"> </w:t>
+      </w:r>
+      <w:proofErr w:type="spellStart"/>
+      <w:r>
+        <w:rPr>
+          <w:rFonts w:ascii="Times New Roman" w:hAnsi="Times New Roman" w:cs="Times New Roman"/>
+          <w:sz w:val="28"/>
+          <w:szCs w:val="28"/>
+        </w:rPr>
+        <w:t>and</w:t>
+      </w:r>
+      <w:proofErr w:type="spellEnd"/>
+      <w:r>
+        <w:rPr>
+          <w:rFonts w:ascii="Times New Roman" w:hAnsi="Times New Roman" w:cs="Times New Roman"/>
+          <w:sz w:val="28"/>
+          <w:szCs w:val="28"/>
+        </w:rPr>
+        <w:t xml:space="preserve"> </w:t>
+      </w:r>
+      <w:proofErr w:type="spellStart"/>
+      <w:r>
+        <w:rPr>
+          <w:rFonts w:ascii="Times New Roman" w:hAnsi="Times New Roman" w:cs="Times New Roman"/>
+          <w:sz w:val="28"/>
+          <w:szCs w:val="28"/>
+        </w:rPr>
+        <w:t>Tom</w:t>
+      </w:r>
+      <w:proofErr w:type="spellEnd"/>
+      <w:r>
+        <w:rPr>
+          <w:rFonts w:ascii="Times New Roman" w:hAnsi="Times New Roman" w:cs="Times New Roman"/>
+          <w:sz w:val="28"/>
+          <w:szCs w:val="28"/>
+        </w:rPr>
+        <w:t xml:space="preserve"> </w:t>
+      </w:r>
+      <w:proofErr w:type="spellStart"/>
+      <w:r>
+        <w:rPr>
+          <w:rFonts w:ascii="Times New Roman" w:hAnsi="Times New Roman" w:cs="Times New Roman"/>
+          <w:sz w:val="28"/>
+          <w:szCs w:val="28"/>
+        </w:rPr>
+        <w:t>Poppendieck</w:t>
+      </w:r>
+      <w:proofErr w:type="spellEnd"/>
+      <w:r>
+        <w:rPr>
+          <w:rFonts w:ascii="Times New Roman" w:hAnsi="Times New Roman" w:cs="Times New Roman"/>
+          <w:sz w:val="28"/>
+          <w:szCs w:val="28"/>
+        </w:rPr>
+        <w:t xml:space="preserve">, </w:t>
+      </w:r>
+      <w:proofErr w:type="spellStart"/>
+      <w:r>
+        <w:rPr>
+          <w:rFonts w:ascii="Times New Roman" w:hAnsi="Times New Roman" w:cs="Times New Roman"/>
+          <w:sz w:val="28"/>
+          <w:szCs w:val="28"/>
+        </w:rPr>
+        <w:t>Lean</w:t>
+      </w:r>
+      <w:proofErr w:type="spellEnd"/>
+      <w:r>
+        <w:rPr>
+          <w:rFonts w:ascii="Times New Roman" w:hAnsi="Times New Roman" w:cs="Times New Roman"/>
+          <w:sz w:val="28"/>
+          <w:szCs w:val="28"/>
+        </w:rPr>
+        <w:t xml:space="preserve"> </w:t>
+      </w:r>
+      <w:proofErr w:type="spellStart"/>
+      <w:r>
+        <w:rPr>
+          <w:rFonts w:ascii="Times New Roman" w:hAnsi="Times New Roman" w:cs="Times New Roman"/>
+          <w:sz w:val="28"/>
+          <w:szCs w:val="28"/>
+        </w:rPr>
+        <w:t>Software</w:t>
+      </w:r>
+      <w:proofErr w:type="spellEnd"/>
+      <w:r>
+        <w:rPr>
+          <w:rFonts w:ascii="Times New Roman" w:hAnsi="Times New Roman" w:cs="Times New Roman"/>
+          <w:sz w:val="28"/>
+          <w:szCs w:val="28"/>
+        </w:rPr>
+        <w:t xml:space="preserve"> </w:t>
+      </w:r>
+      <w:proofErr w:type="spellStart"/>
+      <w:r>
+        <w:rPr>
+          <w:rFonts w:ascii="Times New Roman" w:hAnsi="Times New Roman" w:cs="Times New Roman"/>
+          <w:sz w:val="28"/>
+          <w:szCs w:val="28"/>
+        </w:rPr>
+        <w:t>Development</w:t>
+      </w:r>
+      <w:proofErr w:type="spellEnd"/>
+      <w:r>
+        <w:rPr>
+          <w:rFonts w:ascii="Times New Roman" w:hAnsi="Times New Roman" w:cs="Times New Roman"/>
+          <w:sz w:val="28"/>
+          <w:szCs w:val="28"/>
+        </w:rPr>
+        <w:t xml:space="preserve">: </w:t>
+      </w:r>
+      <w:proofErr w:type="spellStart"/>
+      <w:r>
+        <w:rPr>
+          <w:rFonts w:ascii="Times New Roman" w:hAnsi="Times New Roman" w:cs="Times New Roman"/>
+          <w:sz w:val="28"/>
+          <w:szCs w:val="28"/>
+        </w:rPr>
+        <w:t>An</w:t>
+      </w:r>
+      <w:proofErr w:type="spellEnd"/>
+      <w:r>
+        <w:rPr>
+          <w:rFonts w:ascii="Times New Roman" w:hAnsi="Times New Roman" w:cs="Times New Roman"/>
+          <w:sz w:val="28"/>
+          <w:szCs w:val="28"/>
+        </w:rPr>
+        <w:t xml:space="preserve"> </w:t>
+      </w:r>
+      <w:proofErr w:type="spellStart"/>
+      <w:r>
+        <w:rPr>
+          <w:rFonts w:ascii="Times New Roman" w:hAnsi="Times New Roman" w:cs="Times New Roman"/>
+          <w:sz w:val="28"/>
+          <w:szCs w:val="28"/>
+        </w:rPr>
+        <w:t>Agile</w:t>
+      </w:r>
+      <w:proofErr w:type="spellEnd"/>
+      <w:r>
+        <w:rPr>
+          <w:rFonts w:ascii="Times New Roman" w:hAnsi="Times New Roman" w:cs="Times New Roman"/>
+          <w:sz w:val="28"/>
+          <w:szCs w:val="28"/>
+        </w:rPr>
+        <w:t xml:space="preserve"> </w:t>
+      </w:r>
+      <w:proofErr w:type="spellStart"/>
+      <w:r>
+        <w:rPr>
+          <w:rFonts w:ascii="Times New Roman" w:hAnsi="Times New Roman" w:cs="Times New Roman"/>
+          <w:sz w:val="28"/>
+          <w:szCs w:val="28"/>
+        </w:rPr>
+        <w:t>Toolkit</w:t>
+      </w:r>
+      <w:proofErr w:type="spellEnd"/>
+      <w:r>
+        <w:rPr>
+          <w:rFonts w:ascii="Times New Roman" w:hAnsi="Times New Roman" w:cs="Times New Roman"/>
+          <w:sz w:val="28"/>
+          <w:szCs w:val="28"/>
+        </w:rPr>
+        <w:t xml:space="preserve">, </w:t>
+      </w:r>
+      <w:proofErr w:type="spellStart"/>
+      <w:r>
+        <w:rPr>
+          <w:rFonts w:ascii="Times New Roman" w:hAnsi="Times New Roman" w:cs="Times New Roman"/>
+          <w:sz w:val="28"/>
+          <w:szCs w:val="28"/>
+        </w:rPr>
+        <w:t>Addison-Wesley</w:t>
+      </w:r>
+      <w:proofErr w:type="spellEnd"/>
+      <w:r>
+        <w:rPr>
+          <w:rFonts w:ascii="Times New Roman" w:hAnsi="Times New Roman" w:cs="Times New Roman"/>
+          <w:sz w:val="28"/>
+          <w:szCs w:val="28"/>
+        </w:rPr>
+        <w:t xml:space="preserve"> Professional, 2003.240 p. </w:t>
+      </w:r>
+    </w:p>
+    <w:p>
+      <w:pPr>
+        <w:jc w:val="both"/>
+        <w:rPr>
+          <w:rFonts w:ascii="Times New Roman" w:hAnsi="Times New Roman" w:cs="Times New Roman"/>
+          <w:sz w:val="28"/>
+          <w:szCs w:val="28"/>
+        </w:rPr>
+      </w:pPr>
+      <w:r>
+        <w:rPr>
+          <w:rFonts w:ascii="Times New Roman" w:hAnsi="Times New Roman" w:cs="Times New Roman"/>
+          <w:sz w:val="28"/>
+          <w:szCs w:val="28"/>
+        </w:rPr>
+        <w:t xml:space="preserve">4. </w:t>
+      </w:r>
+      <w:proofErr w:type="spellStart"/>
+      <w:r>
+        <w:rPr>
+          <w:rFonts w:ascii="Times New Roman" w:hAnsi="Times New Roman" w:cs="Times New Roman"/>
+          <w:sz w:val="28"/>
+          <w:szCs w:val="28"/>
+        </w:rPr>
+        <w:t>Corey</w:t>
+      </w:r>
+      <w:proofErr w:type="spellEnd"/>
+      <w:r>
+        <w:rPr>
+          <w:rFonts w:ascii="Times New Roman" w:hAnsi="Times New Roman" w:cs="Times New Roman"/>
+          <w:sz w:val="28"/>
+          <w:szCs w:val="28"/>
+        </w:rPr>
+        <w:t xml:space="preserve"> </w:t>
+      </w:r>
+      <w:proofErr w:type="spellStart"/>
+      <w:r>
+        <w:rPr>
+          <w:rFonts w:ascii="Times New Roman" w:hAnsi="Times New Roman" w:cs="Times New Roman"/>
+          <w:sz w:val="28"/>
+          <w:szCs w:val="28"/>
+        </w:rPr>
+        <w:t>Ladas</w:t>
+      </w:r>
+      <w:proofErr w:type="spellEnd"/>
+      <w:r>
+        <w:rPr>
+          <w:rFonts w:ascii="Times New Roman" w:hAnsi="Times New Roman" w:cs="Times New Roman"/>
+          <w:sz w:val="28"/>
+          <w:szCs w:val="28"/>
+        </w:rPr>
+        <w:t xml:space="preserve">, </w:t>
+      </w:r>
+      <w:proofErr w:type="spellStart"/>
+      <w:r>
+        <w:rPr>
+          <w:rFonts w:ascii="Times New Roman" w:hAnsi="Times New Roman" w:cs="Times New Roman"/>
+          <w:sz w:val="28"/>
+          <w:szCs w:val="28"/>
+        </w:rPr>
+        <w:t>Scrumban</w:t>
+      </w:r>
+      <w:proofErr w:type="spellEnd"/>
+      <w:r>
+        <w:rPr>
+          <w:rFonts w:ascii="Times New Roman" w:hAnsi="Times New Roman" w:cs="Times New Roman"/>
+          <w:sz w:val="28"/>
+          <w:szCs w:val="28"/>
+        </w:rPr>
+        <w:t xml:space="preserve">: </w:t>
+      </w:r>
+      <w:proofErr w:type="spellStart"/>
+      <w:r>
+        <w:rPr>
+          <w:rFonts w:ascii="Times New Roman" w:hAnsi="Times New Roman" w:cs="Times New Roman"/>
+          <w:sz w:val="28"/>
+          <w:szCs w:val="28"/>
+        </w:rPr>
+        <w:t>Essays</w:t>
+      </w:r>
+      <w:proofErr w:type="spellEnd"/>
+      <w:r>
+        <w:rPr>
+          <w:rFonts w:ascii="Times New Roman" w:hAnsi="Times New Roman" w:cs="Times New Roman"/>
+          <w:sz w:val="28"/>
+          <w:szCs w:val="28"/>
+        </w:rPr>
+        <w:t xml:space="preserve"> </w:t>
+      </w:r>
+      <w:proofErr w:type="spellStart"/>
+      <w:r>
+        <w:rPr>
+          <w:rFonts w:ascii="Times New Roman" w:hAnsi="Times New Roman" w:cs="Times New Roman"/>
+          <w:sz w:val="28"/>
+          <w:szCs w:val="28"/>
+        </w:rPr>
+        <w:t>on</w:t>
+      </w:r>
+      <w:proofErr w:type="spellEnd"/>
+      <w:r>
+        <w:rPr>
+          <w:rFonts w:ascii="Times New Roman" w:hAnsi="Times New Roman" w:cs="Times New Roman"/>
+          <w:sz w:val="28"/>
+          <w:szCs w:val="28"/>
+        </w:rPr>
+        <w:t xml:space="preserve"> </w:t>
+      </w:r>
+      <w:proofErr w:type="spellStart"/>
+      <w:r>
+        <w:rPr>
+          <w:rFonts w:ascii="Times New Roman" w:hAnsi="Times New Roman" w:cs="Times New Roman"/>
+          <w:sz w:val="28"/>
+          <w:szCs w:val="28"/>
+        </w:rPr>
+        <w:t>Kanban</w:t>
+      </w:r>
+      <w:proofErr w:type="spellEnd"/>
+      <w:r>
+        <w:rPr>
+          <w:rFonts w:ascii="Times New Roman" w:hAnsi="Times New Roman" w:cs="Times New Roman"/>
+          <w:sz w:val="28"/>
+          <w:szCs w:val="28"/>
+        </w:rPr>
+        <w:t xml:space="preserve"> </w:t>
+      </w:r>
+      <w:proofErr w:type="spellStart"/>
+      <w:r>
+        <w:rPr>
+          <w:rFonts w:ascii="Times New Roman" w:hAnsi="Times New Roman" w:cs="Times New Roman"/>
+          <w:sz w:val="28"/>
+          <w:szCs w:val="28"/>
+        </w:rPr>
+        <w:t>Systems</w:t>
+      </w:r>
+      <w:proofErr w:type="spellEnd"/>
+      <w:r>
+        <w:rPr>
+          <w:rFonts w:ascii="Times New Roman" w:hAnsi="Times New Roman" w:cs="Times New Roman"/>
+          <w:sz w:val="28"/>
+          <w:szCs w:val="28"/>
+        </w:rPr>
+        <w:t xml:space="preserve"> </w:t>
+      </w:r>
+      <w:proofErr w:type="spellStart"/>
+      <w:r>
+        <w:rPr>
+          <w:rFonts w:ascii="Times New Roman" w:hAnsi="Times New Roman" w:cs="Times New Roman"/>
+          <w:sz w:val="28"/>
+          <w:szCs w:val="28"/>
+        </w:rPr>
+        <w:t>for</w:t>
+      </w:r>
+      <w:proofErr w:type="spellEnd"/>
+      <w:r>
+        <w:rPr>
+          <w:rFonts w:ascii="Times New Roman" w:hAnsi="Times New Roman" w:cs="Times New Roman"/>
+          <w:sz w:val="28"/>
+          <w:szCs w:val="28"/>
+        </w:rPr>
+        <w:t xml:space="preserve"> </w:t>
+      </w:r>
+      <w:proofErr w:type="spellStart"/>
+      <w:r>
+        <w:rPr>
+          <w:rFonts w:ascii="Times New Roman" w:hAnsi="Times New Roman" w:cs="Times New Roman"/>
+          <w:sz w:val="28"/>
+          <w:szCs w:val="28"/>
+        </w:rPr>
+        <w:t>Lean</w:t>
+      </w:r>
+      <w:proofErr w:type="spellEnd"/>
+      <w:r>
+        <w:rPr>
+          <w:rFonts w:ascii="Times New Roman" w:hAnsi="Times New Roman" w:cs="Times New Roman"/>
+          <w:sz w:val="28"/>
+          <w:szCs w:val="28"/>
+        </w:rPr>
+        <w:t xml:space="preserve"> </w:t>
+      </w:r>
+      <w:proofErr w:type="spellStart"/>
+      <w:r>
+        <w:rPr>
+          <w:rFonts w:ascii="Times New Roman" w:hAnsi="Times New Roman" w:cs="Times New Roman"/>
+          <w:sz w:val="28"/>
+          <w:szCs w:val="28"/>
+        </w:rPr>
+        <w:t>Software</w:t>
+      </w:r>
+      <w:proofErr w:type="spellEnd"/>
+      <w:r>
+        <w:rPr>
+          <w:rFonts w:ascii="Times New Roman" w:hAnsi="Times New Roman" w:cs="Times New Roman"/>
+          <w:sz w:val="28"/>
+          <w:szCs w:val="28"/>
+        </w:rPr>
+        <w:t xml:space="preserve"> </w:t>
+      </w:r>
+      <w:proofErr w:type="spellStart"/>
+      <w:r>
+        <w:rPr>
+          <w:rFonts w:ascii="Times New Roman" w:hAnsi="Times New Roman" w:cs="Times New Roman"/>
+          <w:sz w:val="28"/>
+          <w:szCs w:val="28"/>
+        </w:rPr>
+        <w:t>Development</w:t>
+      </w:r>
+      <w:proofErr w:type="spellEnd"/>
+      <w:r>
+        <w:rPr>
+          <w:rFonts w:ascii="Times New Roman" w:hAnsi="Times New Roman" w:cs="Times New Roman"/>
+          <w:sz w:val="28"/>
+          <w:szCs w:val="28"/>
+        </w:rPr>
+        <w:t xml:space="preserve">, </w:t>
+      </w:r>
+      <w:proofErr w:type="spellStart"/>
+      <w:r>
+        <w:rPr>
+          <w:rFonts w:ascii="Times New Roman" w:hAnsi="Times New Roman" w:cs="Times New Roman"/>
+          <w:sz w:val="28"/>
+          <w:szCs w:val="28"/>
+        </w:rPr>
+        <w:t>Modus</w:t>
+      </w:r>
+      <w:proofErr w:type="spellEnd"/>
+      <w:r>
+        <w:rPr>
+          <w:rFonts w:ascii="Times New Roman" w:hAnsi="Times New Roman" w:cs="Times New Roman"/>
+          <w:sz w:val="28"/>
+          <w:szCs w:val="28"/>
+        </w:rPr>
+        <w:t xml:space="preserve"> </w:t>
+      </w:r>
+      <w:proofErr w:type="spellStart"/>
+      <w:r>
+        <w:rPr>
+          <w:rFonts w:ascii="Times New Roman" w:hAnsi="Times New Roman" w:cs="Times New Roman"/>
+          <w:sz w:val="28"/>
+          <w:szCs w:val="28"/>
+        </w:rPr>
+        <w:t>Cooperandi</w:t>
+      </w:r>
+      <w:proofErr w:type="spellEnd"/>
+      <w:r>
+        <w:rPr>
+          <w:rFonts w:ascii="Times New Roman" w:hAnsi="Times New Roman" w:cs="Times New Roman"/>
+          <w:sz w:val="28"/>
+          <w:szCs w:val="28"/>
+        </w:rPr>
+        <w:t xml:space="preserve"> </w:t>
+      </w:r>
+      <w:proofErr w:type="spellStart"/>
+      <w:r>
+        <w:rPr>
+          <w:rFonts w:ascii="Times New Roman" w:hAnsi="Times New Roman" w:cs="Times New Roman"/>
+          <w:sz w:val="28"/>
+          <w:szCs w:val="28"/>
+        </w:rPr>
+        <w:t>Press</w:t>
+      </w:r>
+      <w:proofErr w:type="spellEnd"/>
+      <w:r>
+        <w:rPr>
+          <w:rFonts w:ascii="Times New Roman" w:hAnsi="Times New Roman" w:cs="Times New Roman"/>
+          <w:sz w:val="28"/>
+          <w:szCs w:val="28"/>
+        </w:rPr>
+        <w:t xml:space="preserve">, 2008. 150 p. 33 </w:t>
+      </w:r>
+    </w:p>
+    <w:p>
+      <w:pPr>
+        <w:jc w:val="both"/>
+        <w:rPr>
+          <w:rFonts w:ascii="Times New Roman" w:hAnsi="Times New Roman" w:cs="Times New Roman"/>
+          <w:sz w:val="28"/>
+          <w:szCs w:val="28"/>
+        </w:rPr>
+      </w:pPr>
+      <w:r>
+        <w:rPr>
+          <w:rFonts w:ascii="Times New Roman" w:hAnsi="Times New Roman" w:cs="Times New Roman"/>
+          <w:sz w:val="28"/>
+          <w:szCs w:val="28"/>
+        </w:rPr>
+        <w:t xml:space="preserve">5. </w:t>
+      </w:r>
+      <w:proofErr w:type="spellStart"/>
+      <w:r>
+        <w:rPr>
+          <w:rFonts w:ascii="Times New Roman" w:hAnsi="Times New Roman" w:cs="Times New Roman"/>
+          <w:sz w:val="28"/>
+          <w:szCs w:val="28"/>
+        </w:rPr>
+        <w:t>Mike</w:t>
+      </w:r>
+      <w:proofErr w:type="spellEnd"/>
+      <w:r>
+        <w:rPr>
+          <w:rFonts w:ascii="Times New Roman" w:hAnsi="Times New Roman" w:cs="Times New Roman"/>
+          <w:sz w:val="28"/>
+          <w:szCs w:val="28"/>
+        </w:rPr>
+        <w:t xml:space="preserve"> </w:t>
+      </w:r>
+      <w:proofErr w:type="spellStart"/>
+      <w:r>
+        <w:rPr>
+          <w:rFonts w:ascii="Times New Roman" w:hAnsi="Times New Roman" w:cs="Times New Roman"/>
+          <w:sz w:val="28"/>
+          <w:szCs w:val="28"/>
+        </w:rPr>
+        <w:t>Cohn</w:t>
+      </w:r>
+      <w:proofErr w:type="spellEnd"/>
+      <w:r>
+        <w:rPr>
+          <w:rFonts w:ascii="Times New Roman" w:hAnsi="Times New Roman" w:cs="Times New Roman"/>
+          <w:sz w:val="28"/>
+          <w:szCs w:val="28"/>
+        </w:rPr>
+        <w:t xml:space="preserve">, </w:t>
+      </w:r>
+      <w:proofErr w:type="spellStart"/>
+      <w:r>
+        <w:rPr>
+          <w:rFonts w:ascii="Times New Roman" w:hAnsi="Times New Roman" w:cs="Times New Roman"/>
+          <w:sz w:val="28"/>
+          <w:szCs w:val="28"/>
+        </w:rPr>
+        <w:t>Agile</w:t>
+      </w:r>
+      <w:proofErr w:type="spellEnd"/>
+      <w:r>
+        <w:rPr>
+          <w:rFonts w:ascii="Times New Roman" w:hAnsi="Times New Roman" w:cs="Times New Roman"/>
+          <w:sz w:val="28"/>
+          <w:szCs w:val="28"/>
+        </w:rPr>
+        <w:t xml:space="preserve"> </w:t>
+      </w:r>
+      <w:proofErr w:type="spellStart"/>
+      <w:r>
+        <w:rPr>
+          <w:rFonts w:ascii="Times New Roman" w:hAnsi="Times New Roman" w:cs="Times New Roman"/>
+          <w:sz w:val="28"/>
+          <w:szCs w:val="28"/>
+        </w:rPr>
+        <w:t>Estimating</w:t>
+      </w:r>
+      <w:proofErr w:type="spellEnd"/>
+      <w:r>
+        <w:rPr>
+          <w:rFonts w:ascii="Times New Roman" w:hAnsi="Times New Roman" w:cs="Times New Roman"/>
+          <w:sz w:val="28"/>
+          <w:szCs w:val="28"/>
+        </w:rPr>
+        <w:t xml:space="preserve"> </w:t>
+      </w:r>
+      <w:proofErr w:type="spellStart"/>
+      <w:r>
+        <w:rPr>
+          <w:rFonts w:ascii="Times New Roman" w:hAnsi="Times New Roman" w:cs="Times New Roman"/>
+          <w:sz w:val="28"/>
+          <w:szCs w:val="28"/>
+        </w:rPr>
+        <w:t>and</w:t>
+      </w:r>
+      <w:proofErr w:type="spellEnd"/>
+      <w:r>
+        <w:rPr>
+          <w:rFonts w:ascii="Times New Roman" w:hAnsi="Times New Roman" w:cs="Times New Roman"/>
+          <w:sz w:val="28"/>
+          <w:szCs w:val="28"/>
+        </w:rPr>
+        <w:t xml:space="preserve"> </w:t>
+      </w:r>
+      <w:proofErr w:type="spellStart"/>
+      <w:r>
+        <w:rPr>
+          <w:rFonts w:ascii="Times New Roman" w:hAnsi="Times New Roman" w:cs="Times New Roman"/>
+          <w:sz w:val="28"/>
+          <w:szCs w:val="28"/>
+        </w:rPr>
+        <w:t>Planning</w:t>
+      </w:r>
+      <w:proofErr w:type="spellEnd"/>
+      <w:r>
+        <w:rPr>
+          <w:rFonts w:ascii="Times New Roman" w:hAnsi="Times New Roman" w:cs="Times New Roman"/>
+          <w:sz w:val="28"/>
+          <w:szCs w:val="28"/>
+        </w:rPr>
+        <w:t xml:space="preserve">, </w:t>
+      </w:r>
+      <w:proofErr w:type="spellStart"/>
+      <w:r>
+        <w:rPr>
+          <w:rFonts w:ascii="Times New Roman" w:hAnsi="Times New Roman" w:cs="Times New Roman"/>
+          <w:sz w:val="28"/>
+          <w:szCs w:val="28"/>
+        </w:rPr>
+        <w:t>Prentice</w:t>
+      </w:r>
+      <w:proofErr w:type="spellEnd"/>
+      <w:r>
+        <w:rPr>
+          <w:rFonts w:ascii="Times New Roman" w:hAnsi="Times New Roman" w:cs="Times New Roman"/>
+          <w:sz w:val="28"/>
+          <w:szCs w:val="28"/>
+        </w:rPr>
+        <w:t xml:space="preserve"> </w:t>
+      </w:r>
+      <w:proofErr w:type="spellStart"/>
+      <w:r>
+        <w:rPr>
+          <w:rFonts w:ascii="Times New Roman" w:hAnsi="Times New Roman" w:cs="Times New Roman"/>
+          <w:sz w:val="28"/>
+          <w:szCs w:val="28"/>
+        </w:rPr>
+        <w:t>Hall</w:t>
+      </w:r>
+      <w:proofErr w:type="spellEnd"/>
+      <w:r>
+        <w:rPr>
+          <w:rFonts w:ascii="Times New Roman" w:hAnsi="Times New Roman" w:cs="Times New Roman"/>
+          <w:sz w:val="28"/>
+          <w:szCs w:val="28"/>
+        </w:rPr>
+        <w:t xml:space="preserve">, 2005. 368 p. </w:t>
+      </w:r>
+    </w:p>
+    <w:p>
+      <w:pPr>
+        <w:jc w:val="both"/>
+        <w:rPr>
+          <w:rFonts w:ascii="Times New Roman" w:hAnsi="Times New Roman" w:cs="Times New Roman"/>
+          <w:sz w:val="28"/>
+          <w:szCs w:val="28"/>
+        </w:rPr>
+      </w:pPr>
+      <w:r>
+        <w:rPr>
+          <w:rFonts w:ascii="Times New Roman" w:hAnsi="Times New Roman" w:cs="Times New Roman"/>
+          <w:sz w:val="28"/>
+          <w:szCs w:val="28"/>
+        </w:rPr>
+        <w:t xml:space="preserve">6. </w:t>
+      </w:r>
+      <w:proofErr w:type="spellStart"/>
+      <w:r>
+        <w:rPr>
+          <w:rFonts w:ascii="Times New Roman" w:hAnsi="Times New Roman" w:cs="Times New Roman"/>
+          <w:sz w:val="28"/>
+          <w:szCs w:val="28"/>
+        </w:rPr>
+        <w:t>Marcus</w:t>
+      </w:r>
+      <w:proofErr w:type="spellEnd"/>
+      <w:r>
+        <w:rPr>
+          <w:rFonts w:ascii="Times New Roman" w:hAnsi="Times New Roman" w:cs="Times New Roman"/>
+          <w:sz w:val="28"/>
+          <w:szCs w:val="28"/>
+        </w:rPr>
+        <w:t xml:space="preserve"> </w:t>
+      </w:r>
+      <w:proofErr w:type="spellStart"/>
+      <w:r>
+        <w:rPr>
+          <w:rFonts w:ascii="Times New Roman" w:hAnsi="Times New Roman" w:cs="Times New Roman"/>
+          <w:sz w:val="28"/>
+          <w:szCs w:val="28"/>
+        </w:rPr>
+        <w:t>Hammarberg</w:t>
+      </w:r>
+      <w:proofErr w:type="spellEnd"/>
+      <w:r>
+        <w:rPr>
+          <w:rFonts w:ascii="Times New Roman" w:hAnsi="Times New Roman" w:cs="Times New Roman"/>
+          <w:sz w:val="28"/>
+          <w:szCs w:val="28"/>
+        </w:rPr>
+        <w:t xml:space="preserve"> </w:t>
+      </w:r>
+      <w:proofErr w:type="spellStart"/>
+      <w:r>
+        <w:rPr>
+          <w:rFonts w:ascii="Times New Roman" w:hAnsi="Times New Roman" w:cs="Times New Roman"/>
+          <w:sz w:val="28"/>
+          <w:szCs w:val="28"/>
+        </w:rPr>
+        <w:t>and</w:t>
+      </w:r>
+      <w:proofErr w:type="spellEnd"/>
+      <w:r>
+        <w:rPr>
+          <w:rFonts w:ascii="Times New Roman" w:hAnsi="Times New Roman" w:cs="Times New Roman"/>
+          <w:sz w:val="28"/>
+          <w:szCs w:val="28"/>
+        </w:rPr>
+        <w:t xml:space="preserve"> </w:t>
+      </w:r>
+      <w:proofErr w:type="spellStart"/>
+      <w:r>
+        <w:rPr>
+          <w:rFonts w:ascii="Times New Roman" w:hAnsi="Times New Roman" w:cs="Times New Roman"/>
+          <w:sz w:val="28"/>
+          <w:szCs w:val="28"/>
+        </w:rPr>
+        <w:t>Joakim</w:t>
+      </w:r>
+      <w:proofErr w:type="spellEnd"/>
+      <w:r>
+        <w:rPr>
+          <w:rFonts w:ascii="Times New Roman" w:hAnsi="Times New Roman" w:cs="Times New Roman"/>
+          <w:sz w:val="28"/>
+          <w:szCs w:val="28"/>
+        </w:rPr>
+        <w:t xml:space="preserve"> </w:t>
+      </w:r>
+      <w:proofErr w:type="spellStart"/>
+      <w:r>
+        <w:rPr>
+          <w:rFonts w:ascii="Times New Roman" w:hAnsi="Times New Roman" w:cs="Times New Roman"/>
+          <w:sz w:val="28"/>
+          <w:szCs w:val="28"/>
+        </w:rPr>
+        <w:t>Sunden</w:t>
+      </w:r>
+      <w:proofErr w:type="spellEnd"/>
+      <w:r>
+        <w:rPr>
+          <w:rFonts w:ascii="Times New Roman" w:hAnsi="Times New Roman" w:cs="Times New Roman"/>
+          <w:sz w:val="28"/>
+          <w:szCs w:val="28"/>
+        </w:rPr>
+        <w:t xml:space="preserve">, </w:t>
+      </w:r>
+      <w:proofErr w:type="spellStart"/>
+      <w:r>
+        <w:rPr>
+          <w:rFonts w:ascii="Times New Roman" w:hAnsi="Times New Roman" w:cs="Times New Roman"/>
+          <w:sz w:val="28"/>
+          <w:szCs w:val="28"/>
+        </w:rPr>
+        <w:t>Kanban</w:t>
+      </w:r>
+      <w:proofErr w:type="spellEnd"/>
+      <w:r>
+        <w:rPr>
+          <w:rFonts w:ascii="Times New Roman" w:hAnsi="Times New Roman" w:cs="Times New Roman"/>
+          <w:sz w:val="28"/>
+          <w:szCs w:val="28"/>
+        </w:rPr>
+        <w:t xml:space="preserve"> </w:t>
+      </w:r>
+      <w:proofErr w:type="spellStart"/>
+      <w:r>
+        <w:rPr>
+          <w:rFonts w:ascii="Times New Roman" w:hAnsi="Times New Roman" w:cs="Times New Roman"/>
+          <w:sz w:val="28"/>
+          <w:szCs w:val="28"/>
+        </w:rPr>
+        <w:t>in</w:t>
+      </w:r>
+      <w:proofErr w:type="spellEnd"/>
+      <w:r>
+        <w:rPr>
+          <w:rFonts w:ascii="Times New Roman" w:hAnsi="Times New Roman" w:cs="Times New Roman"/>
+          <w:sz w:val="28"/>
+          <w:szCs w:val="28"/>
+        </w:rPr>
+        <w:t xml:space="preserve"> </w:t>
+      </w:r>
+      <w:proofErr w:type="spellStart"/>
+      <w:r>
+        <w:rPr>
+          <w:rFonts w:ascii="Times New Roman" w:hAnsi="Times New Roman" w:cs="Times New Roman"/>
+          <w:sz w:val="28"/>
+          <w:szCs w:val="28"/>
+        </w:rPr>
+        <w:t>Action</w:t>
+      </w:r>
+      <w:proofErr w:type="spellEnd"/>
+      <w:r>
+        <w:rPr>
+          <w:rFonts w:ascii="Times New Roman" w:hAnsi="Times New Roman" w:cs="Times New Roman"/>
+          <w:sz w:val="28"/>
+          <w:szCs w:val="28"/>
+        </w:rPr>
+        <w:t xml:space="preserve">, </w:t>
+      </w:r>
+      <w:proofErr w:type="spellStart"/>
+      <w:r>
+        <w:rPr>
+          <w:rFonts w:ascii="Times New Roman" w:hAnsi="Times New Roman" w:cs="Times New Roman"/>
+          <w:sz w:val="28"/>
+          <w:szCs w:val="28"/>
+        </w:rPr>
+        <w:t>Manning</w:t>
+      </w:r>
+      <w:proofErr w:type="spellEnd"/>
+      <w:r>
+        <w:rPr>
+          <w:rFonts w:ascii="Times New Roman" w:hAnsi="Times New Roman" w:cs="Times New Roman"/>
+          <w:sz w:val="28"/>
+          <w:szCs w:val="28"/>
+        </w:rPr>
+        <w:t xml:space="preserve"> </w:t>
+      </w:r>
+      <w:proofErr w:type="spellStart"/>
+      <w:r>
+        <w:rPr>
+          <w:rFonts w:ascii="Times New Roman" w:hAnsi="Times New Roman" w:cs="Times New Roman"/>
+          <w:sz w:val="28"/>
+          <w:szCs w:val="28"/>
+        </w:rPr>
+        <w:t>Publications</w:t>
+      </w:r>
+      <w:proofErr w:type="spellEnd"/>
+      <w:r>
+        <w:rPr>
+          <w:rFonts w:ascii="Times New Roman" w:hAnsi="Times New Roman" w:cs="Times New Roman"/>
+          <w:sz w:val="28"/>
+          <w:szCs w:val="28"/>
+        </w:rPr>
+        <w:t>, 2014. 360p.</w:t>
       </w:r>
     </w:p>
     <w:sectPr>
@@ -464,6 +3604,1083 @@
     </w:sectPr>
   </w:body>
 </w:document>
+</file>
+
+<file path=word/numbering.xml><?xml version="1.0" encoding="utf-8"?>
+<w:numbering xmlns:wpc="http://schemas.microsoft.com/office/word/2010/wordprocessingCanvas" xmlns:cx="http://schemas.microsoft.com/office/drawing/2014/chartex" xmlns:mc="http://schemas.openxmlformats.org/markup-compatibility/2006" xmlns:o="urn:schemas-microsoft-com:office:office" xmlns:r="http://schemas.openxmlformats.org/officeDocument/2006/relationships" xmlns:m="http://schemas.openxmlformats.org/officeDocument/2006/math" xmlns:v="urn:schemas-microsoft-com:vml" xmlns:wp14="http://schemas.microsoft.com/office/word/2010/wordprocessingDrawing" xmlns:wp="http://schemas.openxmlformats.org/drawingml/2006/wordprocessingDrawing" xmlns:w10="urn:schemas-microsoft-com:office:word" xmlns:w="http://schemas.openxmlformats.org/wordprocessingml/2006/main" xmlns:w14="http://schemas.microsoft.com/office/word/2010/wordml" xmlns:w15="http://schemas.microsoft.com/office/word/2012/wordml" xmlns:w16se="http://schemas.microsoft.com/office/word/2015/wordml/symex" xmlns:wpg="http://schemas.microsoft.com/office/word/2010/wordprocessingGroup" xmlns:wpi="http://schemas.microsoft.com/office/word/2010/wordprocessingInk" xmlns:wne="http://schemas.microsoft.com/office/word/2006/wordml" xmlns:wps="http://schemas.microsoft.com/office/word/2010/wordprocessingShape" mc:Ignorable="w14 w15 w16se wp14">
+  <w:abstractNum w:abstractNumId="0" w15:restartNumberingAfterBreak="0">
+    <w:nsid w:val="249468C1"/>
+    <w:multiLevelType w:val="hybridMultilevel"/>
+    <w:tmpl w:val="FC9CBA4C"/>
+    <w:lvl w:ilvl="0" w:tplc="04220001">
+      <w:start w:val="1"/>
+      <w:numFmt w:val="bullet"/>
+      <w:lvlText w:val=""/>
+      <w:lvlJc w:val="left"/>
+      <w:pPr>
+        <w:ind w:left="720" w:hanging="360"/>
+      </w:pPr>
+      <w:rPr>
+        <w:rFonts w:ascii="Symbol" w:hAnsi="Symbol" w:hint="default"/>
+      </w:rPr>
+    </w:lvl>
+    <w:lvl w:ilvl="1" w:tplc="04220003" w:tentative="1">
+      <w:start w:val="1"/>
+      <w:numFmt w:val="bullet"/>
+      <w:lvlText w:val="o"/>
+      <w:lvlJc w:val="left"/>
+      <w:pPr>
+        <w:ind w:left="1440" w:hanging="360"/>
+      </w:pPr>
+      <w:rPr>
+        <w:rFonts w:ascii="Courier New" w:hAnsi="Courier New" w:cs="Courier New" w:hint="default"/>
+      </w:rPr>
+    </w:lvl>
+    <w:lvl w:ilvl="2" w:tplc="04220005" w:tentative="1">
+      <w:start w:val="1"/>
+      <w:numFmt w:val="bullet"/>
+      <w:lvlText w:val=""/>
+      <w:lvlJc w:val="left"/>
+      <w:pPr>
+        <w:ind w:left="2160" w:hanging="360"/>
+      </w:pPr>
+      <w:rPr>
+        <w:rFonts w:ascii="Wingdings" w:hAnsi="Wingdings" w:hint="default"/>
+      </w:rPr>
+    </w:lvl>
+    <w:lvl w:ilvl="3" w:tplc="04220001" w:tentative="1">
+      <w:start w:val="1"/>
+      <w:numFmt w:val="bullet"/>
+      <w:lvlText w:val=""/>
+      <w:lvlJc w:val="left"/>
+      <w:pPr>
+        <w:ind w:left="2880" w:hanging="360"/>
+      </w:pPr>
+      <w:rPr>
+        <w:rFonts w:ascii="Symbol" w:hAnsi="Symbol" w:hint="default"/>
+      </w:rPr>
+    </w:lvl>
+    <w:lvl w:ilvl="4" w:tplc="04220003" w:tentative="1">
+      <w:start w:val="1"/>
+      <w:numFmt w:val="bullet"/>
+      <w:lvlText w:val="o"/>
+      <w:lvlJc w:val="left"/>
+      <w:pPr>
+        <w:ind w:left="3600" w:hanging="360"/>
+      </w:pPr>
+      <w:rPr>
+        <w:rFonts w:ascii="Courier New" w:hAnsi="Courier New" w:cs="Courier New" w:hint="default"/>
+      </w:rPr>
+    </w:lvl>
+    <w:lvl w:ilvl="5" w:tplc="04220005" w:tentative="1">
+      <w:start w:val="1"/>
+      <w:numFmt w:val="bullet"/>
+      <w:lvlText w:val=""/>
+      <w:lvlJc w:val="left"/>
+      <w:pPr>
+        <w:ind w:left="4320" w:hanging="360"/>
+      </w:pPr>
+      <w:rPr>
+        <w:rFonts w:ascii="Wingdings" w:hAnsi="Wingdings" w:hint="default"/>
+      </w:rPr>
+    </w:lvl>
+    <w:lvl w:ilvl="6" w:tplc="04220001" w:tentative="1">
+      <w:start w:val="1"/>
+      <w:numFmt w:val="bullet"/>
+      <w:lvlText w:val=""/>
+      <w:lvlJc w:val="left"/>
+      <w:pPr>
+        <w:ind w:left="5040" w:hanging="360"/>
+      </w:pPr>
+      <w:rPr>
+        <w:rFonts w:ascii="Symbol" w:hAnsi="Symbol" w:hint="default"/>
+      </w:rPr>
+    </w:lvl>
+    <w:lvl w:ilvl="7" w:tplc="04220003" w:tentative="1">
+      <w:start w:val="1"/>
+      <w:numFmt w:val="bullet"/>
+      <w:lvlText w:val="o"/>
+      <w:lvlJc w:val="left"/>
+      <w:pPr>
+        <w:ind w:left="5760" w:hanging="360"/>
+      </w:pPr>
+      <w:rPr>
+        <w:rFonts w:ascii="Courier New" w:hAnsi="Courier New" w:cs="Courier New" w:hint="default"/>
+      </w:rPr>
+    </w:lvl>
+    <w:lvl w:ilvl="8" w:tplc="04220005" w:tentative="1">
+      <w:start w:val="1"/>
+      <w:numFmt w:val="bullet"/>
+      <w:lvlText w:val=""/>
+      <w:lvlJc w:val="left"/>
+      <w:pPr>
+        <w:ind w:left="6480" w:hanging="360"/>
+      </w:pPr>
+      <w:rPr>
+        <w:rFonts w:ascii="Wingdings" w:hAnsi="Wingdings" w:hint="default"/>
+      </w:rPr>
+    </w:lvl>
+  </w:abstractNum>
+  <w:abstractNum w:abstractNumId="1" w15:restartNumberingAfterBreak="0">
+    <w:nsid w:val="299D193B"/>
+    <w:multiLevelType w:val="multilevel"/>
+    <w:tmpl w:val="66F2F24C"/>
+    <w:lvl w:ilvl="0">
+      <w:start w:val="1"/>
+      <w:numFmt w:val="bullet"/>
+      <w:lvlText w:val=""/>
+      <w:lvlJc w:val="left"/>
+      <w:pPr>
+        <w:tabs>
+          <w:tab w:val="num" w:pos="720"/>
+        </w:tabs>
+        <w:ind w:left="720" w:hanging="360"/>
+      </w:pPr>
+      <w:rPr>
+        <w:rFonts w:ascii="Symbol" w:hAnsi="Symbol" w:hint="default"/>
+        <w:sz w:val="20"/>
+      </w:rPr>
+    </w:lvl>
+    <w:lvl w:ilvl="1">
+      <w:start w:val="1"/>
+      <w:numFmt w:val="bullet"/>
+      <w:lvlText w:val="o"/>
+      <w:lvlJc w:val="left"/>
+      <w:pPr>
+        <w:tabs>
+          <w:tab w:val="num" w:pos="1440"/>
+        </w:tabs>
+        <w:ind w:left="1440" w:hanging="360"/>
+      </w:pPr>
+      <w:rPr>
+        <w:rFonts w:ascii="Courier New" w:hAnsi="Courier New" w:hint="default"/>
+        <w:sz w:val="20"/>
+      </w:rPr>
+    </w:lvl>
+    <w:lvl w:ilvl="2" w:tentative="1">
+      <w:start w:val="1"/>
+      <w:numFmt w:val="bullet"/>
+      <w:lvlText w:val=""/>
+      <w:lvlJc w:val="left"/>
+      <w:pPr>
+        <w:tabs>
+          <w:tab w:val="num" w:pos="2160"/>
+        </w:tabs>
+        <w:ind w:left="2160" w:hanging="360"/>
+      </w:pPr>
+      <w:rPr>
+        <w:rFonts w:ascii="Wingdings" w:hAnsi="Wingdings" w:hint="default"/>
+        <w:sz w:val="20"/>
+      </w:rPr>
+    </w:lvl>
+    <w:lvl w:ilvl="3" w:tentative="1">
+      <w:start w:val="1"/>
+      <w:numFmt w:val="bullet"/>
+      <w:lvlText w:val=""/>
+      <w:lvlJc w:val="left"/>
+      <w:pPr>
+        <w:tabs>
+          <w:tab w:val="num" w:pos="2880"/>
+        </w:tabs>
+        <w:ind w:left="2880" w:hanging="360"/>
+      </w:pPr>
+      <w:rPr>
+        <w:rFonts w:ascii="Wingdings" w:hAnsi="Wingdings" w:hint="default"/>
+        <w:sz w:val="20"/>
+      </w:rPr>
+    </w:lvl>
+    <w:lvl w:ilvl="4" w:tentative="1">
+      <w:start w:val="1"/>
+      <w:numFmt w:val="bullet"/>
+      <w:lvlText w:val=""/>
+      <w:lvlJc w:val="left"/>
+      <w:pPr>
+        <w:tabs>
+          <w:tab w:val="num" w:pos="3600"/>
+        </w:tabs>
+        <w:ind w:left="3600" w:hanging="360"/>
+      </w:pPr>
+      <w:rPr>
+        <w:rFonts w:ascii="Wingdings" w:hAnsi="Wingdings" w:hint="default"/>
+        <w:sz w:val="20"/>
+      </w:rPr>
+    </w:lvl>
+    <w:lvl w:ilvl="5" w:tentative="1">
+      <w:start w:val="1"/>
+      <w:numFmt w:val="bullet"/>
+      <w:lvlText w:val=""/>
+      <w:lvlJc w:val="left"/>
+      <w:pPr>
+        <w:tabs>
+          <w:tab w:val="num" w:pos="4320"/>
+        </w:tabs>
+        <w:ind w:left="4320" w:hanging="360"/>
+      </w:pPr>
+      <w:rPr>
+        <w:rFonts w:ascii="Wingdings" w:hAnsi="Wingdings" w:hint="default"/>
+        <w:sz w:val="20"/>
+      </w:rPr>
+    </w:lvl>
+    <w:lvl w:ilvl="6" w:tentative="1">
+      <w:start w:val="1"/>
+      <w:numFmt w:val="bullet"/>
+      <w:lvlText w:val=""/>
+      <w:lvlJc w:val="left"/>
+      <w:pPr>
+        <w:tabs>
+          <w:tab w:val="num" w:pos="5040"/>
+        </w:tabs>
+        <w:ind w:left="5040" w:hanging="360"/>
+      </w:pPr>
+      <w:rPr>
+        <w:rFonts w:ascii="Wingdings" w:hAnsi="Wingdings" w:hint="default"/>
+        <w:sz w:val="20"/>
+      </w:rPr>
+    </w:lvl>
+    <w:lvl w:ilvl="7" w:tentative="1">
+      <w:start w:val="1"/>
+      <w:numFmt w:val="bullet"/>
+      <w:lvlText w:val=""/>
+      <w:lvlJc w:val="left"/>
+      <w:pPr>
+        <w:tabs>
+          <w:tab w:val="num" w:pos="5760"/>
+        </w:tabs>
+        <w:ind w:left="5760" w:hanging="360"/>
+      </w:pPr>
+      <w:rPr>
+        <w:rFonts w:ascii="Wingdings" w:hAnsi="Wingdings" w:hint="default"/>
+        <w:sz w:val="20"/>
+      </w:rPr>
+    </w:lvl>
+    <w:lvl w:ilvl="8" w:tentative="1">
+      <w:start w:val="1"/>
+      <w:numFmt w:val="bullet"/>
+      <w:lvlText w:val=""/>
+      <w:lvlJc w:val="left"/>
+      <w:pPr>
+        <w:tabs>
+          <w:tab w:val="num" w:pos="6480"/>
+        </w:tabs>
+        <w:ind w:left="6480" w:hanging="360"/>
+      </w:pPr>
+      <w:rPr>
+        <w:rFonts w:ascii="Wingdings" w:hAnsi="Wingdings" w:hint="default"/>
+        <w:sz w:val="20"/>
+      </w:rPr>
+    </w:lvl>
+  </w:abstractNum>
+  <w:abstractNum w:abstractNumId="2" w15:restartNumberingAfterBreak="0">
+    <w:nsid w:val="5C3B06E0"/>
+    <w:multiLevelType w:val="multilevel"/>
+    <w:tmpl w:val="03342FAC"/>
+    <w:lvl w:ilvl="0">
+      <w:start w:val="1"/>
+      <w:numFmt w:val="bullet"/>
+      <w:lvlText w:val=""/>
+      <w:lvlJc w:val="left"/>
+      <w:pPr>
+        <w:tabs>
+          <w:tab w:val="num" w:pos="720"/>
+        </w:tabs>
+        <w:ind w:left="720" w:hanging="360"/>
+      </w:pPr>
+      <w:rPr>
+        <w:rFonts w:ascii="Symbol" w:hAnsi="Symbol" w:hint="default"/>
+        <w:sz w:val="20"/>
+      </w:rPr>
+    </w:lvl>
+    <w:lvl w:ilvl="1" w:tentative="1">
+      <w:start w:val="1"/>
+      <w:numFmt w:val="bullet"/>
+      <w:lvlText w:val="o"/>
+      <w:lvlJc w:val="left"/>
+      <w:pPr>
+        <w:tabs>
+          <w:tab w:val="num" w:pos="1440"/>
+        </w:tabs>
+        <w:ind w:left="1440" w:hanging="360"/>
+      </w:pPr>
+      <w:rPr>
+        <w:rFonts w:ascii="Courier New" w:hAnsi="Courier New" w:hint="default"/>
+        <w:sz w:val="20"/>
+      </w:rPr>
+    </w:lvl>
+    <w:lvl w:ilvl="2" w:tentative="1">
+      <w:start w:val="1"/>
+      <w:numFmt w:val="bullet"/>
+      <w:lvlText w:val=""/>
+      <w:lvlJc w:val="left"/>
+      <w:pPr>
+        <w:tabs>
+          <w:tab w:val="num" w:pos="2160"/>
+        </w:tabs>
+        <w:ind w:left="2160" w:hanging="360"/>
+      </w:pPr>
+      <w:rPr>
+        <w:rFonts w:ascii="Wingdings" w:hAnsi="Wingdings" w:hint="default"/>
+        <w:sz w:val="20"/>
+      </w:rPr>
+    </w:lvl>
+    <w:lvl w:ilvl="3" w:tentative="1">
+      <w:start w:val="1"/>
+      <w:numFmt w:val="bullet"/>
+      <w:lvlText w:val=""/>
+      <w:lvlJc w:val="left"/>
+      <w:pPr>
+        <w:tabs>
+          <w:tab w:val="num" w:pos="2880"/>
+        </w:tabs>
+        <w:ind w:left="2880" w:hanging="360"/>
+      </w:pPr>
+      <w:rPr>
+        <w:rFonts w:ascii="Wingdings" w:hAnsi="Wingdings" w:hint="default"/>
+        <w:sz w:val="20"/>
+      </w:rPr>
+    </w:lvl>
+    <w:lvl w:ilvl="4" w:tentative="1">
+      <w:start w:val="1"/>
+      <w:numFmt w:val="bullet"/>
+      <w:lvlText w:val=""/>
+      <w:lvlJc w:val="left"/>
+      <w:pPr>
+        <w:tabs>
+          <w:tab w:val="num" w:pos="3600"/>
+        </w:tabs>
+        <w:ind w:left="3600" w:hanging="360"/>
+      </w:pPr>
+      <w:rPr>
+        <w:rFonts w:ascii="Wingdings" w:hAnsi="Wingdings" w:hint="default"/>
+        <w:sz w:val="20"/>
+      </w:rPr>
+    </w:lvl>
+    <w:lvl w:ilvl="5" w:tentative="1">
+      <w:start w:val="1"/>
+      <w:numFmt w:val="bullet"/>
+      <w:lvlText w:val=""/>
+      <w:lvlJc w:val="left"/>
+      <w:pPr>
+        <w:tabs>
+          <w:tab w:val="num" w:pos="4320"/>
+        </w:tabs>
+        <w:ind w:left="4320" w:hanging="360"/>
+      </w:pPr>
+      <w:rPr>
+        <w:rFonts w:ascii="Wingdings" w:hAnsi="Wingdings" w:hint="default"/>
+        <w:sz w:val="20"/>
+      </w:rPr>
+    </w:lvl>
+    <w:lvl w:ilvl="6" w:tentative="1">
+      <w:start w:val="1"/>
+      <w:numFmt w:val="bullet"/>
+      <w:lvlText w:val=""/>
+      <w:lvlJc w:val="left"/>
+      <w:pPr>
+        <w:tabs>
+          <w:tab w:val="num" w:pos="5040"/>
+        </w:tabs>
+        <w:ind w:left="5040" w:hanging="360"/>
+      </w:pPr>
+      <w:rPr>
+        <w:rFonts w:ascii="Wingdings" w:hAnsi="Wingdings" w:hint="default"/>
+        <w:sz w:val="20"/>
+      </w:rPr>
+    </w:lvl>
+    <w:lvl w:ilvl="7" w:tentative="1">
+      <w:start w:val="1"/>
+      <w:numFmt w:val="bullet"/>
+      <w:lvlText w:val=""/>
+      <w:lvlJc w:val="left"/>
+      <w:pPr>
+        <w:tabs>
+          <w:tab w:val="num" w:pos="5760"/>
+        </w:tabs>
+        <w:ind w:left="5760" w:hanging="360"/>
+      </w:pPr>
+      <w:rPr>
+        <w:rFonts w:ascii="Wingdings" w:hAnsi="Wingdings" w:hint="default"/>
+        <w:sz w:val="20"/>
+      </w:rPr>
+    </w:lvl>
+    <w:lvl w:ilvl="8" w:tentative="1">
+      <w:start w:val="1"/>
+      <w:numFmt w:val="bullet"/>
+      <w:lvlText w:val=""/>
+      <w:lvlJc w:val="left"/>
+      <w:pPr>
+        <w:tabs>
+          <w:tab w:val="num" w:pos="6480"/>
+        </w:tabs>
+        <w:ind w:left="6480" w:hanging="360"/>
+      </w:pPr>
+      <w:rPr>
+        <w:rFonts w:ascii="Wingdings" w:hAnsi="Wingdings" w:hint="default"/>
+        <w:sz w:val="20"/>
+      </w:rPr>
+    </w:lvl>
+  </w:abstractNum>
+  <w:abstractNum w:abstractNumId="3" w15:restartNumberingAfterBreak="0">
+    <w:nsid w:val="664A7EE4"/>
+    <w:multiLevelType w:val="hybridMultilevel"/>
+    <w:tmpl w:val="905CC526"/>
+    <w:lvl w:ilvl="0" w:tplc="04220001">
+      <w:start w:val="1"/>
+      <w:numFmt w:val="bullet"/>
+      <w:lvlText w:val=""/>
+      <w:lvlJc w:val="left"/>
+      <w:pPr>
+        <w:ind w:left="720" w:hanging="360"/>
+      </w:pPr>
+      <w:rPr>
+        <w:rFonts w:ascii="Symbol" w:hAnsi="Symbol" w:hint="default"/>
+      </w:rPr>
+    </w:lvl>
+    <w:lvl w:ilvl="1" w:tplc="04220003">
+      <w:start w:val="1"/>
+      <w:numFmt w:val="bullet"/>
+      <w:lvlText w:val="o"/>
+      <w:lvlJc w:val="left"/>
+      <w:pPr>
+        <w:ind w:left="1440" w:hanging="360"/>
+      </w:pPr>
+      <w:rPr>
+        <w:rFonts w:ascii="Courier New" w:hAnsi="Courier New" w:cs="Courier New" w:hint="default"/>
+      </w:rPr>
+    </w:lvl>
+    <w:lvl w:ilvl="2" w:tplc="04220005" w:tentative="1">
+      <w:start w:val="1"/>
+      <w:numFmt w:val="bullet"/>
+      <w:lvlText w:val=""/>
+      <w:lvlJc w:val="left"/>
+      <w:pPr>
+        <w:ind w:left="2160" w:hanging="360"/>
+      </w:pPr>
+      <w:rPr>
+        <w:rFonts w:ascii="Wingdings" w:hAnsi="Wingdings" w:hint="default"/>
+      </w:rPr>
+    </w:lvl>
+    <w:lvl w:ilvl="3" w:tplc="04220001" w:tentative="1">
+      <w:start w:val="1"/>
+      <w:numFmt w:val="bullet"/>
+      <w:lvlText w:val=""/>
+      <w:lvlJc w:val="left"/>
+      <w:pPr>
+        <w:ind w:left="2880" w:hanging="360"/>
+      </w:pPr>
+      <w:rPr>
+        <w:rFonts w:ascii="Symbol" w:hAnsi="Symbol" w:hint="default"/>
+      </w:rPr>
+    </w:lvl>
+    <w:lvl w:ilvl="4" w:tplc="04220003" w:tentative="1">
+      <w:start w:val="1"/>
+      <w:numFmt w:val="bullet"/>
+      <w:lvlText w:val="o"/>
+      <w:lvlJc w:val="left"/>
+      <w:pPr>
+        <w:ind w:left="3600" w:hanging="360"/>
+      </w:pPr>
+      <w:rPr>
+        <w:rFonts w:ascii="Courier New" w:hAnsi="Courier New" w:cs="Courier New" w:hint="default"/>
+      </w:rPr>
+    </w:lvl>
+    <w:lvl w:ilvl="5" w:tplc="04220005" w:tentative="1">
+      <w:start w:val="1"/>
+      <w:numFmt w:val="bullet"/>
+      <w:lvlText w:val=""/>
+      <w:lvlJc w:val="left"/>
+      <w:pPr>
+        <w:ind w:left="4320" w:hanging="360"/>
+      </w:pPr>
+      <w:rPr>
+        <w:rFonts w:ascii="Wingdings" w:hAnsi="Wingdings" w:hint="default"/>
+      </w:rPr>
+    </w:lvl>
+    <w:lvl w:ilvl="6" w:tplc="04220001" w:tentative="1">
+      <w:start w:val="1"/>
+      <w:numFmt w:val="bullet"/>
+      <w:lvlText w:val=""/>
+      <w:lvlJc w:val="left"/>
+      <w:pPr>
+        <w:ind w:left="5040" w:hanging="360"/>
+      </w:pPr>
+      <w:rPr>
+        <w:rFonts w:ascii="Symbol" w:hAnsi="Symbol" w:hint="default"/>
+      </w:rPr>
+    </w:lvl>
+    <w:lvl w:ilvl="7" w:tplc="04220003" w:tentative="1">
+      <w:start w:val="1"/>
+      <w:numFmt w:val="bullet"/>
+      <w:lvlText w:val="o"/>
+      <w:lvlJc w:val="left"/>
+      <w:pPr>
+        <w:ind w:left="5760" w:hanging="360"/>
+      </w:pPr>
+      <w:rPr>
+        <w:rFonts w:ascii="Courier New" w:hAnsi="Courier New" w:cs="Courier New" w:hint="default"/>
+      </w:rPr>
+    </w:lvl>
+    <w:lvl w:ilvl="8" w:tplc="04220005" w:tentative="1">
+      <w:start w:val="1"/>
+      <w:numFmt w:val="bullet"/>
+      <w:lvlText w:val=""/>
+      <w:lvlJc w:val="left"/>
+      <w:pPr>
+        <w:ind w:left="6480" w:hanging="360"/>
+      </w:pPr>
+      <w:rPr>
+        <w:rFonts w:ascii="Wingdings" w:hAnsi="Wingdings" w:hint="default"/>
+      </w:rPr>
+    </w:lvl>
+  </w:abstractNum>
+  <w:abstractNum w:abstractNumId="4" w15:restartNumberingAfterBreak="0">
+    <w:nsid w:val="70D60755"/>
+    <w:multiLevelType w:val="multilevel"/>
+    <w:tmpl w:val="FCAA9EEA"/>
+    <w:lvl w:ilvl="0">
+      <w:start w:val="1"/>
+      <w:numFmt w:val="bullet"/>
+      <w:lvlText w:val=""/>
+      <w:lvlJc w:val="left"/>
+      <w:pPr>
+        <w:tabs>
+          <w:tab w:val="num" w:pos="720"/>
+        </w:tabs>
+        <w:ind w:left="720" w:hanging="360"/>
+      </w:pPr>
+      <w:rPr>
+        <w:rFonts w:ascii="Symbol" w:hAnsi="Symbol" w:hint="default"/>
+        <w:sz w:val="20"/>
+      </w:rPr>
+    </w:lvl>
+    <w:lvl w:ilvl="1">
+      <w:start w:val="1"/>
+      <w:numFmt w:val="bullet"/>
+      <w:lvlText w:val="o"/>
+      <w:lvlJc w:val="left"/>
+      <w:pPr>
+        <w:tabs>
+          <w:tab w:val="num" w:pos="1440"/>
+        </w:tabs>
+        <w:ind w:left="1440" w:hanging="360"/>
+      </w:pPr>
+      <w:rPr>
+        <w:rFonts w:ascii="Courier New" w:hAnsi="Courier New" w:hint="default"/>
+        <w:sz w:val="20"/>
+      </w:rPr>
+    </w:lvl>
+    <w:lvl w:ilvl="2" w:tentative="1">
+      <w:start w:val="1"/>
+      <w:numFmt w:val="bullet"/>
+      <w:lvlText w:val=""/>
+      <w:lvlJc w:val="left"/>
+      <w:pPr>
+        <w:tabs>
+          <w:tab w:val="num" w:pos="2160"/>
+        </w:tabs>
+        <w:ind w:left="2160" w:hanging="360"/>
+      </w:pPr>
+      <w:rPr>
+        <w:rFonts w:ascii="Wingdings" w:hAnsi="Wingdings" w:hint="default"/>
+        <w:sz w:val="20"/>
+      </w:rPr>
+    </w:lvl>
+    <w:lvl w:ilvl="3" w:tentative="1">
+      <w:start w:val="1"/>
+      <w:numFmt w:val="bullet"/>
+      <w:lvlText w:val=""/>
+      <w:lvlJc w:val="left"/>
+      <w:pPr>
+        <w:tabs>
+          <w:tab w:val="num" w:pos="2880"/>
+        </w:tabs>
+        <w:ind w:left="2880" w:hanging="360"/>
+      </w:pPr>
+      <w:rPr>
+        <w:rFonts w:ascii="Wingdings" w:hAnsi="Wingdings" w:hint="default"/>
+        <w:sz w:val="20"/>
+      </w:rPr>
+    </w:lvl>
+    <w:lvl w:ilvl="4" w:tentative="1">
+      <w:start w:val="1"/>
+      <w:numFmt w:val="bullet"/>
+      <w:lvlText w:val=""/>
+      <w:lvlJc w:val="left"/>
+      <w:pPr>
+        <w:tabs>
+          <w:tab w:val="num" w:pos="3600"/>
+        </w:tabs>
+        <w:ind w:left="3600" w:hanging="360"/>
+      </w:pPr>
+      <w:rPr>
+        <w:rFonts w:ascii="Wingdings" w:hAnsi="Wingdings" w:hint="default"/>
+        <w:sz w:val="20"/>
+      </w:rPr>
+    </w:lvl>
+    <w:lvl w:ilvl="5" w:tentative="1">
+      <w:start w:val="1"/>
+      <w:numFmt w:val="bullet"/>
+      <w:lvlText w:val=""/>
+      <w:lvlJc w:val="left"/>
+      <w:pPr>
+        <w:tabs>
+          <w:tab w:val="num" w:pos="4320"/>
+        </w:tabs>
+        <w:ind w:left="4320" w:hanging="360"/>
+      </w:pPr>
+      <w:rPr>
+        <w:rFonts w:ascii="Wingdings" w:hAnsi="Wingdings" w:hint="default"/>
+        <w:sz w:val="20"/>
+      </w:rPr>
+    </w:lvl>
+    <w:lvl w:ilvl="6" w:tentative="1">
+      <w:start w:val="1"/>
+      <w:numFmt w:val="bullet"/>
+      <w:lvlText w:val=""/>
+      <w:lvlJc w:val="left"/>
+      <w:pPr>
+        <w:tabs>
+          <w:tab w:val="num" w:pos="5040"/>
+        </w:tabs>
+        <w:ind w:left="5040" w:hanging="360"/>
+      </w:pPr>
+      <w:rPr>
+        <w:rFonts w:ascii="Wingdings" w:hAnsi="Wingdings" w:hint="default"/>
+        <w:sz w:val="20"/>
+      </w:rPr>
+    </w:lvl>
+    <w:lvl w:ilvl="7" w:tentative="1">
+      <w:start w:val="1"/>
+      <w:numFmt w:val="bullet"/>
+      <w:lvlText w:val=""/>
+      <w:lvlJc w:val="left"/>
+      <w:pPr>
+        <w:tabs>
+          <w:tab w:val="num" w:pos="5760"/>
+        </w:tabs>
+        <w:ind w:left="5760" w:hanging="360"/>
+      </w:pPr>
+      <w:rPr>
+        <w:rFonts w:ascii="Wingdings" w:hAnsi="Wingdings" w:hint="default"/>
+        <w:sz w:val="20"/>
+      </w:rPr>
+    </w:lvl>
+    <w:lvl w:ilvl="8" w:tentative="1">
+      <w:start w:val="1"/>
+      <w:numFmt w:val="bullet"/>
+      <w:lvlText w:val=""/>
+      <w:lvlJc w:val="left"/>
+      <w:pPr>
+        <w:tabs>
+          <w:tab w:val="num" w:pos="6480"/>
+        </w:tabs>
+        <w:ind w:left="6480" w:hanging="360"/>
+      </w:pPr>
+      <w:rPr>
+        <w:rFonts w:ascii="Wingdings" w:hAnsi="Wingdings" w:hint="default"/>
+        <w:sz w:val="20"/>
+      </w:rPr>
+    </w:lvl>
+  </w:abstractNum>
+  <w:abstractNum w:abstractNumId="5" w15:restartNumberingAfterBreak="0">
+    <w:nsid w:val="78146B33"/>
+    <w:multiLevelType w:val="multilevel"/>
+    <w:tmpl w:val="8140DB40"/>
+    <w:lvl w:ilvl="0">
+      <w:start w:val="1"/>
+      <w:numFmt w:val="bullet"/>
+      <w:lvlText w:val=""/>
+      <w:lvlJc w:val="left"/>
+      <w:pPr>
+        <w:tabs>
+          <w:tab w:val="num" w:pos="720"/>
+        </w:tabs>
+        <w:ind w:left="720" w:hanging="360"/>
+      </w:pPr>
+      <w:rPr>
+        <w:rFonts w:ascii="Symbol" w:hAnsi="Symbol" w:hint="default"/>
+        <w:sz w:val="20"/>
+      </w:rPr>
+    </w:lvl>
+    <w:lvl w:ilvl="1">
+      <w:start w:val="1"/>
+      <w:numFmt w:val="bullet"/>
+      <w:lvlText w:val="o"/>
+      <w:lvlJc w:val="left"/>
+      <w:pPr>
+        <w:tabs>
+          <w:tab w:val="num" w:pos="1440"/>
+        </w:tabs>
+        <w:ind w:left="1440" w:hanging="360"/>
+      </w:pPr>
+      <w:rPr>
+        <w:rFonts w:ascii="Courier New" w:hAnsi="Courier New" w:hint="default"/>
+        <w:sz w:val="20"/>
+      </w:rPr>
+    </w:lvl>
+    <w:lvl w:ilvl="2" w:tentative="1">
+      <w:start w:val="1"/>
+      <w:numFmt w:val="bullet"/>
+      <w:lvlText w:val=""/>
+      <w:lvlJc w:val="left"/>
+      <w:pPr>
+        <w:tabs>
+          <w:tab w:val="num" w:pos="2160"/>
+        </w:tabs>
+        <w:ind w:left="2160" w:hanging="360"/>
+      </w:pPr>
+      <w:rPr>
+        <w:rFonts w:ascii="Wingdings" w:hAnsi="Wingdings" w:hint="default"/>
+        <w:sz w:val="20"/>
+      </w:rPr>
+    </w:lvl>
+    <w:lvl w:ilvl="3" w:tentative="1">
+      <w:start w:val="1"/>
+      <w:numFmt w:val="bullet"/>
+      <w:lvlText w:val=""/>
+      <w:lvlJc w:val="left"/>
+      <w:pPr>
+        <w:tabs>
+          <w:tab w:val="num" w:pos="2880"/>
+        </w:tabs>
+        <w:ind w:left="2880" w:hanging="360"/>
+      </w:pPr>
+      <w:rPr>
+        <w:rFonts w:ascii="Wingdings" w:hAnsi="Wingdings" w:hint="default"/>
+        <w:sz w:val="20"/>
+      </w:rPr>
+    </w:lvl>
+    <w:lvl w:ilvl="4" w:tentative="1">
+      <w:start w:val="1"/>
+      <w:numFmt w:val="bullet"/>
+      <w:lvlText w:val=""/>
+      <w:lvlJc w:val="left"/>
+      <w:pPr>
+        <w:tabs>
+          <w:tab w:val="num" w:pos="3600"/>
+        </w:tabs>
+        <w:ind w:left="3600" w:hanging="360"/>
+      </w:pPr>
+      <w:rPr>
+        <w:rFonts w:ascii="Wingdings" w:hAnsi="Wingdings" w:hint="default"/>
+        <w:sz w:val="20"/>
+      </w:rPr>
+    </w:lvl>
+    <w:lvl w:ilvl="5" w:tentative="1">
+      <w:start w:val="1"/>
+      <w:numFmt w:val="bullet"/>
+      <w:lvlText w:val=""/>
+      <w:lvlJc w:val="left"/>
+      <w:pPr>
+        <w:tabs>
+          <w:tab w:val="num" w:pos="4320"/>
+        </w:tabs>
+        <w:ind w:left="4320" w:hanging="360"/>
+      </w:pPr>
+      <w:rPr>
+        <w:rFonts w:ascii="Wingdings" w:hAnsi="Wingdings" w:hint="default"/>
+        <w:sz w:val="20"/>
+      </w:rPr>
+    </w:lvl>
+    <w:lvl w:ilvl="6" w:tentative="1">
+      <w:start w:val="1"/>
+      <w:numFmt w:val="bullet"/>
+      <w:lvlText w:val=""/>
+      <w:lvlJc w:val="left"/>
+      <w:pPr>
+        <w:tabs>
+          <w:tab w:val="num" w:pos="5040"/>
+        </w:tabs>
+        <w:ind w:left="5040" w:hanging="360"/>
+      </w:pPr>
+      <w:rPr>
+        <w:rFonts w:ascii="Wingdings" w:hAnsi="Wingdings" w:hint="default"/>
+        <w:sz w:val="20"/>
+      </w:rPr>
+    </w:lvl>
+    <w:lvl w:ilvl="7" w:tentative="1">
+      <w:start w:val="1"/>
+      <w:numFmt w:val="bullet"/>
+      <w:lvlText w:val=""/>
+      <w:lvlJc w:val="left"/>
+      <w:pPr>
+        <w:tabs>
+          <w:tab w:val="num" w:pos="5760"/>
+        </w:tabs>
+        <w:ind w:left="5760" w:hanging="360"/>
+      </w:pPr>
+      <w:rPr>
+        <w:rFonts w:ascii="Wingdings" w:hAnsi="Wingdings" w:hint="default"/>
+        <w:sz w:val="20"/>
+      </w:rPr>
+    </w:lvl>
+    <w:lvl w:ilvl="8" w:tentative="1">
+      <w:start w:val="1"/>
+      <w:numFmt w:val="bullet"/>
+      <w:lvlText w:val=""/>
+      <w:lvlJc w:val="left"/>
+      <w:pPr>
+        <w:tabs>
+          <w:tab w:val="num" w:pos="6480"/>
+        </w:tabs>
+        <w:ind w:left="6480" w:hanging="360"/>
+      </w:pPr>
+      <w:rPr>
+        <w:rFonts w:ascii="Wingdings" w:hAnsi="Wingdings" w:hint="default"/>
+        <w:sz w:val="20"/>
+      </w:rPr>
+    </w:lvl>
+  </w:abstractNum>
+  <w:abstractNum w:abstractNumId="6" w15:restartNumberingAfterBreak="0">
+    <w:nsid w:val="7A7F3518"/>
+    <w:multiLevelType w:val="hybridMultilevel"/>
+    <w:tmpl w:val="09E01DF0"/>
+    <w:lvl w:ilvl="0" w:tplc="04220001">
+      <w:start w:val="1"/>
+      <w:numFmt w:val="bullet"/>
+      <w:lvlText w:val=""/>
+      <w:lvlJc w:val="left"/>
+      <w:pPr>
+        <w:ind w:left="720" w:hanging="360"/>
+      </w:pPr>
+      <w:rPr>
+        <w:rFonts w:ascii="Symbol" w:hAnsi="Symbol" w:hint="default"/>
+      </w:rPr>
+    </w:lvl>
+    <w:lvl w:ilvl="1" w:tplc="04220003">
+      <w:start w:val="1"/>
+      <w:numFmt w:val="bullet"/>
+      <w:lvlText w:val="o"/>
+      <w:lvlJc w:val="left"/>
+      <w:pPr>
+        <w:ind w:left="1440" w:hanging="360"/>
+      </w:pPr>
+      <w:rPr>
+        <w:rFonts w:ascii="Courier New" w:hAnsi="Courier New" w:cs="Courier New" w:hint="default"/>
+      </w:rPr>
+    </w:lvl>
+    <w:lvl w:ilvl="2" w:tplc="04220005" w:tentative="1">
+      <w:start w:val="1"/>
+      <w:numFmt w:val="bullet"/>
+      <w:lvlText w:val=""/>
+      <w:lvlJc w:val="left"/>
+      <w:pPr>
+        <w:ind w:left="2160" w:hanging="360"/>
+      </w:pPr>
+      <w:rPr>
+        <w:rFonts w:ascii="Wingdings" w:hAnsi="Wingdings" w:hint="default"/>
+      </w:rPr>
+    </w:lvl>
+    <w:lvl w:ilvl="3" w:tplc="04220001" w:tentative="1">
+      <w:start w:val="1"/>
+      <w:numFmt w:val="bullet"/>
+      <w:lvlText w:val=""/>
+      <w:lvlJc w:val="left"/>
+      <w:pPr>
+        <w:ind w:left="2880" w:hanging="360"/>
+      </w:pPr>
+      <w:rPr>
+        <w:rFonts w:ascii="Symbol" w:hAnsi="Symbol" w:hint="default"/>
+      </w:rPr>
+    </w:lvl>
+    <w:lvl w:ilvl="4" w:tplc="04220003" w:tentative="1">
+      <w:start w:val="1"/>
+      <w:numFmt w:val="bullet"/>
+      <w:lvlText w:val="o"/>
+      <w:lvlJc w:val="left"/>
+      <w:pPr>
+        <w:ind w:left="3600" w:hanging="360"/>
+      </w:pPr>
+      <w:rPr>
+        <w:rFonts w:ascii="Courier New" w:hAnsi="Courier New" w:cs="Courier New" w:hint="default"/>
+      </w:rPr>
+    </w:lvl>
+    <w:lvl w:ilvl="5" w:tplc="04220005" w:tentative="1">
+      <w:start w:val="1"/>
+      <w:numFmt w:val="bullet"/>
+      <w:lvlText w:val=""/>
+      <w:lvlJc w:val="left"/>
+      <w:pPr>
+        <w:ind w:left="4320" w:hanging="360"/>
+      </w:pPr>
+      <w:rPr>
+        <w:rFonts w:ascii="Wingdings" w:hAnsi="Wingdings" w:hint="default"/>
+      </w:rPr>
+    </w:lvl>
+    <w:lvl w:ilvl="6" w:tplc="04220001" w:tentative="1">
+      <w:start w:val="1"/>
+      <w:numFmt w:val="bullet"/>
+      <w:lvlText w:val=""/>
+      <w:lvlJc w:val="left"/>
+      <w:pPr>
+        <w:ind w:left="5040" w:hanging="360"/>
+      </w:pPr>
+      <w:rPr>
+        <w:rFonts w:ascii="Symbol" w:hAnsi="Symbol" w:hint="default"/>
+      </w:rPr>
+    </w:lvl>
+    <w:lvl w:ilvl="7" w:tplc="04220003" w:tentative="1">
+      <w:start w:val="1"/>
+      <w:numFmt w:val="bullet"/>
+      <w:lvlText w:val="o"/>
+      <w:lvlJc w:val="left"/>
+      <w:pPr>
+        <w:ind w:left="5760" w:hanging="360"/>
+      </w:pPr>
+      <w:rPr>
+        <w:rFonts w:ascii="Courier New" w:hAnsi="Courier New" w:cs="Courier New" w:hint="default"/>
+      </w:rPr>
+    </w:lvl>
+    <w:lvl w:ilvl="8" w:tplc="04220005" w:tentative="1">
+      <w:start w:val="1"/>
+      <w:numFmt w:val="bullet"/>
+      <w:lvlText w:val=""/>
+      <w:lvlJc w:val="left"/>
+      <w:pPr>
+        <w:ind w:left="6480" w:hanging="360"/>
+      </w:pPr>
+      <w:rPr>
+        <w:rFonts w:ascii="Wingdings" w:hAnsi="Wingdings" w:hint="default"/>
+      </w:rPr>
+    </w:lvl>
+  </w:abstractNum>
+  <w:abstractNum w:abstractNumId="7" w15:restartNumberingAfterBreak="0">
+    <w:nsid w:val="7DF60A7E"/>
+    <w:multiLevelType w:val="multilevel"/>
+    <w:tmpl w:val="848A15D4"/>
+    <w:lvl w:ilvl="0">
+      <w:start w:val="1"/>
+      <w:numFmt w:val="decimal"/>
+      <w:lvlText w:val="%1."/>
+      <w:lvlJc w:val="left"/>
+      <w:pPr>
+        <w:tabs>
+          <w:tab w:val="num" w:pos="720"/>
+        </w:tabs>
+        <w:ind w:left="720" w:hanging="360"/>
+      </w:pPr>
+    </w:lvl>
+    <w:lvl w:ilvl="1" w:tentative="1">
+      <w:start w:val="1"/>
+      <w:numFmt w:val="decimal"/>
+      <w:lvlText w:val="%2."/>
+      <w:lvlJc w:val="left"/>
+      <w:pPr>
+        <w:tabs>
+          <w:tab w:val="num" w:pos="1440"/>
+        </w:tabs>
+        <w:ind w:left="1440" w:hanging="360"/>
+      </w:pPr>
+    </w:lvl>
+    <w:lvl w:ilvl="2" w:tentative="1">
+      <w:start w:val="1"/>
+      <w:numFmt w:val="decimal"/>
+      <w:lvlText w:val="%3."/>
+      <w:lvlJc w:val="left"/>
+      <w:pPr>
+        <w:tabs>
+          <w:tab w:val="num" w:pos="2160"/>
+        </w:tabs>
+        <w:ind w:left="2160" w:hanging="360"/>
+      </w:pPr>
+    </w:lvl>
+    <w:lvl w:ilvl="3" w:tentative="1">
+      <w:start w:val="1"/>
+      <w:numFmt w:val="decimal"/>
+      <w:lvlText w:val="%4."/>
+      <w:lvlJc w:val="left"/>
+      <w:pPr>
+        <w:tabs>
+          <w:tab w:val="num" w:pos="2880"/>
+        </w:tabs>
+        <w:ind w:left="2880" w:hanging="360"/>
+      </w:pPr>
+    </w:lvl>
+    <w:lvl w:ilvl="4" w:tentative="1">
+      <w:start w:val="1"/>
+      <w:numFmt w:val="decimal"/>
+      <w:lvlText w:val="%5."/>
+      <w:lvlJc w:val="left"/>
+      <w:pPr>
+        <w:tabs>
+          <w:tab w:val="num" w:pos="3600"/>
+        </w:tabs>
+        <w:ind w:left="3600" w:hanging="360"/>
+      </w:pPr>
+    </w:lvl>
+    <w:lvl w:ilvl="5" w:tentative="1">
+      <w:start w:val="1"/>
+      <w:numFmt w:val="decimal"/>
+      <w:lvlText w:val="%6."/>
+      <w:lvlJc w:val="left"/>
+      <w:pPr>
+        <w:tabs>
+          <w:tab w:val="num" w:pos="4320"/>
+        </w:tabs>
+        <w:ind w:left="4320" w:hanging="360"/>
+      </w:pPr>
+    </w:lvl>
+    <w:lvl w:ilvl="6" w:tentative="1">
+      <w:start w:val="1"/>
+      <w:numFmt w:val="decimal"/>
+      <w:lvlText w:val="%7."/>
+      <w:lvlJc w:val="left"/>
+      <w:pPr>
+        <w:tabs>
+          <w:tab w:val="num" w:pos="5040"/>
+        </w:tabs>
+        <w:ind w:left="5040" w:hanging="360"/>
+      </w:pPr>
+    </w:lvl>
+    <w:lvl w:ilvl="7" w:tentative="1">
+      <w:start w:val="1"/>
+      <w:numFmt w:val="decimal"/>
+      <w:lvlText w:val="%8."/>
+      <w:lvlJc w:val="left"/>
+      <w:pPr>
+        <w:tabs>
+          <w:tab w:val="num" w:pos="5760"/>
+        </w:tabs>
+        <w:ind w:left="5760" w:hanging="360"/>
+      </w:pPr>
+    </w:lvl>
+    <w:lvl w:ilvl="8" w:tentative="1">
+      <w:start w:val="1"/>
+      <w:numFmt w:val="decimal"/>
+      <w:lvlText w:val="%9."/>
+      <w:lvlJc w:val="left"/>
+      <w:pPr>
+        <w:tabs>
+          <w:tab w:val="num" w:pos="6480"/>
+        </w:tabs>
+        <w:ind w:left="6480" w:hanging="360"/>
+      </w:pPr>
+    </w:lvl>
+  </w:abstractNum>
+  <w:num w:numId="1">
+    <w:abstractNumId w:val="1"/>
+  </w:num>
+  <w:num w:numId="2">
+    <w:abstractNumId w:val="5"/>
+  </w:num>
+  <w:num w:numId="3">
+    <w:abstractNumId w:val="4"/>
+  </w:num>
+  <w:num w:numId="4">
+    <w:abstractNumId w:val="7"/>
+  </w:num>
+  <w:num w:numId="5">
+    <w:abstractNumId w:val="3"/>
+  </w:num>
+  <w:num w:numId="6">
+    <w:abstractNumId w:val="6"/>
+  </w:num>
+  <w:num w:numId="7">
+    <w:abstractNumId w:val="2"/>
+  </w:num>
+  <w:num w:numId="8">
+    <w:abstractNumId w:val="0"/>
+  </w:num>
+</w:numbering>
 </file>
 
 <file path=word/styles.xml><?xml version="1.0" encoding="utf-8"?>
@@ -888,6 +5105,47 @@
     <w:semiHidden/>
     <w:unhideWhenUsed/>
   </w:style>
+  <w:style w:type="paragraph" w:styleId="a3">
+    <w:name w:val="Normal (Web)"/>
+    <w:basedOn w:val="a"/>
+    <w:uiPriority w:val="99"/>
+    <w:semiHidden/>
+    <w:unhideWhenUsed/>
+    <w:rsid w:val="00C1732D"/>
+    <w:pPr>
+      <w:spacing w:before="100" w:beforeAutospacing="1" w:after="100" w:afterAutospacing="1" w:line="240" w:lineRule="auto"/>
+    </w:pPr>
+    <w:rPr>
+      <w:rFonts w:ascii="Times New Roman" w:eastAsia="Times New Roman" w:hAnsi="Times New Roman" w:cs="Times New Roman"/>
+      <w:sz w:val="24"/>
+      <w:szCs w:val="24"/>
+      <w:lang w:eastAsia="uk-UA"/>
+    </w:rPr>
+  </w:style>
+  <w:style w:type="character" w:styleId="HTML">
+    <w:name w:val="HTML Code"/>
+    <w:basedOn w:val="a0"/>
+    <w:uiPriority w:val="99"/>
+    <w:semiHidden/>
+    <w:unhideWhenUsed/>
+    <w:rsid w:val="00C1732D"/>
+    <w:rPr>
+      <w:rFonts w:ascii="Courier New" w:eastAsia="Times New Roman" w:hAnsi="Courier New" w:cs="Courier New"/>
+      <w:sz w:val="20"/>
+      <w:szCs w:val="20"/>
+    </w:rPr>
+  </w:style>
+  <w:style w:type="paragraph" w:styleId="a4">
+    <w:name w:val="List Paragraph"/>
+    <w:basedOn w:val="a"/>
+    <w:uiPriority w:val="34"/>
+    <w:qFormat/>
+    <w:rsid w:val="00C1732D"/>
+    <w:pPr>
+      <w:ind w:left="720"/>
+      <w:contextualSpacing/>
+    </w:pPr>
+  </w:style>
 </w:styles>
 </file>
 
